--- a/eng/docx/004.content.docx
+++ b/eng/docx/004.content.docx
@@ -2219,7 +2219,7 @@
             <w:color w:val="0000EE"/>
             <w:u w:val="single"/>
           </w:rPr>
-          <w:t>Joshua 18:7</w:t>
+          <w:t>Judges 18:7</w:t>
         </w:r>
       </w:hyperlink>
       <w:r>
@@ -2237,7 +2237,7 @@
             <w:color w:val="0000EE"/>
             <w:u w:val="single"/>
           </w:rPr>
-          <w:t xml:space="preserve"> 19:47</w:t>
+          <w:t xml:space="preserve"> Joshua 19:47</w:t>
         </w:r>
       </w:hyperlink>
       <w:r>
@@ -2262,7 +2262,7 @@
         <w:rPr>
           <w:lang w:val="en_US" w:bidi="en_US"/>
         </w:rPr>
-        <w:t xml:space="preserve">). It was at the southern base of Mount Hermon. Dan was the most northern point of the ancient kingdom of Israel. People often used Dan as a reference point when describing the whole land of Israel with the phrase "from Dan to Beersheba" (compare </w:t>
+        <w:t xml:space="preserve">). It was at the southern base of Mount Hermon. Dan was the northernmost point of the ancient kingdom of Israel. People often used Dan as a reference point when describing the whole land of Israel with the phrase "from Dan to Beersheba" (compare </w:t>
       </w:r>
       <w:hyperlink r:id="rId61">
         <w:r>
@@ -2553,7 +2553,7 @@
         <w:rPr>
           <w:lang w:val="en_US" w:bidi="en_US"/>
         </w:rPr>
-        <w:t xml:space="preserve"> is a translation of an unclear Hebrew word "Vedan." In the Revised Standard Version Bible, this same word is translated as "wine," which was a product from Uzal.</w:t>
+        <w:t xml:space="preserve"> is a translation of an unclear Hebrew word "Vedan." In the Revised Standard Version Bible, this same word is translated as "wine," which was a product of Uzal.</w:t>
         <w:br/>
       </w:r>
       <w:r>

--- a/eng/docx/004.content.docx
+++ b/eng/docx/004.content.docx
@@ -150,19 +150,6 @@
           <w:lang w:val="en_US" w:bidi="en_US"/>
         </w:rPr>
         <w:t>D</w:t>
-      </w:r>
-      <w:r>
-        <w:rPr>
-          <w:lang w:val="en_US" w:bidi="en_US"/>
-        </w:rPr>
-      </w:r>
-    </w:p>
-    <w:p>
-      <w:pPr/>
-      <w:r>
-        <w:rPr>
-          <w:lang w:val="en_US" w:bidi="en_US"/>
-        </w:rPr>
       </w:r>
       <w:r>
         <w:rPr>

--- a/eng/docx/004.content.docx
+++ b/eng/docx/004.content.docx
@@ -19,7 +19,7 @@
         <w:rPr>
           <w:lang w:val="en_US" w:bidi="en_US"/>
         </w:rPr>
-        <w:t>Resource: Bible Dictionary (Tyndale)</w:t>
+        <w:t>Resource: Tyndale Open Bible Dictionary</w:t>
       </w:r>
       <w:r>
         <w:rPr>
@@ -112,7 +112,7 @@
         <w:rPr>
           <w:lang w:val="en_US" w:bidi="en_US"/>
         </w:rPr>
-        <w:t>Bible Dictionary (Tyndale)</w:t>
+        <w:t>Tyndale Open Bible Dictionary</w:t>
       </w:r>
     </w:p>
     <w:p>

--- a/eng/docx/004.content.docx
+++ b/eng/docx/004.content.docx
@@ -15474,215 +15474,9 @@
       </w:r>
       <w:r>
         <w:rPr>
-          <w:i/>
-          <w:lang w:val="en_US" w:bidi="en_US"/>
-        </w:rPr>
-        <w:t>See</w:t>
-      </w:r>
-      <w:r>
-        <w:rPr>
-          <w:lang w:val="en_US" w:bidi="en_US"/>
-        </w:rPr>
-        <w:t xml:space="preserve"> </w:t>
-      </w:r>
-      <w:r>
-        <w:rPr>
-          <w:lang w:val="en_US" w:bidi="en_US"/>
-        </w:rPr>
-        <w:t>Atonement, Day of</w:t>
-      </w:r>
-      <w:r>
-        <w:rPr>
-          <w:lang w:val="en_US" w:bidi="en_US"/>
-        </w:rPr>
-        <w:t>.</w:t>
-      </w:r>
-      <w:r>
-        <w:rPr>
-          <w:lang w:val="en_US" w:bidi="en_US"/>
-        </w:rPr>
-      </w:r>
-      <w:r>
-        <w:rPr>
-          <w:lang w:val="en_US" w:bidi="en_US"/>
-        </w:rPr>
-      </w:r>
-    </w:p>
-    <w:p>
-      <w:pPr/>
-      <w:r>
-        <w:rPr>
-          <w:lang w:val="en_US" w:bidi="en_US"/>
-        </w:rPr>
-      </w:r>
-    </w:p>
-    <w:p>
-      <w:pPr>
-        <w:pStyle w:val="Heading2"/>
-      </w:pPr>
-      <w:r>
-        <w:rPr>
-          <w:lang w:val="en_US" w:bidi="en_US"/>
-        </w:rPr>
-        <w:t>Day of Christ</w:t>
-      </w:r>
-      <w:r>
-        <w:rPr>
-          <w:lang w:val="en_US" w:bidi="en_US"/>
-        </w:rPr>
-      </w:r>
-    </w:p>
-    <w:p>
-      <w:pPr/>
-      <w:r>
-        <w:rPr>
-          <w:lang w:val="en_US" w:bidi="en_US"/>
-        </w:rPr>
-      </w:r>
-      <w:r>
-        <w:rPr>
-          <w:lang w:val="en_US" w:bidi="en_US"/>
-        </w:rPr>
-        <w:t>Phrase used by the apostle Paul in reference to the second advent of Christ (</w:t>
-      </w:r>
-      <w:hyperlink r:id="rId408">
-        <w:r>
-          <w:rPr>
-            <w:lang w:val="en_US" w:bidi="en_US"/>
-          </w:rPr>
-          <w:rPr>
-            <w:color w:val="0000EE"/>
-            <w:u w:val="single"/>
-          </w:rPr>
-          <w:t>Phil 1:10</w:t>
-        </w:r>
-      </w:hyperlink>
-      <w:r>
-        <w:rPr>
-          <w:lang w:val="en_US" w:bidi="en_US"/>
-        </w:rPr>
-        <w:t xml:space="preserve">; </w:t>
-      </w:r>
-      <w:hyperlink r:id="rId409">
-        <w:r>
-          <w:rPr>
-            <w:lang w:val="en_US" w:bidi="en_US"/>
-          </w:rPr>
-          <w:rPr>
-            <w:color w:val="0000EE"/>
-            <w:u w:val="single"/>
-          </w:rPr>
-          <w:t>2:16</w:t>
-        </w:r>
-      </w:hyperlink>
-      <w:r>
-        <w:rPr>
-          <w:lang w:val="en_US" w:bidi="en_US"/>
-        </w:rPr>
-        <w:t xml:space="preserve">). </w:t>
-      </w:r>
-      <w:r>
-        <w:rPr>
-          <w:i/>
-          <w:lang w:val="en_US" w:bidi="en_US"/>
-        </w:rPr>
-        <w:t>See</w:t>
-      </w:r>
-      <w:r>
-        <w:rPr>
-          <w:lang w:val="en_US" w:bidi="en_US"/>
-        </w:rPr>
-        <w:t xml:space="preserve"> </w:t>
-      </w:r>
-      <w:r>
-        <w:rPr>
-          <w:lang w:val="en_US" w:bidi="en_US"/>
-        </w:rPr>
-        <w:t>Day of the Lord</w:t>
-      </w:r>
-      <w:r>
-        <w:rPr>
-          <w:lang w:val="en_US" w:bidi="en_US"/>
-        </w:rPr>
-        <w:t>.</w:t>
-      </w:r>
-      <w:r>
-        <w:rPr>
-          <w:lang w:val="en_US" w:bidi="en_US"/>
-        </w:rPr>
-      </w:r>
-      <w:r>
-        <w:rPr>
-          <w:lang w:val="en_US" w:bidi="en_US"/>
-        </w:rPr>
-      </w:r>
-    </w:p>
-    <w:p>
-      <w:pPr/>
-      <w:r>
-        <w:rPr>
-          <w:lang w:val="en_US" w:bidi="en_US"/>
-        </w:rPr>
-      </w:r>
-    </w:p>
-    <w:p>
-      <w:pPr>
-        <w:pStyle w:val="Heading2"/>
-      </w:pPr>
-      <w:r>
-        <w:rPr>
-          <w:lang w:val="en_US" w:bidi="en_US"/>
-        </w:rPr>
-        <w:t>Day of the Lord</w:t>
-      </w:r>
-      <w:r>
-        <w:rPr>
-          <w:lang w:val="en_US" w:bidi="en_US"/>
-        </w:rPr>
-      </w:r>
-    </w:p>
-    <w:p>
-      <w:pPr/>
-      <w:r>
-        <w:rPr>
-          <w:lang w:val="en_US" w:bidi="en_US"/>
-        </w:rPr>
-      </w:r>
-      <w:r>
-        <w:rPr>
-          <w:lang w:val="en_US" w:bidi="en_US"/>
-        </w:rPr>
-        <w:t>An expression used by Old Testament prophets to describe a time when God will intervene in history, mainly for judgment. Thus, “the day of the Lord” is also called “</w:t>
-      </w:r>
-      <w:r>
-        <w:rPr>
-          <w:lang w:val="en_US" w:bidi="en_US"/>
-        </w:rPr>
-        <w:t>the Day of the LORD’s anger</w:t>
-      </w:r>
-      <w:r>
-        <w:rPr>
-          <w:lang w:val="en_US" w:bidi="en_US"/>
-        </w:rPr>
-        <w:t>” (</w:t>
-      </w:r>
-      <w:hyperlink r:id="rId410">
-        <w:r>
-          <w:rPr>
-            <w:lang w:val="en_US" w:bidi="en_US"/>
-          </w:rPr>
-          <w:rPr>
-            <w:color w:val="0000EE"/>
-            <w:u w:val="single"/>
-          </w:rPr>
-          <w:t>Zephaniah 2:2</w:t>
-        </w:r>
-      </w:hyperlink>
-      <w:r>
-        <w:rPr>
-          <w:lang w:val="en_US" w:bidi="en_US"/>
-        </w:rPr>
-        <w:t>). This expression appears in the writings of the prophet Amos, who lived during the eighth century BC.</w:t>
+          <w:lang w:val="en_US" w:bidi="en_US"/>
+        </w:rPr>
+        <w:t xml:space="preserve">The Day of Atonement (a time when people ask God to forgive their sins) is the most holy day in the Jewish calendar. In Hebrew, it is called Yom Kippur. This special day happens on the tenth day of the Hebrew month of Tishri, which usually falls between mid-September and mid-October. </w:t>
       </w:r>
     </w:p>
     <w:p>
@@ -15693,463 +15487,39 @@
         <w:rPr>
           <w:lang w:val="en_US" w:bidi="en_US"/>
         </w:rPr>
-        <w:t>The Day of the Lord in the Old Testament</w:t>
-      </w:r>
-    </w:p>
-    <w:p>
-      <w:pPr/>
-      <w:r>
-        <w:rPr>
-          <w:lang w:val="en_US" w:bidi="en_US"/>
-        </w:rPr>
-      </w:r>
-      <w:r>
-        <w:rPr>
-          <w:lang w:val="en_US" w:bidi="en_US"/>
-        </w:rPr>
-        <w:t>Sometimes, “the day of the Lord” is used in the Old Testament to refer to a previous judgment (</w:t>
-      </w:r>
-      <w:hyperlink r:id="rId411">
-        <w:r>
-          <w:rPr>
-            <w:lang w:val="en_US" w:bidi="en_US"/>
-          </w:rPr>
-          <w:rPr>
-            <w:color w:val="0000EE"/>
-            <w:u w:val="single"/>
-          </w:rPr>
-          <w:t>Lamentations 2:22</w:t>
-        </w:r>
-      </w:hyperlink>
-      <w:r>
-        <w:rPr>
-          <w:lang w:val="en_US" w:bidi="en_US"/>
-        </w:rPr>
-        <w:t>). However, it usually refers to a future judgment (</w:t>
-      </w:r>
-      <w:hyperlink r:id="rId412">
-        <w:r>
-          <w:rPr>
-            <w:lang w:val="en_US" w:bidi="en_US"/>
-          </w:rPr>
-          <w:rPr>
-            <w:color w:val="0000EE"/>
-            <w:u w:val="single"/>
-          </w:rPr>
-          <w:t>Joel 2:1–11</w:t>
-        </w:r>
-      </w:hyperlink>
-      <w:r>
-        <w:rPr>
-          <w:lang w:val="en_US" w:bidi="en_US"/>
-        </w:rPr>
-        <w:t>). Specifically, it refers to the final judgment of the world (</w:t>
-      </w:r>
-      <w:hyperlink r:id="rId413">
-        <w:r>
-          <w:rPr>
-            <w:lang w:val="en_US" w:bidi="en_US"/>
-          </w:rPr>
-          <w:rPr>
-            <w:color w:val="0000EE"/>
-            <w:u w:val="single"/>
-          </w:rPr>
-          <w:t>Joel 3:14–21</w:t>
-        </w:r>
-      </w:hyperlink>
-      <w:r>
-        <w:rPr>
-          <w:lang w:val="en_US" w:bidi="en_US"/>
-        </w:rPr>
-        <w:t xml:space="preserve">; </w:t>
-      </w:r>
-      <w:hyperlink r:id="rId414">
-        <w:r>
-          <w:rPr>
-            <w:lang w:val="en_US" w:bidi="en_US"/>
-          </w:rPr>
-          <w:rPr>
-            <w:color w:val="0000EE"/>
-            <w:u w:val="single"/>
-          </w:rPr>
-          <w:t>Malachi 4:5</w:t>
-        </w:r>
-      </w:hyperlink>
-      <w:r>
-        <w:rPr>
-          <w:lang w:val="en_US" w:bidi="en_US"/>
-        </w:rPr>
-        <w:t xml:space="preserve">). Often, a prophecy about an event in the near future is combined with an end-time prophecy—a coming judgment is a preview of the final Day of the Lord. Isaiah's prophecy against Babylon in </w:t>
-      </w:r>
-      <w:hyperlink r:id="rId415">
-        <w:r>
-          <w:rPr>
-            <w:lang w:val="en_US" w:bidi="en_US"/>
-          </w:rPr>
-          <w:rPr>
-            <w:color w:val="0000EE"/>
-            <w:u w:val="single"/>
-          </w:rPr>
-          <w:t xml:space="preserve">Isaiah 13 </w:t>
-        </w:r>
-      </w:hyperlink>
-      <w:r>
-        <w:rPr>
-          <w:lang w:val="en_US" w:bidi="en_US"/>
-        </w:rPr>
-        <w:t>is an example (</w:t>
-      </w:r>
-      <w:hyperlink r:id="rId415">
-        <w:r>
-          <w:rPr>
-            <w:lang w:val="en_US" w:bidi="en_US"/>
-          </w:rPr>
-          <w:rPr>
-            <w:color w:val="0000EE"/>
-            <w:u w:val="single"/>
-          </w:rPr>
-          <w:t>Isaiah 13:5–10</w:t>
-        </w:r>
-      </w:hyperlink>
-      <w:r>
-        <w:rPr>
-          <w:lang w:val="en_US" w:bidi="en_US"/>
-        </w:rPr>
-        <w:t>). Jesus used many prophecies to explain his second coming (</w:t>
-      </w:r>
-      <w:hyperlink r:id="rId416">
-        <w:r>
-          <w:rPr>
-            <w:lang w:val="en_US" w:bidi="en_US"/>
-          </w:rPr>
-          <w:rPr>
-            <w:color w:val="0000EE"/>
-            <w:u w:val="single"/>
-          </w:rPr>
-          <w:t>Mark 13:24–37</w:t>
-        </w:r>
-      </w:hyperlink>
-      <w:r>
-        <w:rPr>
-          <w:lang w:val="en_US" w:bidi="en_US"/>
-        </w:rPr>
-        <w:t xml:space="preserve">). </w:t>
-      </w:r>
-    </w:p>
-    <w:p>
-      <w:pPr/>
-      <w:r>
-        <w:rPr>
-          <w:lang w:val="en_US" w:bidi="en_US"/>
-        </w:rPr>
-      </w:r>
-      <w:r>
-        <w:rPr>
-          <w:lang w:val="en_US" w:bidi="en_US"/>
-        </w:rPr>
-        <w:t>Another example is Joel’s prophecy of the Day of the Lord (</w:t>
-      </w:r>
-      <w:hyperlink r:id="rId417">
-        <w:r>
-          <w:rPr>
-            <w:lang w:val="en_US" w:bidi="en_US"/>
-          </w:rPr>
-          <w:rPr>
-            <w:color w:val="0000EE"/>
-            <w:u w:val="single"/>
-          </w:rPr>
-          <w:t>Joel 1:15–2:11</w:t>
-        </w:r>
-      </w:hyperlink>
-      <w:r>
-        <w:rPr>
-          <w:lang w:val="en_US" w:bidi="en_US"/>
-        </w:rPr>
-        <w:t>). The prophet predicted a plague of locusts God would send to Israel, but his prophecy extended to the Day of the Lord after Joel’s time (</w:t>
-      </w:r>
-      <w:hyperlink r:id="rId418">
-        <w:r>
-          <w:rPr>
-            <w:lang w:val="en_US" w:bidi="en_US"/>
-          </w:rPr>
-          <w:rPr>
-            <w:color w:val="0000EE"/>
-            <w:u w:val="single"/>
-          </w:rPr>
-          <w:t>Joel 2:14–17, 31</w:t>
-        </w:r>
-      </w:hyperlink>
-      <w:r>
-        <w:rPr>
-          <w:lang w:val="en_US" w:bidi="en_US"/>
-        </w:rPr>
-        <w:t>). The Day of the Lord was even after the outpouring of the Holy Spirit at Pentecost, which was also predicted by Joel’s prophecy (</w:t>
-      </w:r>
-      <w:hyperlink r:id="rId419">
-        <w:r>
-          <w:rPr>
-            <w:lang w:val="en_US" w:bidi="en_US"/>
-          </w:rPr>
-          <w:rPr>
-            <w:color w:val="0000EE"/>
-            <w:u w:val="single"/>
-          </w:rPr>
-          <w:t>Joel 2:28–32</w:t>
-        </w:r>
-      </w:hyperlink>
-      <w:r>
-        <w:rPr>
-          <w:lang w:val="en_US" w:bidi="en_US"/>
-        </w:rPr>
-        <w:t xml:space="preserve">; </w:t>
-      </w:r>
-      <w:hyperlink r:id="rId420">
-        <w:r>
-          <w:rPr>
-            <w:lang w:val="en_US" w:bidi="en_US"/>
-          </w:rPr>
-          <w:rPr>
-            <w:color w:val="0000EE"/>
-            <w:u w:val="single"/>
-          </w:rPr>
-          <w:t>Acts 2:16–21</w:t>
-        </w:r>
-      </w:hyperlink>
-      <w:r>
-        <w:rPr>
-          <w:lang w:val="en_US" w:bidi="en_US"/>
-        </w:rPr>
-        <w:t xml:space="preserve">; </w:t>
-      </w:r>
-      <w:hyperlink r:id="rId421">
-        <w:r>
-          <w:rPr>
-            <w:lang w:val="en_US" w:bidi="en_US"/>
-          </w:rPr>
-          <w:rPr>
-            <w:color w:val="0000EE"/>
-            <w:u w:val="single"/>
-          </w:rPr>
-          <w:t>Revelation 6:12–13</w:t>
-        </w:r>
-      </w:hyperlink>
-      <w:r>
-        <w:rPr>
-          <w:lang w:val="en_US" w:bidi="en_US"/>
-        </w:rPr>
-        <w:t>). The New Testament only uses the term to mean the end times.</w:t>
-      </w:r>
-    </w:p>
-    <w:p>
-      <w:pPr/>
-      <w:r>
-        <w:rPr>
-          <w:lang w:val="en_US" w:bidi="en_US"/>
-        </w:rPr>
-      </w:r>
-      <w:r>
-        <w:rPr>
-          <w:lang w:val="en_US" w:bidi="en_US"/>
-        </w:rPr>
-        <w:t>The Day of the Lord is described as a day of gloom, darkness, and judgment. It is connected to God’s judgment and describes changes in nature, such as the darkening of the sun, moon, and stars (</w:t>
-      </w:r>
-      <w:hyperlink r:id="rId422">
-        <w:r>
-          <w:rPr>
-            <w:lang w:val="en_US" w:bidi="en_US"/>
-          </w:rPr>
-          <w:rPr>
-            <w:color w:val="0000EE"/>
-            <w:u w:val="single"/>
-          </w:rPr>
-          <w:t>Isaiah 13:10</w:t>
-        </w:r>
-      </w:hyperlink>
-      <w:r>
-        <w:rPr>
-          <w:lang w:val="en_US" w:bidi="en_US"/>
-        </w:rPr>
-        <w:t xml:space="preserve">; </w:t>
-      </w:r>
-      <w:hyperlink r:id="rId423">
-        <w:r>
-          <w:rPr>
-            <w:lang w:val="en_US" w:bidi="en_US"/>
-          </w:rPr>
-          <w:rPr>
-            <w:color w:val="0000EE"/>
-            <w:u w:val="single"/>
-          </w:rPr>
-          <w:t>Joel 2:31</w:t>
-        </w:r>
-      </w:hyperlink>
-      <w:r>
-        <w:rPr>
-          <w:lang w:val="en_US" w:bidi="en_US"/>
-        </w:rPr>
-        <w:t xml:space="preserve">; </w:t>
-      </w:r>
-      <w:hyperlink r:id="rId424">
-        <w:r>
-          <w:rPr>
-            <w:lang w:val="en_US" w:bidi="en_US"/>
-          </w:rPr>
-          <w:rPr>
-            <w:color w:val="0000EE"/>
-            <w:u w:val="single"/>
-          </w:rPr>
-          <w:t>3:15</w:t>
-        </w:r>
-      </w:hyperlink>
-      <w:r>
-        <w:rPr>
-          <w:lang w:val="en_US" w:bidi="en_US"/>
-        </w:rPr>
-        <w:t xml:space="preserve">; </w:t>
-      </w:r>
-      <w:hyperlink r:id="rId161">
-        <w:r>
-          <w:rPr>
-            <w:lang w:val="en_US" w:bidi="en_US"/>
-          </w:rPr>
-          <w:rPr>
-            <w:color w:val="0000EE"/>
-            <w:u w:val="single"/>
-          </w:rPr>
-          <w:t>Matthew 24:29</w:t>
-        </w:r>
-      </w:hyperlink>
-      <w:r>
-        <w:rPr>
-          <w:lang w:val="en_US" w:bidi="en_US"/>
-        </w:rPr>
-        <w:t xml:space="preserve">; </w:t>
-      </w:r>
-      <w:hyperlink r:id="rId425">
-        <w:r>
-          <w:rPr>
-            <w:lang w:val="en_US" w:bidi="en_US"/>
-          </w:rPr>
-          <w:rPr>
-            <w:color w:val="0000EE"/>
-            <w:u w:val="single"/>
-          </w:rPr>
-          <w:t>Revelation 6:12</w:t>
-        </w:r>
-      </w:hyperlink>
-      <w:r>
-        <w:rPr>
-          <w:lang w:val="en_US" w:bidi="en_US"/>
-        </w:rPr>
-        <w:t>). Nations will be judged for their rebellion against Israel (</w:t>
-      </w:r>
-      <w:hyperlink r:id="rId426">
-        <w:r>
-          <w:rPr>
-            <w:lang w:val="en_US" w:bidi="en_US"/>
-          </w:rPr>
-          <w:rPr>
-            <w:color w:val="0000EE"/>
-            <w:u w:val="single"/>
-          </w:rPr>
-          <w:t>Joel 3:19</w:t>
-        </w:r>
-      </w:hyperlink>
-      <w:r>
-        <w:rPr>
-          <w:lang w:val="en_US" w:bidi="en_US"/>
-        </w:rPr>
-        <w:t xml:space="preserve">; compare </w:t>
-      </w:r>
-      <w:hyperlink r:id="rId427">
-        <w:r>
-          <w:rPr>
-            <w:lang w:val="en_US" w:bidi="en_US"/>
-          </w:rPr>
-          <w:rPr>
-            <w:color w:val="0000EE"/>
-            <w:u w:val="single"/>
-          </w:rPr>
-          <w:t>Psalm 2</w:t>
-        </w:r>
-      </w:hyperlink>
-      <w:r>
-        <w:rPr>
-          <w:lang w:val="en_US" w:bidi="en_US"/>
-        </w:rPr>
-        <w:t>). However, Israel is told not to be eager for that day because they will also be judged (</w:t>
-      </w:r>
-      <w:hyperlink r:id="rId428">
-        <w:r>
-          <w:rPr>
-            <w:lang w:val="en_US" w:bidi="en_US"/>
-          </w:rPr>
-          <w:rPr>
-            <w:color w:val="0000EE"/>
-            <w:u w:val="single"/>
-          </w:rPr>
-          <w:t>Amos 5:18–20</w:t>
-        </w:r>
-      </w:hyperlink>
-      <w:r>
-        <w:rPr>
-          <w:lang w:val="en_US" w:bidi="en_US"/>
-        </w:rPr>
-        <w:t>). But the prophets promise that a faithful “remnant” will be saved when they turn to the Messiah (</w:t>
-      </w:r>
-      <w:hyperlink r:id="rId429">
-        <w:r>
-          <w:rPr>
-            <w:lang w:val="en_US" w:bidi="en_US"/>
-          </w:rPr>
-          <w:rPr>
-            <w:color w:val="0000EE"/>
-            <w:u w:val="single"/>
-          </w:rPr>
-          <w:t>Joel 2:32</w:t>
-        </w:r>
-      </w:hyperlink>
-      <w:r>
-        <w:rPr>
-          <w:lang w:val="en_US" w:bidi="en_US"/>
-        </w:rPr>
-        <w:t xml:space="preserve">; </w:t>
-      </w:r>
-      <w:hyperlink r:id="rId430">
-        <w:r>
-          <w:rPr>
-            <w:lang w:val="en_US" w:bidi="en_US"/>
-          </w:rPr>
-          <w:rPr>
-            <w:color w:val="0000EE"/>
-            <w:u w:val="single"/>
-          </w:rPr>
-          <w:t>Zechariah 12:10</w:t>
-        </w:r>
-      </w:hyperlink>
-      <w:r>
-        <w:rPr>
-          <w:lang w:val="en_US" w:bidi="en_US"/>
-        </w:rPr>
-        <w:t>). After the judgment is a time of prosperity, restoration, and blessing for Israel (</w:t>
-      </w:r>
-      <w:hyperlink r:id="rId431">
-        <w:r>
-          <w:rPr>
-            <w:lang w:val="en_US" w:bidi="en_US"/>
-          </w:rPr>
-          <w:rPr>
-            <w:color w:val="0000EE"/>
-            <w:u w:val="single"/>
-          </w:rPr>
-          <w:t>Joel 3:18–21</w:t>
-        </w:r>
-      </w:hyperlink>
-      <w:r>
-        <w:rPr>
-          <w:lang w:val="en_US" w:bidi="en_US"/>
-        </w:rPr>
-        <w:t>).</w:t>
+        <w:t>What Is the Meaning of the Day of Atonement?</w:t>
+      </w:r>
+    </w:p>
+    <w:p>
+      <w:pPr/>
+      <w:r>
+        <w:rPr>
+          <w:lang w:val="en_US" w:bidi="en_US"/>
+        </w:rPr>
+      </w:r>
+      <w:r>
+        <w:rPr>
+          <w:lang w:val="en_US" w:bidi="en_US"/>
+        </w:rPr>
+        <w:t>On this important day, the high priest would go into the most sacred room of the tabernacle (or temple). This room was called the Most Holy Place or the Holy of Holies. The high priest did this to atone for the sins of all the people of Israel. The word "atonement" means to cover sins so that people can have a good relationship with God again. In the New Testament, Yom Kippur was called "the Fast" (</w:t>
+      </w:r>
+      <w:hyperlink r:id="rId395">
+        <w:r>
+          <w:rPr>
+            <w:lang w:val="en_US" w:bidi="en_US"/>
+          </w:rPr>
+          <w:rPr>
+            <w:color w:val="0000EE"/>
+            <w:u w:val="single"/>
+          </w:rPr>
+          <w:t>Acts 27:9</w:t>
+        </w:r>
+      </w:hyperlink>
+      <w:r>
+        <w:rPr>
+          <w:lang w:val="en_US" w:bidi="en_US"/>
+        </w:rPr>
+        <w:t>). Jewish teachers called it the "Day" or the "Great Day."</w:t>
       </w:r>
     </w:p>
     <w:p>
@@ -16160,21 +15530,117 @@
         <w:rPr>
           <w:lang w:val="en_US" w:bidi="en_US"/>
         </w:rPr>
-        <w:t>The Day of the Lord in the New Testament</w:t>
-      </w:r>
-    </w:p>
-    <w:p>
-      <w:pPr/>
-      <w:r>
-        <w:rPr>
-          <w:lang w:val="en_US" w:bidi="en_US"/>
-        </w:rPr>
-      </w:r>
-      <w:r>
-        <w:rPr>
-          <w:lang w:val="en_US" w:bidi="en_US"/>
-        </w:rPr>
-        <w:t>There are more explicit expressions in the New Testament:</w:t>
+        <w:t>The First Day of Atonement</w:t>
+      </w:r>
+    </w:p>
+    <w:p>
+      <w:pPr/>
+      <w:r>
+        <w:rPr>
+          <w:lang w:val="en_US" w:bidi="en_US"/>
+        </w:rPr>
+      </w:r>
+      <w:hyperlink r:id="rId396">
+        <w:r>
+          <w:rPr>
+            <w:lang w:val="en_US" w:bidi="en_US"/>
+          </w:rPr>
+          <w:rPr>
+            <w:color w:val="0000EE"/>
+            <w:u w:val="single"/>
+          </w:rPr>
+          <w:t>Leviticus 16</w:t>
+        </w:r>
+      </w:hyperlink>
+      <w:r>
+        <w:rPr>
+          <w:lang w:val="en_US" w:bidi="en_US"/>
+        </w:rPr>
+        <w:t xml:space="preserve"> describes the first Day of Atonement ceremony. Although people added more traditions over many years, the main purpose always remained the same: to receive complete forgiveness through offering sacrifices to God.</w:t>
+      </w:r>
+    </w:p>
+    <w:p>
+      <w:pPr/>
+      <w:r>
+        <w:rPr>
+          <w:lang w:val="en_US" w:bidi="en_US"/>
+        </w:rPr>
+      </w:r>
+      <w:r>
+        <w:rPr>
+          <w:lang w:val="en_US" w:bidi="en_US"/>
+        </w:rPr>
+        <w:t>First, high priest would first change his clothes. He would take off his beautiful official robes and put on simple white linen clothes. These white clothes showed that he was sorry for his sins and the sins of the people.</w:t>
+      </w:r>
+    </w:p>
+    <w:p>
+      <w:pPr/>
+      <w:r>
+        <w:rPr>
+          <w:lang w:val="en_US" w:bidi="en_US"/>
+        </w:rPr>
+      </w:r>
+      <w:r>
+        <w:rPr>
+          <w:lang w:val="en_US" w:bidi="en_US"/>
+        </w:rPr>
+        <w:t>The high priest would then sacrifice a young bull as an offering for his own sins and the sins of all the other priests. After this, he would enter the Most Holy Place carrying hot coals from the altar where incense was burned. He would fill this special room with sweet-smelling incense smoke. Then he would sprinkle the bull's blood on the mercy seat (the cover of the sacred chest called the ark of the covenant) and on the floor in front of it.</w:t>
+      </w:r>
+    </w:p>
+    <w:p>
+      <w:pPr/>
+      <w:r>
+        <w:rPr>
+          <w:lang w:val="en_US" w:bidi="en_US"/>
+        </w:rPr>
+      </w:r>
+      <w:r>
+        <w:rPr>
+          <w:lang w:val="en_US" w:bidi="en_US"/>
+        </w:rPr>
+        <w:t>The people would bring two goats to the high priest. The high priest would choose between these goats by casting lots. He would sacrifice one goat as an offering for the sins of all the people. He would take this goat's blood into the Most Holy Place and sprinkle it just as he had done with the bull's blood. This act would make the Most Holy Place clean from sin.</w:t>
+      </w:r>
+    </w:p>
+    <w:p>
+      <w:pPr/>
+      <w:r>
+        <w:rPr>
+          <w:lang w:val="en_US" w:bidi="en_US"/>
+        </w:rPr>
+      </w:r>
+      <w:r>
+        <w:rPr>
+          <w:lang w:val="en_US" w:bidi="en_US"/>
+        </w:rPr>
+        <w:t>The high priest would then place his hands on the head of the living goat and speak all the sins of the people over it. This second goat was called the scapegoat because it would be sent away into the wilderness, symbolically carrying away the people's sins.</w:t>
+      </w:r>
+    </w:p>
+    <w:p>
+      <w:pPr/>
+      <w:r>
+        <w:rPr>
+          <w:lang w:val="en_US" w:bidi="en_US"/>
+        </w:rPr>
+      </w:r>
+      <w:r>
+        <w:rPr>
+          <w:lang w:val="en_US" w:bidi="en_US"/>
+        </w:rPr>
+        <w:t>After this, the high priest would put his regular clothes back on. He would then make two more offerings called burnt offerings, one for himself and one for the people. He would also burn the fat from the earlier sin offerings. The remaining parts of the bull and the first goat would be taken outside the camp and burned completely.</w:t>
+      </w:r>
+    </w:p>
+    <w:p>
+      <w:pPr/>
+      <w:r>
+        <w:rPr>
+          <w:lang w:val="en_US" w:bidi="en_US"/>
+        </w:rPr>
+      </w:r>
+      <w:r>
+        <w:rPr>
+          <w:lang w:val="en_US" w:bidi="en_US"/>
+        </w:rPr>
+        <w:t xml:space="preserve">Other parts of the Old Testament that describe Yom Kippur include: </w:t>
       </w:r>
     </w:p>
     <w:p>
@@ -16188,30 +15654,18 @@
           <w:lang w:val="en_US" w:bidi="en_US"/>
         </w:rPr>
       </w:r>
-      <w:r>
-        <w:rPr>
-          <w:lang w:val="en_US" w:bidi="en_US"/>
-        </w:rPr>
-        <w:t>“The day of our Lord Jesus Christ” (</w:t>
-      </w:r>
-      <w:hyperlink r:id="rId432">
-        <w:r>
-          <w:rPr>
-            <w:lang w:val="en_US" w:bidi="en_US"/>
-          </w:rPr>
-          <w:rPr>
-            <w:color w:val="0000EE"/>
-            <w:u w:val="single"/>
-          </w:rPr>
-          <w:t>1 Corinthians 1:8</w:t>
-        </w:r>
-      </w:hyperlink>
-      <w:r>
-        <w:rPr>
-          <w:lang w:val="en_US" w:bidi="en_US"/>
-        </w:rPr>
-        <w:t xml:space="preserve">) </w:t>
-      </w:r>
+      <w:hyperlink r:id="rId397">
+        <w:r>
+          <w:rPr>
+            <w:lang w:val="en_US" w:bidi="en_US"/>
+          </w:rPr>
+          <w:rPr>
+            <w:color w:val="0000EE"/>
+            <w:u w:val="single"/>
+          </w:rPr>
+          <w:t>Exodus 30:10</w:t>
+        </w:r>
+      </w:hyperlink>
     </w:p>
     <w:p>
       <w:pPr>
@@ -16224,47 +15678,23 @@
           <w:lang w:val="en_US" w:bidi="en_US"/>
         </w:rPr>
       </w:r>
-      <w:r>
-        <w:rPr>
-          <w:lang w:val="en_US" w:bidi="en_US"/>
-        </w:rPr>
-        <w:t>“The day of the Lord Jesus” (</w:t>
-      </w:r>
-      <w:hyperlink r:id="rId387">
-        <w:r>
-          <w:rPr>
-            <w:lang w:val="en_US" w:bidi="en_US"/>
-          </w:rPr>
-          <w:rPr>
-            <w:color w:val="0000EE"/>
-            <w:u w:val="single"/>
-          </w:rPr>
-          <w:t>1 Corinthians 5:5</w:t>
-        </w:r>
-      </w:hyperlink>
-      <w:r>
-        <w:rPr>
-          <w:lang w:val="en_US" w:bidi="en_US"/>
-        </w:rPr>
-        <w:t xml:space="preserve">; </w:t>
-      </w:r>
-      <w:hyperlink r:id="rId433">
-        <w:r>
-          <w:rPr>
-            <w:lang w:val="en_US" w:bidi="en_US"/>
-          </w:rPr>
-          <w:rPr>
-            <w:color w:val="0000EE"/>
-            <w:u w:val="single"/>
-          </w:rPr>
-          <w:t>2 Corinthians 1:14</w:t>
-        </w:r>
-      </w:hyperlink>
-      <w:r>
-        <w:rPr>
-          <w:lang w:val="en_US" w:bidi="en_US"/>
-        </w:rPr>
-        <w:t>)</w:t>
+      <w:hyperlink r:id="rId398">
+        <w:r>
+          <w:rPr>
+            <w:lang w:val="en_US" w:bidi="en_US"/>
+          </w:rPr>
+          <w:rPr>
+            <w:color w:val="0000EE"/>
+            <w:u w:val="single"/>
+          </w:rPr>
+          <w:t xml:space="preserve">Leviticus 23:26–32 </w:t>
+        </w:r>
+      </w:hyperlink>
+      <w:r>
+        <w:rPr>
+          <w:lang w:val="en_US" w:bidi="en_US"/>
+        </w:rPr>
+        <w:t>(this passage gives the date of Yom Kippur in a list of all the annual feasts)</w:t>
       </w:r>
     </w:p>
     <w:p>
@@ -16278,417 +15708,23 @@
           <w:lang w:val="en_US" w:bidi="en_US"/>
         </w:rPr>
       </w:r>
-      <w:r>
-        <w:rPr>
-          <w:lang w:val="en_US" w:bidi="en_US"/>
-        </w:rPr>
-        <w:t>“The day of Christ” (</w:t>
-      </w:r>
-      <w:hyperlink r:id="rId408">
-        <w:r>
-          <w:rPr>
-            <w:lang w:val="en_US" w:bidi="en_US"/>
-          </w:rPr>
-          <w:rPr>
-            <w:color w:val="0000EE"/>
-            <w:u w:val="single"/>
-          </w:rPr>
-          <w:t>Philemon 1:10</w:t>
-        </w:r>
-      </w:hyperlink>
-      <w:r>
-        <w:rPr>
-          <w:lang w:val="en_US" w:bidi="en_US"/>
-        </w:rPr>
-        <w:t xml:space="preserve">; </w:t>
-      </w:r>
-      <w:hyperlink r:id="rId409">
-        <w:r>
-          <w:rPr>
-            <w:lang w:val="en_US" w:bidi="en_US"/>
-          </w:rPr>
-          <w:rPr>
-            <w:color w:val="0000EE"/>
-            <w:u w:val="single"/>
-          </w:rPr>
-          <w:t>2:16</w:t>
-        </w:r>
-      </w:hyperlink>
-      <w:r>
-        <w:rPr>
-          <w:lang w:val="en_US" w:bidi="en_US"/>
-        </w:rPr>
-        <w:t>)</w:t>
-      </w:r>
-    </w:p>
-    <w:p>
-      <w:pPr/>
-      <w:r>
-        <w:rPr>
-          <w:lang w:val="en_US" w:bidi="en_US"/>
-        </w:rPr>
-      </w:r>
-      <w:r>
-        <w:rPr>
-          <w:lang w:val="en_US" w:bidi="en_US"/>
-        </w:rPr>
-        <w:t>These are more personal and positive. They refer to final events for Christian believers, who will not experience God's wrath (</w:t>
-      </w:r>
-      <w:hyperlink r:id="rId434">
-        <w:r>
-          <w:rPr>
-            <w:lang w:val="en_US" w:bidi="en_US"/>
-          </w:rPr>
-          <w:rPr>
-            <w:color w:val="0000EE"/>
-            <w:u w:val="single"/>
-          </w:rPr>
-          <w:t>1 Thessalonians 5:9</w:t>
-        </w:r>
-      </w:hyperlink>
-      <w:r>
-        <w:rPr>
-          <w:lang w:val="en_US" w:bidi="en_US"/>
-        </w:rPr>
-        <w:t>). When the Day of the Lord comes, the earth will be renewed and purified with fire (</w:t>
-      </w:r>
-      <w:hyperlink r:id="rId435">
-        <w:r>
-          <w:rPr>
-            <w:lang w:val="en_US" w:bidi="en_US"/>
-          </w:rPr>
-          <w:rPr>
-            <w:color w:val="0000EE"/>
-            <w:u w:val="single"/>
-          </w:rPr>
-          <w:t>2 Peter 3:10–13</w:t>
-        </w:r>
-      </w:hyperlink>
-      <w:r>
-        <w:rPr>
-          <w:lang w:val="en_US" w:bidi="en_US"/>
-        </w:rPr>
-        <w:t>). In Revelation, this final purification comes after the Millennium—that is, the 1,000-year reign of Christ (</w:t>
-      </w:r>
-      <w:hyperlink r:id="rId436">
-        <w:r>
-          <w:rPr>
-            <w:lang w:val="en_US" w:bidi="en_US"/>
-          </w:rPr>
-          <w:rPr>
-            <w:color w:val="0000EE"/>
-            <w:u w:val="single"/>
-          </w:rPr>
-          <w:t>Revelation 21:1</w:t>
-        </w:r>
-      </w:hyperlink>
-      <w:r>
-        <w:rPr>
-          <w:lang w:val="en_US" w:bidi="en_US"/>
-        </w:rPr>
-        <w:t>).</w:t>
-      </w:r>
-    </w:p>
-    <w:p>
-      <w:pPr/>
-      <w:r>
-        <w:rPr>
-          <w:lang w:val="en_US" w:bidi="en_US"/>
-        </w:rPr>
-      </w:r>
-      <w:r>
-        <w:rPr>
-          <w:i/>
-          <w:lang w:val="en_US" w:bidi="en_US"/>
-        </w:rPr>
-        <w:t>See also</w:t>
-      </w:r>
-      <w:r>
-        <w:rPr>
-          <w:lang w:val="en_US" w:bidi="en_US"/>
-        </w:rPr>
-        <w:t xml:space="preserve"> </w:t>
-      </w:r>
-      <w:r>
-        <w:rPr>
-          <w:lang w:val="en_US" w:bidi="en_US"/>
-        </w:rPr>
-        <w:t>Eschatology</w:t>
-      </w:r>
-      <w:r>
-        <w:rPr>
-          <w:lang w:val="en_US" w:bidi="en_US"/>
-        </w:rPr>
-        <w:t xml:space="preserve">; </w:t>
-      </w:r>
-      <w:r>
-        <w:rPr>
-          <w:lang w:val="en_US" w:bidi="en_US"/>
-        </w:rPr>
-        <w:t>Last Days</w:t>
-      </w:r>
-      <w:r>
-        <w:rPr>
-          <w:lang w:val="en_US" w:bidi="en_US"/>
-        </w:rPr>
-        <w:t xml:space="preserve">; </w:t>
-      </w:r>
-      <w:r>
-        <w:rPr>
-          <w:lang w:val="en_US" w:bidi="en_US"/>
-        </w:rPr>
-        <w:t>Last Judgment</w:t>
-      </w:r>
-      <w:r>
-        <w:rPr>
-          <w:lang w:val="en_US" w:bidi="en_US"/>
-        </w:rPr>
-        <w:t>.</w:t>
-      </w:r>
-      <w:r>
-        <w:rPr>
-          <w:lang w:val="en_US" w:bidi="en_US"/>
-        </w:rPr>
-      </w:r>
-      <w:r>
-        <w:rPr>
-          <w:lang w:val="en_US" w:bidi="en_US"/>
-        </w:rPr>
-      </w:r>
-    </w:p>
-    <w:p>
-      <w:pPr/>
-      <w:r>
-        <w:rPr>
-          <w:lang w:val="en_US" w:bidi="en_US"/>
-        </w:rPr>
-      </w:r>
-    </w:p>
-    <w:p>
-      <w:pPr>
-        <w:pStyle w:val="Heading2"/>
-      </w:pPr>
-      <w:r>
-        <w:rPr>
-          <w:lang w:val="en_US" w:bidi="en_US"/>
-        </w:rPr>
-        <w:t>Day’s Journey</w:t>
-      </w:r>
-      <w:r>
-        <w:rPr>
-          <w:lang w:val="en_US" w:bidi="en_US"/>
-        </w:rPr>
-      </w:r>
-    </w:p>
-    <w:p>
-      <w:pPr/>
-      <w:r>
-        <w:rPr>
-          <w:lang w:val="en_US" w:bidi="en_US"/>
-        </w:rPr>
-      </w:r>
-      <w:r>
-        <w:rPr>
-          <w:lang w:val="en_US" w:bidi="en_US"/>
-        </w:rPr>
-        <w:t xml:space="preserve">A way of estimating distances in Bible times. A day’s journey was about 32.2 kilometers (20 miles) but depended on such things as the mode of travel, the terrain, and the weather. </w:t>
-      </w:r>
-      <w:hyperlink r:id="rId437">
-        <w:r>
-          <w:rPr>
-            <w:lang w:val="en_US" w:bidi="en_US"/>
-          </w:rPr>
-          <w:rPr>
-            <w:color w:val="0000EE"/>
-            <w:u w:val="single"/>
-          </w:rPr>
-          <w:t>Exodus 3:18</w:t>
-        </w:r>
-      </w:hyperlink>
-      <w:r>
-        <w:rPr>
-          <w:lang w:val="en_US" w:bidi="en_US"/>
-        </w:rPr>
-        <w:t xml:space="preserve">, </w:t>
-      </w:r>
-      <w:hyperlink r:id="rId438">
-        <w:r>
-          <w:rPr>
-            <w:lang w:val="en_US" w:bidi="en_US"/>
-          </w:rPr>
-          <w:rPr>
-            <w:color w:val="0000EE"/>
-            <w:u w:val="single"/>
-          </w:rPr>
-          <w:t>Numbers 11:31</w:t>
-        </w:r>
-      </w:hyperlink>
-      <w:r>
-        <w:rPr>
-          <w:lang w:val="en_US" w:bidi="en_US"/>
-        </w:rPr>
-        <w:t xml:space="preserve">, </w:t>
-      </w:r>
-      <w:hyperlink r:id="rId439">
-        <w:r>
-          <w:rPr>
-            <w:lang w:val="en_US" w:bidi="en_US"/>
-          </w:rPr>
-          <w:rPr>
-            <w:color w:val="0000EE"/>
-            <w:u w:val="single"/>
-          </w:rPr>
-          <w:t>1 Kings 19:4</w:t>
-        </w:r>
-      </w:hyperlink>
-      <w:r>
-        <w:rPr>
-          <w:lang w:val="en_US" w:bidi="en_US"/>
-        </w:rPr>
-        <w:t xml:space="preserve">, and </w:t>
-      </w:r>
-      <w:hyperlink r:id="rId440">
-        <w:r>
-          <w:rPr>
-            <w:lang w:val="en_US" w:bidi="en_US"/>
-          </w:rPr>
-          <w:rPr>
-            <w:color w:val="0000EE"/>
-            <w:u w:val="single"/>
-          </w:rPr>
-          <w:t xml:space="preserve">Luke 2:44 </w:t>
-        </w:r>
-      </w:hyperlink>
-      <w:r>
-        <w:rPr>
-          <w:lang w:val="en_US" w:bidi="en_US"/>
-        </w:rPr>
-        <w:t>all mention a day's journey.</w:t>
-      </w:r>
-      <w:hyperlink r:id="rId440">
-        <w:r>
-          <w:rPr>
-            <w:lang w:val="en_US" w:bidi="en_US"/>
-          </w:rPr>
-          <w:rPr>
-            <w:color w:val="0000EE"/>
-            <w:u w:val="single"/>
-          </w:rPr>
-          <w:t xml:space="preserve"> </w:t>
-        </w:r>
-      </w:hyperlink>
-    </w:p>
-    <w:p>
-      <w:pPr/>
-      <w:r>
-        <w:rPr>
-          <w:lang w:val="en_US" w:bidi="en_US"/>
-        </w:rPr>
-      </w:r>
-      <w:r>
-        <w:rPr>
-          <w:lang w:val="en_US" w:bidi="en_US"/>
-        </w:rPr>
-        <w:t>Scripture also refers to a Sabbath day’s journey (</w:t>
-      </w:r>
-      <w:hyperlink r:id="rId441">
-        <w:r>
-          <w:rPr>
-            <w:lang w:val="en_US" w:bidi="en_US"/>
-          </w:rPr>
-          <w:rPr>
-            <w:color w:val="0000EE"/>
-            <w:u w:val="single"/>
-          </w:rPr>
-          <w:t>Acts 1:12</w:t>
-        </w:r>
-      </w:hyperlink>
-      <w:r>
-        <w:rPr>
-          <w:lang w:val="en_US" w:bidi="en_US"/>
-        </w:rPr>
-        <w:t xml:space="preserve">). A Sabbath day’s journey was probably about one kilometer (3500 feet). </w:t>
-      </w:r>
-    </w:p>
-    <w:p>
-      <w:pPr/>
-      <w:r>
-        <w:rPr>
-          <w:lang w:val="en_US" w:bidi="en_US"/>
-        </w:rPr>
-      </w:r>
-      <w:r>
-        <w:rPr>
-          <w:i/>
-          <w:lang w:val="en_US" w:bidi="en_US"/>
-        </w:rPr>
-        <w:t>See</w:t>
-      </w:r>
-      <w:r>
-        <w:rPr>
-          <w:lang w:val="en_US" w:bidi="en_US"/>
-        </w:rPr>
-        <w:t xml:space="preserve"> </w:t>
-      </w:r>
-      <w:r>
-        <w:rPr>
-          <w:lang w:val="en_US" w:bidi="en_US"/>
-        </w:rPr>
-        <w:t>Sabbath Day’s Journey</w:t>
-      </w:r>
-      <w:r>
-        <w:rPr>
-          <w:lang w:val="en_US" w:bidi="en_US"/>
-        </w:rPr>
-        <w:t>.</w:t>
-      </w:r>
-      <w:r>
-        <w:rPr>
-          <w:lang w:val="en_US" w:bidi="en_US"/>
-        </w:rPr>
-      </w:r>
-      <w:r>
-        <w:rPr>
-          <w:lang w:val="en_US" w:bidi="en_US"/>
-        </w:rPr>
-      </w:r>
-    </w:p>
-    <w:p>
-      <w:pPr/>
-      <w:r>
-        <w:rPr>
-          <w:lang w:val="en_US" w:bidi="en_US"/>
-        </w:rPr>
-      </w:r>
-    </w:p>
-    <w:p>
-      <w:pPr>
-        <w:pStyle w:val="Heading2"/>
-      </w:pPr>
-      <w:r>
-        <w:rPr>
-          <w:lang w:val="en_US" w:bidi="en_US"/>
-        </w:rPr>
-        <w:t>Dayspring, Day Star</w:t>
-      </w:r>
-      <w:r>
-        <w:rPr>
-          <w:lang w:val="en_US" w:bidi="en_US"/>
-        </w:rPr>
-      </w:r>
-    </w:p>
-    <w:p>
-      <w:pPr/>
-      <w:r>
-        <w:rPr>
-          <w:lang w:val="en_US" w:bidi="en_US"/>
-        </w:rPr>
-      </w:r>
-      <w:r>
-        <w:rPr>
-          <w:lang w:val="en_US" w:bidi="en_US"/>
-        </w:rPr>
-        <w:t>"Dayspring" and "day star" are words used in the King James Version to refer to Venus, the planet that is visible just before sunrise, or to the first light of dawn itself.</w:t>
+      <w:hyperlink r:id="rId399">
+        <w:r>
+          <w:rPr>
+            <w:lang w:val="en_US" w:bidi="en_US"/>
+          </w:rPr>
+          <w:rPr>
+            <w:color w:val="0000EE"/>
+            <w:u w:val="single"/>
+          </w:rPr>
+          <w:t>Leviticus 25:9–16</w:t>
+        </w:r>
+      </w:hyperlink>
+      <w:r>
+        <w:rPr>
+          <w:lang w:val="en_US" w:bidi="en_US"/>
+        </w:rPr>
+        <w:t xml:space="preserve"> (this passage says that each jubilee year began on the Day of Atonement)</w:t>
       </w:r>
     </w:p>
     <w:p>
@@ -16702,47 +15738,234 @@
           <w:lang w:val="en_US" w:bidi="en_US"/>
         </w:rPr>
       </w:r>
-      <w:r>
-        <w:rPr>
-          <w:lang w:val="en_US" w:bidi="en_US"/>
-        </w:rPr>
-        <w:t xml:space="preserve">Both </w:t>
-      </w:r>
-      <w:hyperlink r:id="rId442">
-        <w:r>
-          <w:rPr>
-            <w:lang w:val="en_US" w:bidi="en_US"/>
-          </w:rPr>
-          <w:rPr>
-            <w:color w:val="0000EE"/>
-            <w:u w:val="single"/>
-          </w:rPr>
-          <w:t>Job 38:12</w:t>
-        </w:r>
-      </w:hyperlink>
-      <w:r>
-        <w:rPr>
-          <w:lang w:val="en_US" w:bidi="en_US"/>
-        </w:rPr>
-        <w:t xml:space="preserve"> and </w:t>
-      </w:r>
-      <w:hyperlink r:id="rId443">
-        <w:r>
-          <w:rPr>
-            <w:lang w:val="en_US" w:bidi="en_US"/>
-          </w:rPr>
-          <w:rPr>
-            <w:color w:val="0000EE"/>
-            <w:u w:val="single"/>
-          </w:rPr>
-          <w:t xml:space="preserve">Luke 1:78 </w:t>
-        </w:r>
-      </w:hyperlink>
-      <w:r>
-        <w:rPr>
-          <w:lang w:val="en_US" w:bidi="en_US"/>
-        </w:rPr>
-        <w:t xml:space="preserve">in the King James Version use the word "dayspring" while the Berean Standard Bible uses the word “dawn.” </w:t>
+      <w:hyperlink r:id="rId400">
+        <w:r>
+          <w:rPr>
+            <w:lang w:val="en_US" w:bidi="en_US"/>
+          </w:rPr>
+          <w:rPr>
+            <w:color w:val="0000EE"/>
+            <w:u w:val="single"/>
+          </w:rPr>
+          <w:t>Numbers 29:7–11</w:t>
+        </w:r>
+      </w:hyperlink>
+    </w:p>
+    <w:p>
+      <w:pPr>
+        <w:pStyle w:val="Heading3"/>
+      </w:pPr>
+      <w:r>
+        <w:rPr>
+          <w:lang w:val="en_US" w:bidi="en_US"/>
+        </w:rPr>
+        <w:t>The Day of Atonement in Modern Times</w:t>
+      </w:r>
+    </w:p>
+    <w:p>
+      <w:pPr/>
+      <w:r>
+        <w:rPr>
+          <w:lang w:val="en_US" w:bidi="en_US"/>
+        </w:rPr>
+      </w:r>
+      <w:r>
+        <w:rPr>
+          <w:lang w:val="en_US" w:bidi="en_US"/>
+        </w:rPr>
+        <w:t>The Day of Atonement remains deeply important in Jewish religious life even today. When the temple in Jerusalem was destroyed in AD 70, the Jewish people could no longer perform the sacrifices. However, they continued to observe this holy day, which shows how central it is to their faith. Today, it remains the most important holy day in Judaism.</w:t>
+      </w:r>
+    </w:p>
+    <w:p>
+      <w:pPr>
+        <w:pStyle w:val="Heading3"/>
+      </w:pPr>
+      <w:r>
+        <w:rPr>
+          <w:lang w:val="en_US" w:bidi="en_US"/>
+        </w:rPr>
+        <w:t>Fasting on the Day of Atonement</w:t>
+      </w:r>
+    </w:p>
+    <w:p>
+      <w:pPr/>
+      <w:r>
+        <w:rPr>
+          <w:lang w:val="en_US" w:bidi="en_US"/>
+        </w:rPr>
+      </w:r>
+      <w:r>
+        <w:rPr>
+          <w:lang w:val="en_US" w:bidi="en_US"/>
+        </w:rPr>
+        <w:t>The Bible says to humble yourselves on this day (</w:t>
+      </w:r>
+      <w:hyperlink r:id="rId401">
+        <w:r>
+          <w:rPr>
+            <w:lang w:val="en_US" w:bidi="en_US"/>
+          </w:rPr>
+          <w:rPr>
+            <w:color w:val="0000EE"/>
+            <w:u w:val="single"/>
+          </w:rPr>
+          <w:t>Leviticus 23:27–32</w:t>
+        </w:r>
+      </w:hyperlink>
+      <w:r>
+        <w:rPr>
+          <w:lang w:val="en_US" w:bidi="en_US"/>
+        </w:rPr>
+        <w:t>). Although Moses did not explain exactly what this meant, Jewish people throughout history have understood it to mean fasting (going without food). This understanding comes from other parts of the Bible where similar phrases appear (</w:t>
+      </w:r>
+      <w:hyperlink r:id="rId402">
+        <w:r>
+          <w:rPr>
+            <w:lang w:val="en_US" w:bidi="en_US"/>
+          </w:rPr>
+          <w:rPr>
+            <w:color w:val="0000EE"/>
+            <w:u w:val="single"/>
+          </w:rPr>
+          <w:t>Psalm 35:13</w:t>
+        </w:r>
+      </w:hyperlink>
+      <w:r>
+        <w:rPr>
+          <w:lang w:val="en_US" w:bidi="en_US"/>
+        </w:rPr>
+        <w:t xml:space="preserve">; </w:t>
+      </w:r>
+      <w:hyperlink r:id="rId403">
+        <w:r>
+          <w:rPr>
+            <w:lang w:val="en_US" w:bidi="en_US"/>
+          </w:rPr>
+          <w:rPr>
+            <w:color w:val="0000EE"/>
+            <w:u w:val="single"/>
+          </w:rPr>
+          <w:t>Isaiah 58:3</w:t>
+        </w:r>
+      </w:hyperlink>
+      <w:hyperlink r:id="rId404">
+        <w:r>
+          <w:rPr>
+            <w:lang w:val="en_US" w:bidi="en_US"/>
+          </w:rPr>
+          <w:rPr>
+            <w:color w:val="0000EE"/>
+            <w:u w:val="single"/>
+          </w:rPr>
+          <w:t>–</w:t>
+        </w:r>
+      </w:hyperlink>
+      <w:hyperlink r:id="rId403">
+        <w:r>
+          <w:rPr>
+            <w:lang w:val="en_US" w:bidi="en_US"/>
+          </w:rPr>
+          <w:rPr>
+            <w:color w:val="0000EE"/>
+            <w:u w:val="single"/>
+          </w:rPr>
+          <w:t>5, 10</w:t>
+        </w:r>
+      </w:hyperlink>
+      <w:r>
+        <w:rPr>
+          <w:lang w:val="en_US" w:bidi="en_US"/>
+        </w:rPr>
+        <w:t xml:space="preserve">). </w:t>
+      </w:r>
+    </w:p>
+    <w:p>
+      <w:pPr>
+        <w:pStyle w:val="Heading3"/>
+      </w:pPr>
+      <w:r>
+        <w:rPr>
+          <w:lang w:val="en_US" w:bidi="en_US"/>
+        </w:rPr>
+        <w:t>The Purpose of the Day of Atonement</w:t>
+      </w:r>
+    </w:p>
+    <w:p>
+      <w:pPr/>
+      <w:r>
+        <w:rPr>
+          <w:lang w:val="en_US" w:bidi="en_US"/>
+        </w:rPr>
+      </w:r>
+      <w:r>
+        <w:rPr>
+          <w:lang w:val="en_US" w:bidi="en_US"/>
+        </w:rPr>
+        <w:t>When the ancient people of Israel celebrated the Day of Atonement, they showed they believed God would forgive their sins through these special ceremonies. They understood that God's forgiveness was a gift that allowed them to continue having a special relationship with him as his chosen people. This relationship was based on the covenant (special agreement) God made with them.</w:t>
+      </w:r>
+    </w:p>
+    <w:p>
+      <w:pPr/>
+      <w:r>
+        <w:rPr>
+          <w:lang w:val="en_US" w:bidi="en_US"/>
+        </w:rPr>
+      </w:r>
+      <w:r>
+        <w:rPr>
+          <w:lang w:val="en_US" w:bidi="en_US"/>
+        </w:rPr>
+        <w:t>God declared the Day of Atonement to be a special sabbath, a time of complete rest (</w:t>
+      </w:r>
+      <w:hyperlink r:id="rId405">
+        <w:r>
+          <w:rPr>
+            <w:lang w:val="en_US" w:bidi="en_US"/>
+          </w:rPr>
+          <w:rPr>
+            <w:color w:val="0000EE"/>
+            <w:u w:val="single"/>
+          </w:rPr>
+          <w:t>Leviticus 16:31</w:t>
+        </w:r>
+      </w:hyperlink>
+      <w:r>
+        <w:rPr>
+          <w:lang w:val="en_US" w:bidi="en_US"/>
+        </w:rPr>
+        <w:t xml:space="preserve">; </w:t>
+      </w:r>
+      <w:hyperlink r:id="rId406">
+        <w:r>
+          <w:rPr>
+            <w:lang w:val="en_US" w:bidi="en_US"/>
+          </w:rPr>
+          <w:rPr>
+            <w:color w:val="0000EE"/>
+            <w:u w:val="single"/>
+          </w:rPr>
+          <w:t>23:32</w:t>
+        </w:r>
+      </w:hyperlink>
+      <w:r>
+        <w:rPr>
+          <w:lang w:val="en_US" w:bidi="en_US"/>
+        </w:rPr>
+        <w:t>). Just as people rested from work every week on the regular Sabbath day, they were not allowed to do any work on the Day of Atonement.</w:t>
+      </w:r>
+    </w:p>
+    <w:p>
+      <w:pPr/>
+      <w:r>
+        <w:rPr>
+          <w:lang w:val="en_US" w:bidi="en_US"/>
+        </w:rPr>
+      </w:r>
+      <w:r>
+        <w:rPr>
+          <w:lang w:val="en_US" w:bidi="en_US"/>
+        </w:rPr>
+        <w:t xml:space="preserve">Many people wonder why God created a special day for atonement when the Jewish people already offered sacrifices throughout the year. The Day of Atonement served two important purposes: </w:t>
       </w:r>
     </w:p>
     <w:p>
@@ -16756,1387 +15979,11 @@
           <w:lang w:val="en_US" w:bidi="en_US"/>
         </w:rPr>
       </w:r>
-      <w:hyperlink r:id="rId444">
-        <w:r>
-          <w:rPr>
-            <w:lang w:val="en_US" w:bidi="en_US"/>
-          </w:rPr>
-          <w:rPr>
-            <w:color w:val="0000EE"/>
-            <w:u w:val="single"/>
-          </w:rPr>
-          <w:t>2 Peter 1:19</w:t>
-        </w:r>
-      </w:hyperlink>
-      <w:r>
-        <w:rPr>
-          <w:lang w:val="en_US" w:bidi="en_US"/>
-        </w:rPr>
-        <w:t xml:space="preserve"> in the King James Version uses the word “day star” while the Berean Standard Bible uses the word "morning star." </w:t>
-      </w:r>
-    </w:p>
-    <w:p>
-      <w:pPr/>
-      <w:r>
-        <w:rPr>
-          <w:lang w:val="en_US" w:bidi="en_US"/>
-        </w:rPr>
-      </w:r>
-      <w:r>
-        <w:rPr>
-          <w:lang w:val="en_US" w:bidi="en_US"/>
-        </w:rPr>
-        <w:t xml:space="preserve">In </w:t>
-      </w:r>
-      <w:hyperlink r:id="rId445">
-        <w:r>
-          <w:rPr>
-            <w:lang w:val="en_US" w:bidi="en_US"/>
-          </w:rPr>
-          <w:rPr>
-            <w:color w:val="0000EE"/>
-            <w:u w:val="single"/>
-          </w:rPr>
-          <w:t>Isaiah 14:12</w:t>
-        </w:r>
-      </w:hyperlink>
-      <w:r>
-        <w:rPr>
-          <w:lang w:val="en_US" w:bidi="en_US"/>
-        </w:rPr>
-        <w:t>, “day star” refers to the proud king of Babylon. The King James Version calls him “Lucifer.” This king tried to rise too high and hurt Israel. The verse suggests God will bring him down, just as the morning star fades when the sun rises.</w:t>
-      </w:r>
-    </w:p>
-    <w:p>
-      <w:pPr/>
-      <w:r>
-        <w:rPr>
-          <w:lang w:val="en_US" w:bidi="en_US"/>
-        </w:rPr>
-      </w:r>
-      <w:r>
-        <w:rPr>
-          <w:i/>
-          <w:lang w:val="en_US" w:bidi="en_US"/>
-        </w:rPr>
-        <w:t>See</w:t>
-      </w:r>
-      <w:r>
-        <w:rPr>
-          <w:lang w:val="en_US" w:bidi="en_US"/>
-        </w:rPr>
-        <w:t xml:space="preserve"> </w:t>
-      </w:r>
-      <w:r>
-        <w:rPr>
-          <w:lang w:val="en_US" w:bidi="en_US"/>
-        </w:rPr>
-        <w:t>Morning Star</w:t>
-      </w:r>
-      <w:r>
-        <w:rPr>
-          <w:lang w:val="en_US" w:bidi="en_US"/>
-        </w:rPr>
-        <w:t>.</w:t>
-      </w:r>
-      <w:r>
-        <w:rPr>
-          <w:lang w:val="en_US" w:bidi="en_US"/>
-        </w:rPr>
-      </w:r>
-      <w:r>
-        <w:rPr>
-          <w:lang w:val="en_US" w:bidi="en_US"/>
-        </w:rPr>
-      </w:r>
-    </w:p>
-    <w:p>
-      <w:pPr/>
-      <w:r>
-        <w:rPr>
-          <w:lang w:val="en_US" w:bidi="en_US"/>
-        </w:rPr>
-      </w:r>
-    </w:p>
-    <w:p>
-      <w:pPr>
-        <w:pStyle w:val="Heading2"/>
-      </w:pPr>
-      <w:r>
-        <w:rPr>
-          <w:lang w:val="en_US" w:bidi="en_US"/>
-        </w:rPr>
-        <w:t>Deacon, Deaconess</w:t>
-      </w:r>
-      <w:r>
-        <w:rPr>
-          <w:lang w:val="en_US" w:bidi="en_US"/>
-        </w:rPr>
-      </w:r>
-    </w:p>
-    <w:p>
-      <w:pPr/>
-      <w:r>
-        <w:rPr>
-          <w:lang w:val="en_US" w:bidi="en_US"/>
-        </w:rPr>
-      </w:r>
-      <w:r>
-        <w:rPr>
-          <w:lang w:val="en_US" w:bidi="en_US"/>
-        </w:rPr>
-        <w:t>Terms designating an officer in a local church, derived from a Greek word meaning “servant” or “minister.” The term “diaconate” is used for the office itself or for the collective body of deacons and deaconesses. As with many other biblical words used today in a technical sense, the words “deacon” and “deaconess” began as popular, nontechnical terms. Both in secular first-century AD Greek culture and in the NT, they described a variety of services.</w:t>
-      </w:r>
-    </w:p>
-    <w:p>
-      <w:pPr>
-        <w:pStyle w:val="Heading3"/>
-      </w:pPr>
-      <w:r>
-        <w:rPr>
-          <w:lang w:val="en_US" w:bidi="en_US"/>
-        </w:rPr>
-        <w:t>Origins of the Concept</w:t>
-      </w:r>
-    </w:p>
-    <w:p>
-      <w:pPr>
-        <w:pStyle w:val="Heading4"/>
-      </w:pPr>
-      <w:r>
-        <w:rPr>
-          <w:lang w:val="en_US" w:bidi="en_US"/>
-        </w:rPr>
-        <w:t>Greek Usage</w:t>
-      </w:r>
-    </w:p>
-    <w:p>
-      <w:pPr/>
-      <w:r>
-        <w:rPr>
-          <w:lang w:val="en_US" w:bidi="en_US"/>
-        </w:rPr>
-      </w:r>
-      <w:r>
-        <w:rPr>
-          <w:lang w:val="en_US" w:bidi="en_US"/>
-        </w:rPr>
-        <w:t>References have been found in ancient writings where the Greek word “deacon” meant “waiter,” “servant,” “steward,” or “messenger.” In at least two instances it indicated a baker and a cook. In religious usage, the word described various attendants in pagan temples. Ancient documents show “deacons” presiding at the dedication of a statue to the Greek god Hermes. Serapis and Isis, Egyptian deities, were served by a college of “deacons” presided over by a priest.</w:t>
-      </w:r>
-    </w:p>
-    <w:p>
-      <w:pPr>
-        <w:pStyle w:val="Heading4"/>
-      </w:pPr>
-      <w:r>
-        <w:rPr>
-          <w:lang w:val="en_US" w:bidi="en_US"/>
-        </w:rPr>
-        <w:t>General New Testament Usage</w:t>
-      </w:r>
-    </w:p>
-    <w:p>
-      <w:pPr/>
-      <w:r>
-        <w:rPr>
-          <w:lang w:val="en_US" w:bidi="en_US"/>
-        </w:rPr>
-      </w:r>
-      <w:r>
-        <w:rPr>
-          <w:lang w:val="en_US" w:bidi="en_US"/>
-        </w:rPr>
-        <w:t>The same word was used by biblical writers in a general sense to describe various ministries or services. Not until later in the development of the apostolic church was the term applied to a distinct body of church officers. Among its general usages, “deacon” refers to a waiter at meals (</w:t>
-      </w:r>
-      <w:hyperlink r:id="rId446">
-        <w:r>
-          <w:rPr>
-            <w:lang w:val="en_US" w:bidi="en_US"/>
-          </w:rPr>
-          <w:rPr>
-            <w:color w:val="0000EE"/>
-            <w:u w:val="single"/>
-          </w:rPr>
-          <w:t>John 2:5, 9</w:t>
-        </w:r>
-      </w:hyperlink>
-      <w:r>
-        <w:rPr>
-          <w:lang w:val="en_US" w:bidi="en_US"/>
-        </w:rPr>
-        <w:t>), a king’s attendant (</w:t>
-      </w:r>
-      <w:hyperlink r:id="rId215">
-        <w:r>
-          <w:rPr>
-            <w:lang w:val="en_US" w:bidi="en_US"/>
-          </w:rPr>
-          <w:rPr>
-            <w:color w:val="0000EE"/>
-            <w:u w:val="single"/>
-          </w:rPr>
-          <w:t>Matthew 22:13</w:t>
-        </w:r>
-      </w:hyperlink>
-      <w:r>
-        <w:rPr>
-          <w:lang w:val="en_US" w:bidi="en_US"/>
-        </w:rPr>
-        <w:t>), a servant of Satan (</w:t>
-      </w:r>
-      <w:hyperlink r:id="rId447">
-        <w:r>
-          <w:rPr>
-            <w:lang w:val="en_US" w:bidi="en_US"/>
-          </w:rPr>
-          <w:rPr>
-            <w:color w:val="0000EE"/>
-            <w:u w:val="single"/>
-          </w:rPr>
-          <w:t>2 Corinthians 11:15</w:t>
-        </w:r>
-      </w:hyperlink>
-      <w:r>
-        <w:rPr>
-          <w:lang w:val="en_US" w:bidi="en_US"/>
-        </w:rPr>
-        <w:t>), a servant of God (</w:t>
-      </w:r>
-      <w:hyperlink r:id="rId448">
-        <w:r>
-          <w:rPr>
-            <w:lang w:val="en_US" w:bidi="en_US"/>
-          </w:rPr>
-          <w:rPr>
-            <w:color w:val="0000EE"/>
-            <w:u w:val="single"/>
-          </w:rPr>
-          <w:t>6:4</w:t>
-        </w:r>
-      </w:hyperlink>
-      <w:r>
-        <w:rPr>
-          <w:lang w:val="en_US" w:bidi="en_US"/>
-        </w:rPr>
-        <w:t>), a servant of Christ (</w:t>
-      </w:r>
-      <w:hyperlink r:id="rId449">
-        <w:r>
-          <w:rPr>
-            <w:lang w:val="en_US" w:bidi="en_US"/>
-          </w:rPr>
-          <w:rPr>
-            <w:color w:val="0000EE"/>
-            <w:u w:val="single"/>
-          </w:rPr>
-          <w:t>11:23</w:t>
-        </w:r>
-      </w:hyperlink>
-      <w:r>
-        <w:rPr>
-          <w:lang w:val="en_US" w:bidi="en_US"/>
-        </w:rPr>
-        <w:t>), a servant of the church (</w:t>
-      </w:r>
-      <w:hyperlink r:id="rId450">
-        <w:r>
-          <w:rPr>
-            <w:lang w:val="en_US" w:bidi="en_US"/>
-          </w:rPr>
-          <w:rPr>
-            <w:color w:val="0000EE"/>
-            <w:u w:val="single"/>
-          </w:rPr>
-          <w:t>Colossians 1:24–25</w:t>
-        </w:r>
-      </w:hyperlink>
-      <w:r>
-        <w:rPr>
-          <w:lang w:val="en_US" w:bidi="en_US"/>
-        </w:rPr>
-        <w:t>), and a political ruler (</w:t>
-      </w:r>
-      <w:hyperlink r:id="rId451">
-        <w:r>
-          <w:rPr>
-            <w:lang w:val="en_US" w:bidi="en_US"/>
-          </w:rPr>
-          <w:rPr>
-            <w:color w:val="0000EE"/>
-            <w:u w:val="single"/>
-          </w:rPr>
-          <w:t>Romans 13:4</w:t>
-        </w:r>
-      </w:hyperlink>
-      <w:r>
-        <w:rPr>
-          <w:lang w:val="en_US" w:bidi="en_US"/>
-        </w:rPr>
-        <w:t>).</w:t>
-      </w:r>
-    </w:p>
-    <w:p>
-      <w:pPr/>
-      <w:r>
-        <w:rPr>
-          <w:lang w:val="en_US" w:bidi="en_US"/>
-        </w:rPr>
-      </w:r>
-      <w:r>
-        <w:rPr>
-          <w:lang w:val="en_US" w:bidi="en_US"/>
-        </w:rPr>
-        <w:t>The NT presents servanthood as a form of ministry or service and as a mark of the whole church. That means it is considered a norm for all disciples (</w:t>
-      </w:r>
-      <w:hyperlink r:id="rId452">
-        <w:r>
-          <w:rPr>
-            <w:lang w:val="en_US" w:bidi="en_US"/>
-          </w:rPr>
-          <w:rPr>
-            <w:color w:val="0000EE"/>
-            <w:u w:val="single"/>
-          </w:rPr>
-          <w:t>Matthew 20:26–28</w:t>
-        </w:r>
-      </w:hyperlink>
-      <w:r>
-        <w:rPr>
-          <w:lang w:val="en_US" w:bidi="en_US"/>
-        </w:rPr>
-        <w:t xml:space="preserve">; </w:t>
-      </w:r>
-      <w:hyperlink r:id="rId453">
-        <w:r>
-          <w:rPr>
-            <w:lang w:val="en_US" w:bidi="en_US"/>
-          </w:rPr>
-          <w:rPr>
-            <w:color w:val="0000EE"/>
-            <w:u w:val="single"/>
-          </w:rPr>
-          <w:t>Luke 22:26–27</w:t>
-        </w:r>
-      </w:hyperlink>
-      <w:r>
-        <w:rPr>
-          <w:lang w:val="en_US" w:bidi="en_US"/>
-        </w:rPr>
-        <w:t>). Jesus’ teaching on the final judgment links ministry to actions like feeding the hungry, welcoming strangers, clothing the naked, and visiting the sick and imprisoned (</w:t>
-      </w:r>
-      <w:hyperlink r:id="rId454">
-        <w:r>
-          <w:rPr>
-            <w:lang w:val="en_US" w:bidi="en_US"/>
-          </w:rPr>
-          <w:rPr>
-            <w:color w:val="0000EE"/>
-            <w:u w:val="single"/>
-          </w:rPr>
-          <w:t>Matthew 25:31–46</w:t>
-        </w:r>
-      </w:hyperlink>
-      <w:r>
-        <w:rPr>
-          <w:lang w:val="en_US" w:bidi="en_US"/>
-        </w:rPr>
-        <w:t xml:space="preserve">). Throughout the NT, there is an emphasis on compassionate care for individuals’ physical and spiritual needs as well as giving oneself to meet those needs. Such service is ultimately a ministry to Christ himself (v </w:t>
-      </w:r>
-      <w:hyperlink r:id="rId455">
-        <w:r>
-          <w:rPr>
-            <w:lang w:val="en_US" w:bidi="en_US"/>
-          </w:rPr>
-          <w:rPr>
-            <w:color w:val="0000EE"/>
-            <w:u w:val="single"/>
-          </w:rPr>
-          <w:t>45</w:t>
-        </w:r>
-      </w:hyperlink>
-      <w:r>
-        <w:rPr>
-          <w:lang w:val="en_US" w:bidi="en_US"/>
-        </w:rPr>
-        <w:t>).</w:t>
-      </w:r>
-    </w:p>
-    <w:p>
-      <w:pPr>
-        <w:pStyle w:val="Heading4"/>
-      </w:pPr>
-      <w:r>
-        <w:rPr>
-          <w:lang w:val="en_US" w:bidi="en_US"/>
-        </w:rPr>
-        <w:t>Origin of the Office</w:t>
-      </w:r>
-    </w:p>
-    <w:p>
-      <w:pPr/>
-      <w:r>
-        <w:rPr>
-          <w:lang w:val="en_US" w:bidi="en_US"/>
-        </w:rPr>
-      </w:r>
-      <w:r>
-        <w:rPr>
-          <w:lang w:val="en_US" w:bidi="en_US"/>
-        </w:rPr>
-        <w:t xml:space="preserve">Some biblical scholars emphasize a relationship between the </w:t>
-      </w:r>
-      <w:r>
-        <w:rPr>
-          <w:i/>
-          <w:lang w:val="en_US" w:bidi="en_US"/>
-        </w:rPr>
-        <w:t>hazzan</w:t>
-      </w:r>
-      <w:r>
-        <w:rPr>
-          <w:lang w:val="en_US" w:bidi="en_US"/>
-        </w:rPr>
-        <w:t xml:space="preserve"> of the Jewish synagogue and the Christian office of deacon. The </w:t>
-      </w:r>
-      <w:r>
-        <w:rPr>
-          <w:i/>
-          <w:lang w:val="en_US" w:bidi="en_US"/>
-        </w:rPr>
-        <w:t>hazzan</w:t>
-      </w:r>
-      <w:r>
-        <w:rPr>
-          <w:lang w:val="en_US" w:bidi="en_US"/>
-        </w:rPr>
-        <w:t xml:space="preserve"> opened and closed the synagogue doors, kept it clean, and handed out the books for reading. It was probably to such a person that Jesus handed the scroll of Isaiah after finishing his reading (</w:t>
-      </w:r>
-      <w:hyperlink r:id="rId456">
-        <w:r>
-          <w:rPr>
-            <w:lang w:val="en_US" w:bidi="en_US"/>
-          </w:rPr>
-          <w:rPr>
-            <w:color w:val="0000EE"/>
-            <w:u w:val="single"/>
-          </w:rPr>
-          <w:t>Luke 4:20</w:t>
-        </w:r>
-      </w:hyperlink>
-      <w:r>
-        <w:rPr>
-          <w:lang w:val="en_US" w:bidi="en_US"/>
-        </w:rPr>
-        <w:t>).</w:t>
-      </w:r>
-    </w:p>
-    <w:p>
-      <w:pPr/>
-      <w:r>
-        <w:rPr>
-          <w:lang w:val="en_US" w:bidi="en_US"/>
-        </w:rPr>
-      </w:r>
-      <w:r>
-        <w:rPr>
-          <w:lang w:val="en_US" w:bidi="en_US"/>
-        </w:rPr>
-        <w:t>Other NT scholars focus on the selection of the seven (</w:t>
-      </w:r>
-      <w:hyperlink r:id="rId457">
-        <w:r>
-          <w:rPr>
-            <w:lang w:val="en_US" w:bidi="en_US"/>
-          </w:rPr>
-          <w:rPr>
-            <w:color w:val="0000EE"/>
-            <w:u w:val="single"/>
-          </w:rPr>
-          <w:t>Acts 6:1–6</w:t>
-        </w:r>
-      </w:hyperlink>
-      <w:r>
-        <w:rPr>
-          <w:lang w:val="en_US" w:bidi="en_US"/>
-        </w:rPr>
-        <w:t>). They see that action as a historical forerunner of a more developed structure (</w:t>
-      </w:r>
-      <w:hyperlink r:id="rId458">
-        <w:r>
-          <w:rPr>
-            <w:lang w:val="en_US" w:bidi="en_US"/>
-          </w:rPr>
-          <w:rPr>
-            <w:color w:val="0000EE"/>
-            <w:u w:val="single"/>
-          </w:rPr>
-          <w:t>Philippians 1:1</w:t>
-        </w:r>
-      </w:hyperlink>
-      <w:r>
-        <w:rPr>
-          <w:lang w:val="en_US" w:bidi="en_US"/>
-        </w:rPr>
-        <w:t xml:space="preserve">; </w:t>
-      </w:r>
-      <w:hyperlink r:id="rId459">
-        <w:r>
-          <w:rPr>
-            <w:lang w:val="en_US" w:bidi="en_US"/>
-          </w:rPr>
-          <w:rPr>
-            <w:color w:val="0000EE"/>
-            <w:u w:val="single"/>
-          </w:rPr>
-          <w:t>1 Timothy 3:8–13</w:t>
-        </w:r>
-      </w:hyperlink>
-      <w:r>
-        <w:rPr>
-          <w:lang w:val="en_US" w:bidi="en_US"/>
-        </w:rPr>
-        <w:t>—the two specific references to an “office” of deacon). Luke devoted considerable attention in Acts to the selection of a new set of church leaders. Overworked with a variety of responsibilities, the 12 apostles proposed a division of labor to ensure care for the Hellenist (Greek-speaking) widows in the church’s daily distribution of food and alms. Seven men of good repute, full of the Spirit and of wisdom (</w:t>
-      </w:r>
-      <w:hyperlink r:id="rId460">
-        <w:r>
-          <w:rPr>
-            <w:lang w:val="en_US" w:bidi="en_US"/>
-          </w:rPr>
-          <w:rPr>
-            <w:color w:val="0000EE"/>
-            <w:u w:val="single"/>
-          </w:rPr>
-          <w:t>Acts 6:3</w:t>
-        </w:r>
-      </w:hyperlink>
-      <w:r>
-        <w:rPr>
-          <w:lang w:val="en_US" w:bidi="en_US"/>
-        </w:rPr>
-        <w:t>), subsequently became prominent in the Jerusalem congregation, doing works of charity and caring for physical needs.</w:t>
-      </w:r>
-    </w:p>
-    <w:p>
-      <w:pPr/>
-      <w:r>
-        <w:rPr>
-          <w:lang w:val="en_US" w:bidi="en_US"/>
-        </w:rPr>
-      </w:r>
-      <w:r>
-        <w:rPr>
-          <w:lang w:val="en_US" w:bidi="en_US"/>
-        </w:rPr>
-        <w:t xml:space="preserve">Some scholars caution that the diaconate should not be exclusively linked with charitable works, since the Greek word used in </w:t>
-      </w:r>
-      <w:hyperlink r:id="rId461">
-        <w:r>
-          <w:rPr>
-            <w:lang w:val="en_US" w:bidi="en_US"/>
-          </w:rPr>
-          <w:rPr>
-            <w:color w:val="0000EE"/>
-            <w:u w:val="single"/>
-          </w:rPr>
-          <w:t>Acts 6:2</w:t>
-        </w:r>
-      </w:hyperlink>
-      <w:r>
-        <w:rPr>
-          <w:lang w:val="en_US" w:bidi="en_US"/>
-        </w:rPr>
-        <w:t xml:space="preserve"> is related to the word translated “ministry of the word” in verse </w:t>
-      </w:r>
-      <w:hyperlink r:id="rId462">
-        <w:r>
-          <w:rPr>
-            <w:lang w:val="en_US" w:bidi="en_US"/>
-          </w:rPr>
-          <w:rPr>
-            <w:color w:val="0000EE"/>
-            <w:u w:val="single"/>
-          </w:rPr>
-          <w:t>4</w:t>
-        </w:r>
-      </w:hyperlink>
-      <w:r>
-        <w:rPr>
-          <w:lang w:val="en_US" w:bidi="en_US"/>
-        </w:rPr>
-        <w:t>. Those chosen to oversee the care for physical needs were people of spiritual stature. Stephen, for instance, “full of grace and power, did great wonders and signs” (</w:t>
-      </w:r>
-      <w:hyperlink r:id="rId463">
-        <w:r>
-          <w:rPr>
-            <w:lang w:val="en_US" w:bidi="en_US"/>
-          </w:rPr>
-          <w:rPr>
-            <w:color w:val="0000EE"/>
-            <w:u w:val="single"/>
-          </w:rPr>
-          <w:t>6:8</w:t>
-        </w:r>
-      </w:hyperlink>
-      <w:r>
-        <w:rPr>
-          <w:lang w:val="en_US" w:bidi="en_US"/>
-        </w:rPr>
-        <w:t xml:space="preserve">, Revised Standard Version). Philip, appointed as one of the seven in </w:t>
-      </w:r>
-      <w:hyperlink r:id="rId464">
-        <w:r>
-          <w:rPr>
-            <w:lang w:val="en_US" w:bidi="en_US"/>
-          </w:rPr>
-          <w:rPr>
-            <w:color w:val="0000EE"/>
-            <w:u w:val="single"/>
-          </w:rPr>
-          <w:t>Acts 6</w:t>
-        </w:r>
-      </w:hyperlink>
-      <w:r>
-        <w:rPr>
-          <w:lang w:val="en_US" w:bidi="en_US"/>
-        </w:rPr>
-        <w:t>, “preached good news about the kingdom of God and the name of Jesus Christ” (</w:t>
-      </w:r>
-      <w:hyperlink r:id="rId465">
-        <w:r>
-          <w:rPr>
-            <w:lang w:val="en_US" w:bidi="en_US"/>
-          </w:rPr>
-          <w:rPr>
-            <w:color w:val="0000EE"/>
-            <w:u w:val="single"/>
-          </w:rPr>
-          <w:t>8:12</w:t>
-        </w:r>
-      </w:hyperlink>
-      <w:r>
-        <w:rPr>
-          <w:lang w:val="en_US" w:bidi="en_US"/>
-        </w:rPr>
-        <w:t xml:space="preserve">). Philip also baptized (v </w:t>
-      </w:r>
-      <w:hyperlink r:id="rId466">
-        <w:r>
-          <w:rPr>
-            <w:lang w:val="en_US" w:bidi="en_US"/>
-          </w:rPr>
-          <w:rPr>
-            <w:color w:val="0000EE"/>
-            <w:u w:val="single"/>
-          </w:rPr>
-          <w:t>38</w:t>
-        </w:r>
-      </w:hyperlink>
-      <w:r>
-        <w:rPr>
-          <w:lang w:val="en_US" w:bidi="en_US"/>
-        </w:rPr>
-        <w:t>) and is referred to as an evangelist (</w:t>
-      </w:r>
-      <w:hyperlink r:id="rId467">
-        <w:r>
-          <w:rPr>
-            <w:lang w:val="en_US" w:bidi="en_US"/>
-          </w:rPr>
-          <w:rPr>
-            <w:color w:val="0000EE"/>
-            <w:u w:val="single"/>
-          </w:rPr>
-          <w:t>21:8</w:t>
-        </w:r>
-      </w:hyperlink>
-      <w:r>
-        <w:rPr>
-          <w:lang w:val="en_US" w:bidi="en_US"/>
-        </w:rPr>
-        <w:t>).</w:t>
-      </w:r>
-    </w:p>
-    <w:p>
-      <w:pPr>
-        <w:pStyle w:val="Heading3"/>
-      </w:pPr>
-      <w:r>
-        <w:rPr>
-          <w:lang w:val="en_US" w:bidi="en_US"/>
-        </w:rPr>
-        <w:t>Deacons in the Early Church</w:t>
-      </w:r>
-    </w:p>
-    <w:p>
-      <w:pPr/>
-      <w:r>
-        <w:rPr>
-          <w:lang w:val="en_US" w:bidi="en_US"/>
-        </w:rPr>
-      </w:r>
-      <w:r>
-        <w:rPr>
-          <w:lang w:val="en_US" w:bidi="en_US"/>
-        </w:rPr>
-        <w:t xml:space="preserve">Those who cite </w:t>
-      </w:r>
-      <w:hyperlink r:id="rId464">
-        <w:r>
-          <w:rPr>
-            <w:lang w:val="en_US" w:bidi="en_US"/>
-          </w:rPr>
-          <w:rPr>
-            <w:color w:val="0000EE"/>
-            <w:u w:val="single"/>
-          </w:rPr>
-          <w:t>Acts 6</w:t>
-        </w:r>
-      </w:hyperlink>
-      <w:r>
-        <w:rPr>
-          <w:lang w:val="en_US" w:bidi="en_US"/>
-        </w:rPr>
-        <w:t xml:space="preserve"> as a preliminary stage of the office of deacon refer to the spread of the practice from the church in Jerusalem to the gentile congregations sprouting elsewhere. Many churches probably took the appointment of “the Jerusalem seven” as a pattern to follow, some even adopting the number seven. In a letter of the third-century pope Cornelius, for example, the church of Rome was said to have maintained seven for the number of deacons.</w:t>
-      </w:r>
-    </w:p>
-    <w:p>
-      <w:pPr/>
-      <w:r>
-        <w:rPr>
-          <w:lang w:val="en_US" w:bidi="en_US"/>
-        </w:rPr>
-      </w:r>
-      <w:r>
-        <w:rPr>
-          <w:lang w:val="en_US" w:bidi="en_US"/>
-        </w:rPr>
-        <w:t xml:space="preserve">By the time the church of Philippi received its instructions from the apostle Paul (c. AD 62) and Timothy had Paul’s first letter in hand, “deacon” had become a technical term referring to a specific office in the churches. In </w:t>
-      </w:r>
-      <w:hyperlink r:id="rId458">
-        <w:r>
-          <w:rPr>
-            <w:lang w:val="en_US" w:bidi="en_US"/>
-          </w:rPr>
-          <w:rPr>
-            <w:color w:val="0000EE"/>
-            <w:u w:val="single"/>
-          </w:rPr>
-          <w:t>Philippians 1:1</w:t>
-        </w:r>
-      </w:hyperlink>
-      <w:r>
-        <w:rPr>
-          <w:lang w:val="en_US" w:bidi="en_US"/>
-        </w:rPr>
-        <w:t xml:space="preserve"> Paul addressed the church in general and then added “with bishops and deacons.” Some interpreters consider that to be a clear establishment of two distinct groups within the larger church body, though no further description is given. Possibly the deacons of that congregation were responsible for collecting and then dispatching the offerings referred to (</w:t>
-      </w:r>
-      <w:hyperlink r:id="rId468">
-        <w:r>
-          <w:rPr>
-            <w:lang w:val="en_US" w:bidi="en_US"/>
-          </w:rPr>
-          <w:rPr>
-            <w:color w:val="0000EE"/>
-            <w:u w:val="single"/>
-          </w:rPr>
-          <w:t>Phil 4:14–18</w:t>
-        </w:r>
-      </w:hyperlink>
-      <w:r>
-        <w:rPr>
-          <w:lang w:val="en_US" w:bidi="en_US"/>
-        </w:rPr>
-        <w:t>).</w:t>
-      </w:r>
-    </w:p>
-    <w:p>
-      <w:pPr/>
-      <w:r>
-        <w:rPr>
-          <w:lang w:val="en_US" w:bidi="en_US"/>
-        </w:rPr>
-      </w:r>
-      <w:r>
-        <w:rPr>
-          <w:lang w:val="en_US" w:bidi="en_US"/>
-        </w:rPr>
-        <w:t xml:space="preserve">In </w:t>
-      </w:r>
-      <w:hyperlink r:id="rId459">
-        <w:r>
-          <w:rPr>
-            <w:lang w:val="en_US" w:bidi="en_US"/>
-          </w:rPr>
-          <w:rPr>
-            <w:color w:val="0000EE"/>
-            <w:u w:val="single"/>
-          </w:rPr>
-          <w:t>1 Timothy 3:8–13</w:t>
-        </w:r>
-      </w:hyperlink>
-      <w:r>
-        <w:rPr>
-          <w:lang w:val="en_US" w:bidi="en_US"/>
-        </w:rPr>
-        <w:t xml:space="preserve"> instructions are given about qualifications for the office of deacon. Although that is the most detailed treatment of the subject in the NT, it is actually quite sketchy. Most of the qualifications, dealing with personal character and behavior, are similar to those for a bishop. For instance, a deacon is to be truthful, monogamous, “not addicted to much wine,” and a responsible parent. Verse </w:t>
-      </w:r>
-      <w:hyperlink r:id="rId469">
-        <w:r>
-          <w:rPr>
-            <w:lang w:val="en_US" w:bidi="en_US"/>
-          </w:rPr>
-          <w:rPr>
-            <w:color w:val="0000EE"/>
-            <w:u w:val="single"/>
-          </w:rPr>
-          <w:t>11</w:t>
-        </w:r>
-      </w:hyperlink>
-      <w:r>
-        <w:rPr>
-          <w:lang w:val="en_US" w:bidi="en_US"/>
-        </w:rPr>
-        <w:t>, requiring that “the women likewise must be serious, not slanderers, but temperate, faithful in all things” (Revised Standard Version), may refer not to deacons’ wives but to deaconesses, as several translations note (New International Version, New English Bible). In any event, it is clear that women participated in the work of the diaconate.</w:t>
-      </w:r>
-    </w:p>
-    <w:p>
-      <w:pPr/>
-      <w:r>
-        <w:rPr>
-          <w:lang w:val="en_US" w:bidi="en_US"/>
-        </w:rPr>
-      </w:r>
-      <w:r>
-        <w:rPr>
-          <w:lang w:val="en_US" w:bidi="en_US"/>
-        </w:rPr>
-        <w:t>In contrast to the office of bishop (</w:t>
-      </w:r>
-      <w:hyperlink r:id="rId470">
-        <w:r>
-          <w:rPr>
-            <w:lang w:val="en_US" w:bidi="en_US"/>
-          </w:rPr>
-          <w:rPr>
-            <w:color w:val="0000EE"/>
-            <w:u w:val="single"/>
-          </w:rPr>
-          <w:t>1 Timothy 3:2</w:t>
-        </w:r>
-      </w:hyperlink>
-      <w:r>
-        <w:rPr>
-          <w:lang w:val="en_US" w:bidi="en_US"/>
-        </w:rPr>
-        <w:t xml:space="preserve">), deacons are not described as providing teaching or hospitality. In fact, no mention is made of any functional qualifications to clarify deacons’ or deaconesses’ roles in the early church. The character qualifications listed are appropriate for those with monetary and administrative responsibilities (as </w:t>
-      </w:r>
-      <w:hyperlink r:id="rId457">
-        <w:r>
-          <w:rPr>
-            <w:lang w:val="en_US" w:bidi="en_US"/>
-          </w:rPr>
-          <w:rPr>
-            <w:color w:val="0000EE"/>
-            <w:u w:val="single"/>
-          </w:rPr>
-          <w:t>Acts 6:1–6</w:t>
-        </w:r>
-      </w:hyperlink>
-      <w:r>
-        <w:rPr>
-          <w:lang w:val="en_US" w:bidi="en_US"/>
-        </w:rPr>
-        <w:t xml:space="preserve"> suggests). Timothy is told that good deacons will not go unrewarded; not only will their faith increase, but also their good standing among those whom they serve (</w:t>
-      </w:r>
-      <w:hyperlink r:id="rId471">
-        <w:r>
-          <w:rPr>
-            <w:lang w:val="en_US" w:bidi="en_US"/>
-          </w:rPr>
-          <w:rPr>
-            <w:color w:val="0000EE"/>
-            <w:u w:val="single"/>
-          </w:rPr>
-          <w:t>1 Timothy 3:13</w:t>
-        </w:r>
-      </w:hyperlink>
-      <w:r>
-        <w:rPr>
-          <w:lang w:val="en_US" w:bidi="en_US"/>
-        </w:rPr>
-        <w:t>).</w:t>
-      </w:r>
-    </w:p>
-    <w:p>
-      <w:pPr/>
-      <w:r>
-        <w:rPr>
-          <w:lang w:val="en_US" w:bidi="en_US"/>
-        </w:rPr>
-      </w:r>
-      <w:r>
-        <w:rPr>
-          <w:lang w:val="en_US" w:bidi="en_US"/>
-        </w:rPr>
-        <w:t xml:space="preserve">The office of deacon differed from the office of elder, which was adapted from a definite Jewish pattern in the OT (see </w:t>
-      </w:r>
-      <w:hyperlink r:id="rId472">
-        <w:r>
-          <w:rPr>
-            <w:lang w:val="en_US" w:bidi="en_US"/>
-          </w:rPr>
-          <w:rPr>
-            <w:color w:val="0000EE"/>
-            <w:u w:val="single"/>
-          </w:rPr>
-          <w:t>Numbers 11:16–17</w:t>
-        </w:r>
-      </w:hyperlink>
-      <w:r>
-        <w:rPr>
-          <w:lang w:val="en_US" w:bidi="en_US"/>
-        </w:rPr>
-        <w:t xml:space="preserve">; </w:t>
-      </w:r>
-      <w:hyperlink r:id="rId473">
-        <w:r>
-          <w:rPr>
-            <w:lang w:val="en_US" w:bidi="en_US"/>
-          </w:rPr>
-          <w:rPr>
-            <w:color w:val="0000EE"/>
-            <w:u w:val="single"/>
-          </w:rPr>
-          <w:t>Deuteronomy 29:10</w:t>
-        </w:r>
-      </w:hyperlink>
-      <w:r>
-        <w:rPr>
-          <w:lang w:val="en_US" w:bidi="en_US"/>
-        </w:rPr>
-        <w:t>). The diaconate, on the other hand, developed from the strong, personal, historical example of Jesus, the servant who compassionately met concrete human needs.</w:t>
-      </w:r>
-    </w:p>
-    <w:p>
-      <w:pPr/>
-      <w:r>
-        <w:rPr>
-          <w:lang w:val="en_US" w:bidi="en_US"/>
-        </w:rPr>
-      </w:r>
-      <w:r>
-        <w:rPr>
-          <w:lang w:val="en_US" w:bidi="en_US"/>
-        </w:rPr>
-        <w:t>As the office of deacon became more firmly established, its duties could be defined as those of pastoral care. The poor and the sick received their service not only physically but also with instruction and consolation. The homes of church members became familiar territory to a deacon or deaconess. A pattern of visitation was established to discover and then meet the needs of the church body at large. Although that included the administration of funds, it went far beyond it. Those who served as deacons and deaconesses undoubtedly became symbols of loving care for the church in general.</w:t>
-      </w:r>
-    </w:p>
-    <w:p>
-      <w:pPr/>
-      <w:r>
-        <w:rPr>
-          <w:lang w:val="en_US" w:bidi="en_US"/>
-        </w:rPr>
-      </w:r>
-      <w:r>
-        <w:rPr>
-          <w:lang w:val="en_US" w:bidi="en_US"/>
-        </w:rPr>
-        <w:t>Where the office of deacon fits into the larger pattern of church order within the NT is difficult to determine because of the obvious variety present during the formative years. Some church historians conclude that as ecclesiastical structure developed, elders provided congregational leadership. Deacons assisted them, especially in social services and pastoral care. The late first and early second centuries witnessed a distinctive threefold ministry of deacons, elders (presbyters), and bishops. Bishops or “overseers” began to exercise authority over areas or groups of churches.</w:t>
-      </w:r>
-    </w:p>
-    <w:p>
-      <w:pPr>
-        <w:pStyle w:val="Heading3"/>
-      </w:pPr>
-      <w:r>
-        <w:rPr>
-          <w:lang w:val="en_US" w:bidi="en_US"/>
-        </w:rPr>
-        <w:t>Deaconess</w:t>
-      </w:r>
-    </w:p>
-    <w:p>
-      <w:pPr/>
-      <w:r>
-        <w:rPr>
-          <w:lang w:val="en_US" w:bidi="en_US"/>
-        </w:rPr>
-      </w:r>
-      <w:r>
-        <w:rPr>
-          <w:lang w:val="en_US" w:bidi="en_US"/>
-        </w:rPr>
-        <w:t>Where did women fit into the ministry of the early church? Paul’s inclusion of references to women in ministry is striking when compared with the role of women in general in the first century. He commended Phoebe for her service in the church at Cenchrea, using the word “deacon” to describe her (</w:t>
-      </w:r>
-      <w:hyperlink r:id="rId474">
-        <w:r>
-          <w:rPr>
-            <w:lang w:val="en_US" w:bidi="en_US"/>
-          </w:rPr>
-          <w:rPr>
-            <w:color w:val="0000EE"/>
-            <w:u w:val="single"/>
-          </w:rPr>
-          <w:t>Romans 16:1</w:t>
-        </w:r>
-      </w:hyperlink>
-      <w:r>
-        <w:rPr>
-          <w:lang w:val="en_US" w:bidi="en_US"/>
-        </w:rPr>
-        <w:t xml:space="preserve">). He praised her as a “helper” (v </w:t>
-      </w:r>
-      <w:hyperlink r:id="rId475">
-        <w:r>
-          <w:rPr>
-            <w:lang w:val="en_US" w:bidi="en_US"/>
-          </w:rPr>
-          <w:rPr>
-            <w:color w:val="0000EE"/>
-            <w:u w:val="single"/>
-          </w:rPr>
-          <w:t>2</w:t>
-        </w:r>
-      </w:hyperlink>
-      <w:r>
-        <w:rPr>
-          <w:lang w:val="en_US" w:bidi="en_US"/>
-        </w:rPr>
-        <w:t xml:space="preserve">), a word that denotes leadership qualities (cf. </w:t>
-      </w:r>
-      <w:hyperlink r:id="rId476">
-        <w:r>
-          <w:rPr>
-            <w:lang w:val="en_US" w:bidi="en_US"/>
-          </w:rPr>
-          <w:rPr>
-            <w:color w:val="0000EE"/>
-            <w:u w:val="single"/>
-          </w:rPr>
-          <w:t>Romans 12:8</w:t>
-        </w:r>
-      </w:hyperlink>
-      <w:r>
-        <w:rPr>
-          <w:lang w:val="en_US" w:bidi="en_US"/>
-        </w:rPr>
-        <w:t xml:space="preserve">; </w:t>
-      </w:r>
-      <w:hyperlink r:id="rId477">
-        <w:r>
-          <w:rPr>
-            <w:lang w:val="en_US" w:bidi="en_US"/>
-          </w:rPr>
-          <w:rPr>
-            <w:color w:val="0000EE"/>
-            <w:u w:val="single"/>
-          </w:rPr>
-          <w:t>1 Timothy 3:4–5</w:t>
-        </w:r>
-      </w:hyperlink>
-      <w:r>
-        <w:rPr>
-          <w:lang w:val="en_US" w:bidi="en_US"/>
-        </w:rPr>
-        <w:t>). Some scholars have used that reference as an example of early development of the office of deaconess. Others have interpreted it in a nontechnical sense, meaning that Phoebe functioned in a generally serving role and thus was worthy of recognition at Rome. Whether “deacon” was used technically or descriptively, ministry for both women and men in the NT was patterned after the example of Jesus, who “came not to be served but to serve” (</w:t>
-      </w:r>
-      <w:hyperlink r:id="rId478">
-        <w:r>
-          <w:rPr>
-            <w:lang w:val="en_US" w:bidi="en_US"/>
-          </w:rPr>
-          <w:rPr>
-            <w:color w:val="0000EE"/>
-            <w:u w:val="single"/>
-          </w:rPr>
-          <w:t>Mark 10:45</w:t>
-        </w:r>
-      </w:hyperlink>
-      <w:r>
-        <w:rPr>
-          <w:lang w:val="en_US" w:bidi="en_US"/>
-        </w:rPr>
-        <w:t>). Because of the large number of female converts (</w:t>
-      </w:r>
-      <w:hyperlink r:id="rId479">
-        <w:r>
-          <w:rPr>
-            <w:lang w:val="en_US" w:bidi="en_US"/>
-          </w:rPr>
-          <w:rPr>
-            <w:color w:val="0000EE"/>
-            <w:u w:val="single"/>
-          </w:rPr>
-          <w:t>Acts 5:14</w:t>
-        </w:r>
-      </w:hyperlink>
-      <w:r>
-        <w:rPr>
-          <w:lang w:val="en_US" w:bidi="en_US"/>
-        </w:rPr>
-        <w:t xml:space="preserve">; </w:t>
-      </w:r>
-      <w:hyperlink r:id="rId480">
-        <w:r>
-          <w:rPr>
-            <w:lang w:val="en_US" w:bidi="en_US"/>
-          </w:rPr>
-          <w:rPr>
-            <w:color w:val="0000EE"/>
-            <w:u w:val="single"/>
-          </w:rPr>
-          <w:t>17:4</w:t>
-        </w:r>
-      </w:hyperlink>
-      <w:r>
-        <w:rPr>
-          <w:lang w:val="en_US" w:bidi="en_US"/>
-        </w:rPr>
-        <w:t>), women functioned in such areas of ministry as visitation, instruction in discipleship, and assistance in baptism. Deaconesses are mentioned in third-century documents as administering baptism to female converts.</w:t>
-      </w:r>
-    </w:p>
-    <w:p>
-      <w:pPr/>
-      <w:r>
-        <w:rPr>
-          <w:lang w:val="en_US" w:bidi="en_US"/>
-        </w:rPr>
-      </w:r>
-      <w:r>
-        <w:rPr>
-          <w:i/>
-          <w:lang w:val="en_US" w:bidi="en_US"/>
-        </w:rPr>
-        <w:t>See also</w:t>
-      </w:r>
-      <w:r>
-        <w:rPr>
-          <w:lang w:val="en_US" w:bidi="en_US"/>
-        </w:rPr>
-        <w:t xml:space="preserve"> </w:t>
-      </w:r>
-      <w:r>
-        <w:rPr>
-          <w:lang w:val="en_US" w:bidi="en_US"/>
-        </w:rPr>
-        <w:t>Bishop</w:t>
-      </w:r>
-      <w:r>
-        <w:rPr>
-          <w:lang w:val="en_US" w:bidi="en_US"/>
-        </w:rPr>
-        <w:t xml:space="preserve">; </w:t>
-      </w:r>
-      <w:r>
-        <w:rPr>
-          <w:lang w:val="en_US" w:bidi="en_US"/>
-        </w:rPr>
-        <w:t>Elder</w:t>
-      </w:r>
-      <w:r>
-        <w:rPr>
-          <w:lang w:val="en_US" w:bidi="en_US"/>
-        </w:rPr>
-        <w:t xml:space="preserve">; </w:t>
-      </w:r>
-      <w:r>
-        <w:rPr>
-          <w:lang w:val="en_US" w:bidi="en_US"/>
-        </w:rPr>
-        <w:t>Pastor</w:t>
-      </w:r>
-      <w:r>
-        <w:rPr>
-          <w:lang w:val="en_US" w:bidi="en_US"/>
-        </w:rPr>
-        <w:t xml:space="preserve">; </w:t>
-      </w:r>
-      <w:r>
-        <w:rPr>
-          <w:lang w:val="en_US" w:bidi="en_US"/>
-        </w:rPr>
-        <w:t>Presbyter</w:t>
-      </w:r>
-      <w:r>
-        <w:rPr>
-          <w:lang w:val="en_US" w:bidi="en_US"/>
-        </w:rPr>
-        <w:t>.</w:t>
-      </w:r>
-      <w:r>
-        <w:rPr>
-          <w:lang w:val="en_US" w:bidi="en_US"/>
-        </w:rPr>
-      </w:r>
-      <w:r>
-        <w:rPr>
-          <w:lang w:val="en_US" w:bidi="en_US"/>
-        </w:rPr>
-      </w:r>
-    </w:p>
-    <w:p>
-      <w:pPr/>
-      <w:r>
-        <w:rPr>
-          <w:lang w:val="en_US" w:bidi="en_US"/>
-        </w:rPr>
-      </w:r>
-    </w:p>
-    <w:p>
-      <w:pPr>
-        <w:pStyle w:val="Heading2"/>
-      </w:pPr>
-      <w:r>
-        <w:rPr>
-          <w:lang w:val="en_US" w:bidi="en_US"/>
-        </w:rPr>
-        <w:t>Dead Sea</w:t>
-      </w:r>
-      <w:r>
-        <w:rPr>
-          <w:lang w:val="en_US" w:bidi="en_US"/>
-        </w:rPr>
-      </w:r>
-    </w:p>
-    <w:p>
-      <w:pPr/>
-      <w:r>
-        <w:rPr>
-          <w:lang w:val="en_US" w:bidi="en_US"/>
-        </w:rPr>
-      </w:r>
-      <w:r>
-        <w:rPr>
-          <w:lang w:val="en_US" w:bidi="en_US"/>
-        </w:rPr>
-        <w:t>A large saltwater lake where the Jordan River ends. Western culture has called it the “Dead Sea” since the Greek period. However, in the Old Testament, it is often called the "Salt Sea" (</w:t>
-      </w:r>
-      <w:hyperlink r:id="rId481">
-        <w:r>
-          <w:rPr>
-            <w:lang w:val="en_US" w:bidi="en_US"/>
-          </w:rPr>
-          <w:rPr>
-            <w:color w:val="0000EE"/>
-            <w:u w:val="single"/>
-          </w:rPr>
-          <w:t>Genesis 14:3</w:t>
-        </w:r>
-      </w:hyperlink>
-      <w:r>
-        <w:rPr>
-          <w:lang w:val="en_US" w:bidi="en_US"/>
-        </w:rPr>
-        <w:t xml:space="preserve">; </w:t>
-      </w:r>
-      <w:hyperlink r:id="rId482">
-        <w:r>
-          <w:rPr>
-            <w:lang w:val="en_US" w:bidi="en_US"/>
-          </w:rPr>
-          <w:rPr>
-            <w:color w:val="0000EE"/>
-            <w:u w:val="single"/>
-          </w:rPr>
-          <w:t>Numbers 34:3, 12</w:t>
-        </w:r>
-      </w:hyperlink>
-      <w:r>
-        <w:rPr>
-          <w:lang w:val="en_US" w:bidi="en_US"/>
-        </w:rPr>
-        <w:t xml:space="preserve">; </w:t>
-      </w:r>
-      <w:hyperlink r:id="rId483">
-        <w:r>
-          <w:rPr>
-            <w:lang w:val="en_US" w:bidi="en_US"/>
-          </w:rPr>
-          <w:rPr>
-            <w:color w:val="0000EE"/>
-            <w:u w:val="single"/>
-          </w:rPr>
-          <w:t>Deuteronomy 3:17</w:t>
-        </w:r>
-      </w:hyperlink>
-      <w:r>
-        <w:rPr>
-          <w:lang w:val="en_US" w:bidi="en_US"/>
-        </w:rPr>
-        <w:t xml:space="preserve">; </w:t>
-      </w:r>
-      <w:hyperlink r:id="rId484">
-        <w:r>
-          <w:rPr>
-            <w:lang w:val="en_US" w:bidi="en_US"/>
-          </w:rPr>
-          <w:rPr>
-            <w:color w:val="0000EE"/>
-            <w:u w:val="single"/>
-          </w:rPr>
-          <w:t>Joshua 3:16</w:t>
-        </w:r>
-      </w:hyperlink>
-      <w:r>
-        <w:rPr>
-          <w:lang w:val="en_US" w:bidi="en_US"/>
-        </w:rPr>
-        <w:t xml:space="preserve">; </w:t>
-      </w:r>
-      <w:hyperlink r:id="rId485">
-        <w:r>
-          <w:rPr>
-            <w:lang w:val="en_US" w:bidi="en_US"/>
-          </w:rPr>
-          <w:rPr>
-            <w:color w:val="0000EE"/>
-            <w:u w:val="single"/>
-          </w:rPr>
-          <w:t>12:3</w:t>
-        </w:r>
-      </w:hyperlink>
-      <w:r>
-        <w:rPr>
-          <w:lang w:val="en_US" w:bidi="en_US"/>
-        </w:rPr>
-        <w:t xml:space="preserve">; </w:t>
-      </w:r>
-      <w:hyperlink r:id="rId486">
-        <w:r>
-          <w:rPr>
-            <w:lang w:val="en_US" w:bidi="en_US"/>
-          </w:rPr>
-          <w:rPr>
-            <w:color w:val="0000EE"/>
-            <w:u w:val="single"/>
-          </w:rPr>
-          <w:t>15:2, 5</w:t>
-        </w:r>
-      </w:hyperlink>
-      <w:r>
-        <w:rPr>
-          <w:lang w:val="en_US" w:bidi="en_US"/>
-        </w:rPr>
-        <w:t xml:space="preserve">; </w:t>
-      </w:r>
-      <w:hyperlink r:id="rId487">
-        <w:r>
-          <w:rPr>
-            <w:lang w:val="en_US" w:bidi="en_US"/>
-          </w:rPr>
-          <w:rPr>
-            <w:color w:val="0000EE"/>
-            <w:u w:val="single"/>
-          </w:rPr>
-          <w:t>18:19</w:t>
-        </w:r>
-      </w:hyperlink>
-      <w:r>
-        <w:rPr>
-          <w:lang w:val="en_US" w:bidi="en_US"/>
-        </w:rPr>
-        <w:t xml:space="preserve">). The lake contains a large amount of salt, a valuable resource in ancient times. The Bible also calls the Dead Sea: </w:t>
+      <w:r>
+        <w:rPr>
+          <w:lang w:val="en_US" w:bidi="en_US"/>
+        </w:rPr>
+        <w:t>It helped protect the people from God's anger over their sins.</w:t>
       </w:r>
     </w:p>
     <w:p>
@@ -18154,97 +16001,21 @@
         <w:rPr>
           <w:lang w:val="en_US" w:bidi="en_US"/>
         </w:rPr>
-        <w:t>The Sea of the Arabah (</w:t>
-      </w:r>
-      <w:hyperlink r:id="rId483">
-        <w:r>
-          <w:rPr>
-            <w:lang w:val="en_US" w:bidi="en_US"/>
-          </w:rPr>
-          <w:rPr>
-            <w:color w:val="0000EE"/>
-            <w:u w:val="single"/>
-          </w:rPr>
-          <w:t>Deuteronomy 3:17</w:t>
-        </w:r>
-      </w:hyperlink>
-      <w:r>
-        <w:rPr>
-          <w:lang w:val="en_US" w:bidi="en_US"/>
-        </w:rPr>
-        <w:t xml:space="preserve">; </w:t>
-      </w:r>
-      <w:hyperlink r:id="rId488">
-        <w:r>
-          <w:rPr>
-            <w:lang w:val="en_US" w:bidi="en_US"/>
-          </w:rPr>
-          <w:rPr>
-            <w:color w:val="0000EE"/>
-            <w:u w:val="single"/>
-          </w:rPr>
-          <w:t>4:49</w:t>
-        </w:r>
-      </w:hyperlink>
-      <w:r>
-        <w:rPr>
-          <w:lang w:val="en_US" w:bidi="en_US"/>
-        </w:rPr>
-        <w:t xml:space="preserve">; </w:t>
-      </w:r>
-      <w:hyperlink r:id="rId484">
-        <w:r>
-          <w:rPr>
-            <w:lang w:val="en_US" w:bidi="en_US"/>
-          </w:rPr>
-          <w:rPr>
-            <w:color w:val="0000EE"/>
-            <w:u w:val="single"/>
-          </w:rPr>
-          <w:t>Joshua 3:16</w:t>
-        </w:r>
-      </w:hyperlink>
-      <w:r>
-        <w:rPr>
-          <w:lang w:val="en_US" w:bidi="en_US"/>
-        </w:rPr>
-        <w:t xml:space="preserve">; </w:t>
-      </w:r>
-      <w:hyperlink r:id="rId485">
-        <w:r>
-          <w:rPr>
-            <w:lang w:val="en_US" w:bidi="en_US"/>
-          </w:rPr>
-          <w:rPr>
-            <w:color w:val="0000EE"/>
-            <w:u w:val="single"/>
-          </w:rPr>
-          <w:t>12:3</w:t>
-        </w:r>
-      </w:hyperlink>
-      <w:r>
-        <w:rPr>
-          <w:lang w:val="en_US" w:bidi="en_US"/>
-        </w:rPr>
-        <w:t xml:space="preserve">; </w:t>
-      </w:r>
-      <w:hyperlink r:id="rId489">
-        <w:r>
-          <w:rPr>
-            <w:lang w:val="en_US" w:bidi="en_US"/>
-          </w:rPr>
-          <w:rPr>
-            <w:color w:val="0000EE"/>
-            <w:u w:val="single"/>
-          </w:rPr>
-          <w:t>2 Kings 14:25</w:t>
-        </w:r>
-      </w:hyperlink>
-      <w:r>
-        <w:rPr>
-          <w:lang w:val="en_US" w:bidi="en_US"/>
-        </w:rPr>
-        <w:t xml:space="preserve">) </w:t>
+        <w:t>It ensured that God would continue to be present with them.</w:t>
+      </w:r>
+    </w:p>
+    <w:p>
+      <w:pPr/>
+      <w:r>
+        <w:rPr>
+          <w:lang w:val="en_US" w:bidi="en_US"/>
+        </w:rPr>
+      </w:r>
+      <w:r>
+        <w:rPr>
+          <w:lang w:val="en_US" w:bidi="en_US"/>
+        </w:rPr>
+        <w:t xml:space="preserve">On this day, two important actions worked together to make everything clean from sin: </w:t>
       </w:r>
     </w:p>
     <w:p>
@@ -18262,75 +16033,7 @@
         <w:rPr>
           <w:lang w:val="en_US" w:bidi="en_US"/>
         </w:rPr>
-        <w:t>The Eastern Sea (</w:t>
-      </w:r>
-      <w:hyperlink r:id="rId490">
-        <w:r>
-          <w:rPr>
-            <w:lang w:val="en_US" w:bidi="en_US"/>
-          </w:rPr>
-          <w:rPr>
-            <w:color w:val="0000EE"/>
-            <w:u w:val="single"/>
-          </w:rPr>
-          <w:t>Ezekiel 47:18</w:t>
-        </w:r>
-      </w:hyperlink>
-      <w:r>
-        <w:rPr>
-          <w:lang w:val="en_US" w:bidi="en_US"/>
-        </w:rPr>
-        <w:t xml:space="preserve">; </w:t>
-      </w:r>
-      <w:hyperlink r:id="rId491">
-        <w:r>
-          <w:rPr>
-            <w:lang w:val="en_US" w:bidi="en_US"/>
-          </w:rPr>
-          <w:rPr>
-            <w:color w:val="0000EE"/>
-            <w:u w:val="single"/>
-          </w:rPr>
-          <w:t>Joel 2:20</w:t>
-        </w:r>
-      </w:hyperlink>
-      <w:r>
-        <w:rPr>
-          <w:lang w:val="en_US" w:bidi="en_US"/>
-        </w:rPr>
-        <w:t xml:space="preserve">; </w:t>
-      </w:r>
-      <w:hyperlink r:id="rId492">
-        <w:r>
-          <w:rPr>
-            <w:lang w:val="en_US" w:bidi="en_US"/>
-          </w:rPr>
-          <w:rPr>
-            <w:color w:val="0000EE"/>
-            <w:u w:val="single"/>
-          </w:rPr>
-          <w:t>Zechariah 14:8</w:t>
-        </w:r>
-      </w:hyperlink>
-      <w:r>
-        <w:rPr>
-          <w:lang w:val="en_US" w:bidi="en_US"/>
-        </w:rPr>
-        <w:t>)</w:t>
-      </w:r>
-    </w:p>
-    <w:p>
-      <w:pPr/>
-      <w:r>
-        <w:rPr>
-          <w:lang w:val="en_US" w:bidi="en_US"/>
-        </w:rPr>
-      </w:r>
-      <w:r>
-        <w:rPr>
-          <w:lang w:val="en_US" w:bidi="en_US"/>
-        </w:rPr>
-        <w:t>Other ancient writers refer to the Dead Sea as:</w:t>
+        <w:t xml:space="preserve">The priests sacrificed one goat as an offering. </w:t>
       </w:r>
     </w:p>
     <w:p>
@@ -18348,7 +16051,21 @@
         <w:rPr>
           <w:lang w:val="en_US" w:bidi="en_US"/>
         </w:rPr>
-        <w:t>The Sea of Sodom</w:t>
+        <w:t xml:space="preserve">Then they sent the second goat, called the scapegoat, into the wilderness. </w:t>
+      </w:r>
+    </w:p>
+    <w:p>
+      <w:pPr/>
+      <w:r>
+        <w:rPr>
+          <w:lang w:val="en_US" w:bidi="en_US"/>
+        </w:rPr>
+      </w:r>
+      <w:r>
+        <w:rPr>
+          <w:lang w:val="en_US" w:bidi="en_US"/>
+        </w:rPr>
+        <w:t xml:space="preserve">These actions cleansed three important things: </w:t>
       </w:r>
     </w:p>
     <w:p>
@@ -18366,7 +16083,7 @@
         <w:rPr>
           <w:lang w:val="en_US" w:bidi="en_US"/>
         </w:rPr>
-        <w:t>The Sea of Asphalt</w:t>
+        <w:t xml:space="preserve">all the people of Israel, </w:t>
       </w:r>
     </w:p>
     <w:p>
@@ -18384,6 +16101,3032 @@
         <w:rPr>
           <w:lang w:val="en_US" w:bidi="en_US"/>
         </w:rPr>
+        <w:t xml:space="preserve">the priests who served in the temple, and </w:t>
+      </w:r>
+    </w:p>
+    <w:p>
+      <w:pPr>
+        <w:pStyle w:val="ListBullet"/>
+        <w:spacing w:line="240" w:lineRule="auto"/>
+        <w:ind w:left="720"/>
+      </w:pPr>
+      <w:r>
+        <w:rPr>
+          <w:lang w:val="en_US" w:bidi="en_US"/>
+        </w:rPr>
+      </w:r>
+      <w:r>
+        <w:rPr>
+          <w:lang w:val="en_US" w:bidi="en_US"/>
+        </w:rPr>
+        <w:t>the sacred building itself.</w:t>
+      </w:r>
+    </w:p>
+    <w:p>
+      <w:pPr/>
+      <w:r>
+        <w:rPr>
+          <w:lang w:val="en_US" w:bidi="en_US"/>
+        </w:rPr>
+      </w:r>
+      <w:r>
+        <w:rPr>
+          <w:lang w:val="en_US" w:bidi="en_US"/>
+        </w:rPr>
+        <w:t xml:space="preserve">The purpose of the sacrificial system was fully expressed on that day. Some people call the Day of Atonement the "Good Friday of the Old Testament" because it was so important (Good Friday is the day Christians remember Jesus's death on the cross). The regular sacrifices that happened daily, weekly, and monthly throughout the year could not completely remove sin. This was shown by the fact that the high priest could not enter the Most Holy Place in the temple on regular days. </w:t>
+      </w:r>
+    </w:p>
+    <w:p>
+      <w:pPr/>
+      <w:r>
+        <w:rPr>
+          <w:lang w:val="en_US" w:bidi="en_US"/>
+        </w:rPr>
+      </w:r>
+      <w:r>
+        <w:rPr>
+          <w:lang w:val="en_US" w:bidi="en_US"/>
+        </w:rPr>
+        <w:t>However, on this one special day each year, God allowed the high priest to enter the Most Holy Place. He would carry the blood from the sacrifice and represent all the people before God. He would sprinkle this blood on the mercy seat, which showed that God had accepted the sacrifice and forgiven the people's sins.</w:t>
+      </w:r>
+    </w:p>
+    <w:p>
+      <w:pPr/>
+      <w:r>
+        <w:rPr>
+          <w:lang w:val="en_US" w:bidi="en_US"/>
+        </w:rPr>
+      </w:r>
+      <w:r>
+        <w:rPr>
+          <w:lang w:val="en_US" w:bidi="en_US"/>
+        </w:rPr>
+        <w:t>The Day of Atonement served a special purpose that other sacrifices could not fulfill. Throughout the year, people would offer sacrifices for sins they knew about. However, people often sin without realizing it, and these unknown sins also needed to be forgiven. The Bible sometimes calls these "secret sins" because they remain hidden from the people who commit them.</w:t>
+      </w:r>
+    </w:p>
+    <w:p>
+      <w:pPr/>
+      <w:r>
+        <w:rPr>
+          <w:lang w:val="en_US" w:bidi="en_US"/>
+        </w:rPr>
+      </w:r>
+      <w:r>
+        <w:rPr>
+          <w:lang w:val="en_US" w:bidi="en_US"/>
+        </w:rPr>
+        <w:t>These hidden sins made the sanctuary, land, and nation unclean in God's eyes. God made the Day of Atonement to completely forgive all sin, even the hidden ones (</w:t>
+      </w:r>
+      <w:hyperlink r:id="rId407">
+        <w:r>
+          <w:rPr>
+            <w:lang w:val="en_US" w:bidi="en_US"/>
+          </w:rPr>
+          <w:rPr>
+            <w:color w:val="0000EE"/>
+            <w:u w:val="single"/>
+          </w:rPr>
+          <w:t>Leviticus 16:33</w:t>
+        </w:r>
+      </w:hyperlink>
+      <w:r>
+        <w:rPr>
+          <w:lang w:val="en_US" w:bidi="en_US"/>
+        </w:rPr>
+        <w:t>). The high priest represented all the people of Israel before God. He served as a mediator (someone who helps bring two parties together) between God and the people.</w:t>
+      </w:r>
+    </w:p>
+    <w:p>
+      <w:pPr/>
+      <w:r>
+        <w:rPr>
+          <w:lang w:val="en_US" w:bidi="en_US"/>
+        </w:rPr>
+      </w:r>
+      <w:r>
+        <w:rPr>
+          <w:i/>
+          <w:lang w:val="en_US" w:bidi="en_US"/>
+        </w:rPr>
+        <w:t>See</w:t>
+      </w:r>
+      <w:r>
+        <w:rPr>
+          <w:lang w:val="en_US" w:bidi="en_US"/>
+        </w:rPr>
+        <w:t xml:space="preserve"> </w:t>
+      </w:r>
+      <w:r>
+        <w:rPr>
+          <w:lang w:val="en_US" w:bidi="en_US"/>
+        </w:rPr>
+        <w:t>Atonement</w:t>
+      </w:r>
+      <w:r>
+        <w:rPr>
+          <w:lang w:val="en_US" w:bidi="en_US"/>
+        </w:rPr>
+        <w:t xml:space="preserve">; </w:t>
+      </w:r>
+      <w:r>
+        <w:rPr>
+          <w:lang w:val="en_US" w:bidi="en_US"/>
+        </w:rPr>
+        <w:t>Offerings and Sacrifices</w:t>
+      </w:r>
+      <w:r>
+        <w:rPr>
+          <w:lang w:val="en_US" w:bidi="en_US"/>
+        </w:rPr>
+        <w:t>.</w:t>
+      </w:r>
+      <w:r>
+        <w:rPr>
+          <w:lang w:val="en_US" w:bidi="en_US"/>
+        </w:rPr>
+      </w:r>
+      <w:r>
+        <w:rPr>
+          <w:lang w:val="en_US" w:bidi="en_US"/>
+        </w:rPr>
+      </w:r>
+    </w:p>
+    <w:p>
+      <w:pPr/>
+      <w:r>
+        <w:rPr>
+          <w:lang w:val="en_US" w:bidi="en_US"/>
+        </w:rPr>
+      </w:r>
+    </w:p>
+    <w:p>
+      <w:pPr>
+        <w:pStyle w:val="Heading2"/>
+      </w:pPr>
+      <w:r>
+        <w:rPr>
+          <w:lang w:val="en_US" w:bidi="en_US"/>
+        </w:rPr>
+        <w:t>Day of Christ</w:t>
+      </w:r>
+      <w:r>
+        <w:rPr>
+          <w:lang w:val="en_US" w:bidi="en_US"/>
+        </w:rPr>
+      </w:r>
+    </w:p>
+    <w:p>
+      <w:pPr/>
+      <w:r>
+        <w:rPr>
+          <w:lang w:val="en_US" w:bidi="en_US"/>
+        </w:rPr>
+      </w:r>
+      <w:r>
+        <w:rPr>
+          <w:lang w:val="en_US" w:bidi="en_US"/>
+        </w:rPr>
+        <w:t>Phrase used by the apostle Paul in reference to the second advent of Christ (</w:t>
+      </w:r>
+      <w:hyperlink r:id="rId408">
+        <w:r>
+          <w:rPr>
+            <w:lang w:val="en_US" w:bidi="en_US"/>
+          </w:rPr>
+          <w:rPr>
+            <w:color w:val="0000EE"/>
+            <w:u w:val="single"/>
+          </w:rPr>
+          <w:t>Phil 1:10</w:t>
+        </w:r>
+      </w:hyperlink>
+      <w:r>
+        <w:rPr>
+          <w:lang w:val="en_US" w:bidi="en_US"/>
+        </w:rPr>
+        <w:t xml:space="preserve">; </w:t>
+      </w:r>
+      <w:hyperlink r:id="rId409">
+        <w:r>
+          <w:rPr>
+            <w:lang w:val="en_US" w:bidi="en_US"/>
+          </w:rPr>
+          <w:rPr>
+            <w:color w:val="0000EE"/>
+            <w:u w:val="single"/>
+          </w:rPr>
+          <w:t>2:16</w:t>
+        </w:r>
+      </w:hyperlink>
+      <w:r>
+        <w:rPr>
+          <w:lang w:val="en_US" w:bidi="en_US"/>
+        </w:rPr>
+        <w:t xml:space="preserve">). </w:t>
+      </w:r>
+      <w:r>
+        <w:rPr>
+          <w:i/>
+          <w:lang w:val="en_US" w:bidi="en_US"/>
+        </w:rPr>
+        <w:t>See</w:t>
+      </w:r>
+      <w:r>
+        <w:rPr>
+          <w:lang w:val="en_US" w:bidi="en_US"/>
+        </w:rPr>
+        <w:t xml:space="preserve"> </w:t>
+      </w:r>
+      <w:r>
+        <w:rPr>
+          <w:lang w:val="en_US" w:bidi="en_US"/>
+        </w:rPr>
+        <w:t>Day of the Lord</w:t>
+      </w:r>
+      <w:r>
+        <w:rPr>
+          <w:lang w:val="en_US" w:bidi="en_US"/>
+        </w:rPr>
+        <w:t>.</w:t>
+      </w:r>
+      <w:r>
+        <w:rPr>
+          <w:lang w:val="en_US" w:bidi="en_US"/>
+        </w:rPr>
+      </w:r>
+      <w:r>
+        <w:rPr>
+          <w:lang w:val="en_US" w:bidi="en_US"/>
+        </w:rPr>
+      </w:r>
+    </w:p>
+    <w:p>
+      <w:pPr/>
+      <w:r>
+        <w:rPr>
+          <w:lang w:val="en_US" w:bidi="en_US"/>
+        </w:rPr>
+      </w:r>
+    </w:p>
+    <w:p>
+      <w:pPr>
+        <w:pStyle w:val="Heading2"/>
+      </w:pPr>
+      <w:r>
+        <w:rPr>
+          <w:lang w:val="en_US" w:bidi="en_US"/>
+        </w:rPr>
+        <w:t>Day of the Lord</w:t>
+      </w:r>
+      <w:r>
+        <w:rPr>
+          <w:lang w:val="en_US" w:bidi="en_US"/>
+        </w:rPr>
+      </w:r>
+    </w:p>
+    <w:p>
+      <w:pPr/>
+      <w:r>
+        <w:rPr>
+          <w:lang w:val="en_US" w:bidi="en_US"/>
+        </w:rPr>
+      </w:r>
+      <w:r>
+        <w:rPr>
+          <w:lang w:val="en_US" w:bidi="en_US"/>
+        </w:rPr>
+        <w:t>An expression used by Old Testament prophets to describe a time when God will intervene in history, mainly for judgment. Thus, “the day of the Lord” is also called “</w:t>
+      </w:r>
+      <w:r>
+        <w:rPr>
+          <w:lang w:val="en_US" w:bidi="en_US"/>
+        </w:rPr>
+        <w:t>the Day of the LORD’s anger</w:t>
+      </w:r>
+      <w:r>
+        <w:rPr>
+          <w:lang w:val="en_US" w:bidi="en_US"/>
+        </w:rPr>
+        <w:t>” (</w:t>
+      </w:r>
+      <w:hyperlink r:id="rId410">
+        <w:r>
+          <w:rPr>
+            <w:lang w:val="en_US" w:bidi="en_US"/>
+          </w:rPr>
+          <w:rPr>
+            <w:color w:val="0000EE"/>
+            <w:u w:val="single"/>
+          </w:rPr>
+          <w:t>Zephaniah 2:2</w:t>
+        </w:r>
+      </w:hyperlink>
+      <w:r>
+        <w:rPr>
+          <w:lang w:val="en_US" w:bidi="en_US"/>
+        </w:rPr>
+        <w:t>). This expression appears in the writings of the prophet Amos, who lived during the eighth century BC.</w:t>
+      </w:r>
+    </w:p>
+    <w:p>
+      <w:pPr>
+        <w:pStyle w:val="Heading3"/>
+      </w:pPr>
+      <w:r>
+        <w:rPr>
+          <w:lang w:val="en_US" w:bidi="en_US"/>
+        </w:rPr>
+        <w:t>The Day of the Lord in the Old Testament</w:t>
+      </w:r>
+    </w:p>
+    <w:p>
+      <w:pPr/>
+      <w:r>
+        <w:rPr>
+          <w:lang w:val="en_US" w:bidi="en_US"/>
+        </w:rPr>
+      </w:r>
+      <w:r>
+        <w:rPr>
+          <w:lang w:val="en_US" w:bidi="en_US"/>
+        </w:rPr>
+        <w:t>Sometimes, “the day of the Lord” is used in the Old Testament to refer to a previous judgment (</w:t>
+      </w:r>
+      <w:hyperlink r:id="rId411">
+        <w:r>
+          <w:rPr>
+            <w:lang w:val="en_US" w:bidi="en_US"/>
+          </w:rPr>
+          <w:rPr>
+            <w:color w:val="0000EE"/>
+            <w:u w:val="single"/>
+          </w:rPr>
+          <w:t>Lamentations 2:22</w:t>
+        </w:r>
+      </w:hyperlink>
+      <w:r>
+        <w:rPr>
+          <w:lang w:val="en_US" w:bidi="en_US"/>
+        </w:rPr>
+        <w:t>). However, it usually refers to a future judgment (</w:t>
+      </w:r>
+      <w:hyperlink r:id="rId412">
+        <w:r>
+          <w:rPr>
+            <w:lang w:val="en_US" w:bidi="en_US"/>
+          </w:rPr>
+          <w:rPr>
+            <w:color w:val="0000EE"/>
+            <w:u w:val="single"/>
+          </w:rPr>
+          <w:t>Joel 2:1–11</w:t>
+        </w:r>
+      </w:hyperlink>
+      <w:r>
+        <w:rPr>
+          <w:lang w:val="en_US" w:bidi="en_US"/>
+        </w:rPr>
+        <w:t>). Specifically, it refers to the final judgment of the world (</w:t>
+      </w:r>
+      <w:hyperlink r:id="rId413">
+        <w:r>
+          <w:rPr>
+            <w:lang w:val="en_US" w:bidi="en_US"/>
+          </w:rPr>
+          <w:rPr>
+            <w:color w:val="0000EE"/>
+            <w:u w:val="single"/>
+          </w:rPr>
+          <w:t>Joel 3:14–21</w:t>
+        </w:r>
+      </w:hyperlink>
+      <w:r>
+        <w:rPr>
+          <w:lang w:val="en_US" w:bidi="en_US"/>
+        </w:rPr>
+        <w:t xml:space="preserve">; </w:t>
+      </w:r>
+      <w:hyperlink r:id="rId414">
+        <w:r>
+          <w:rPr>
+            <w:lang w:val="en_US" w:bidi="en_US"/>
+          </w:rPr>
+          <w:rPr>
+            <w:color w:val="0000EE"/>
+            <w:u w:val="single"/>
+          </w:rPr>
+          <w:t>Malachi 4:5</w:t>
+        </w:r>
+      </w:hyperlink>
+      <w:r>
+        <w:rPr>
+          <w:lang w:val="en_US" w:bidi="en_US"/>
+        </w:rPr>
+        <w:t xml:space="preserve">). Often, a prophecy about an event in the near future is combined with an end-time prophecy—a coming judgment is a preview of the final Day of the Lord. Isaiah's prophecy against Babylon in </w:t>
+      </w:r>
+      <w:hyperlink r:id="rId415">
+        <w:r>
+          <w:rPr>
+            <w:lang w:val="en_US" w:bidi="en_US"/>
+          </w:rPr>
+          <w:rPr>
+            <w:color w:val="0000EE"/>
+            <w:u w:val="single"/>
+          </w:rPr>
+          <w:t xml:space="preserve">Isaiah 13 </w:t>
+        </w:r>
+      </w:hyperlink>
+      <w:r>
+        <w:rPr>
+          <w:lang w:val="en_US" w:bidi="en_US"/>
+        </w:rPr>
+        <w:t>is an example (</w:t>
+      </w:r>
+      <w:hyperlink r:id="rId415">
+        <w:r>
+          <w:rPr>
+            <w:lang w:val="en_US" w:bidi="en_US"/>
+          </w:rPr>
+          <w:rPr>
+            <w:color w:val="0000EE"/>
+            <w:u w:val="single"/>
+          </w:rPr>
+          <w:t>Isaiah 13:5–10</w:t>
+        </w:r>
+      </w:hyperlink>
+      <w:r>
+        <w:rPr>
+          <w:lang w:val="en_US" w:bidi="en_US"/>
+        </w:rPr>
+        <w:t>). Jesus used many prophecies to explain his second coming (</w:t>
+      </w:r>
+      <w:hyperlink r:id="rId416">
+        <w:r>
+          <w:rPr>
+            <w:lang w:val="en_US" w:bidi="en_US"/>
+          </w:rPr>
+          <w:rPr>
+            <w:color w:val="0000EE"/>
+            <w:u w:val="single"/>
+          </w:rPr>
+          <w:t>Mark 13:24–37</w:t>
+        </w:r>
+      </w:hyperlink>
+      <w:r>
+        <w:rPr>
+          <w:lang w:val="en_US" w:bidi="en_US"/>
+        </w:rPr>
+        <w:t xml:space="preserve">). </w:t>
+      </w:r>
+    </w:p>
+    <w:p>
+      <w:pPr/>
+      <w:r>
+        <w:rPr>
+          <w:lang w:val="en_US" w:bidi="en_US"/>
+        </w:rPr>
+      </w:r>
+      <w:r>
+        <w:rPr>
+          <w:lang w:val="en_US" w:bidi="en_US"/>
+        </w:rPr>
+        <w:t>Another example is Joel’s prophecy of the Day of the Lord (</w:t>
+      </w:r>
+      <w:hyperlink r:id="rId417">
+        <w:r>
+          <w:rPr>
+            <w:lang w:val="en_US" w:bidi="en_US"/>
+          </w:rPr>
+          <w:rPr>
+            <w:color w:val="0000EE"/>
+            <w:u w:val="single"/>
+          </w:rPr>
+          <w:t>Joel 1:15–2:11</w:t>
+        </w:r>
+      </w:hyperlink>
+      <w:r>
+        <w:rPr>
+          <w:lang w:val="en_US" w:bidi="en_US"/>
+        </w:rPr>
+        <w:t>). The prophet predicted a plague of locusts God would send to Israel, but his prophecy extended to the Day of the Lord after Joel’s time (</w:t>
+      </w:r>
+      <w:hyperlink r:id="rId418">
+        <w:r>
+          <w:rPr>
+            <w:lang w:val="en_US" w:bidi="en_US"/>
+          </w:rPr>
+          <w:rPr>
+            <w:color w:val="0000EE"/>
+            <w:u w:val="single"/>
+          </w:rPr>
+          <w:t>Joel 2:14–17, 31</w:t>
+        </w:r>
+      </w:hyperlink>
+      <w:r>
+        <w:rPr>
+          <w:lang w:val="en_US" w:bidi="en_US"/>
+        </w:rPr>
+        <w:t>). The Day of the Lord was even after the outpouring of the Holy Spirit at Pentecost, which was also predicted by Joel’s prophecy (</w:t>
+      </w:r>
+      <w:hyperlink r:id="rId419">
+        <w:r>
+          <w:rPr>
+            <w:lang w:val="en_US" w:bidi="en_US"/>
+          </w:rPr>
+          <w:rPr>
+            <w:color w:val="0000EE"/>
+            <w:u w:val="single"/>
+          </w:rPr>
+          <w:t>Joel 2:28–32</w:t>
+        </w:r>
+      </w:hyperlink>
+      <w:r>
+        <w:rPr>
+          <w:lang w:val="en_US" w:bidi="en_US"/>
+        </w:rPr>
+        <w:t xml:space="preserve">; </w:t>
+      </w:r>
+      <w:hyperlink r:id="rId420">
+        <w:r>
+          <w:rPr>
+            <w:lang w:val="en_US" w:bidi="en_US"/>
+          </w:rPr>
+          <w:rPr>
+            <w:color w:val="0000EE"/>
+            <w:u w:val="single"/>
+          </w:rPr>
+          <w:t>Acts 2:16–21</w:t>
+        </w:r>
+      </w:hyperlink>
+      <w:r>
+        <w:rPr>
+          <w:lang w:val="en_US" w:bidi="en_US"/>
+        </w:rPr>
+        <w:t xml:space="preserve">; </w:t>
+      </w:r>
+      <w:hyperlink r:id="rId421">
+        <w:r>
+          <w:rPr>
+            <w:lang w:val="en_US" w:bidi="en_US"/>
+          </w:rPr>
+          <w:rPr>
+            <w:color w:val="0000EE"/>
+            <w:u w:val="single"/>
+          </w:rPr>
+          <w:t>Revelation 6:12–13</w:t>
+        </w:r>
+      </w:hyperlink>
+      <w:r>
+        <w:rPr>
+          <w:lang w:val="en_US" w:bidi="en_US"/>
+        </w:rPr>
+        <w:t>). The New Testament only uses the term to mean the end times.</w:t>
+      </w:r>
+    </w:p>
+    <w:p>
+      <w:pPr/>
+      <w:r>
+        <w:rPr>
+          <w:lang w:val="en_US" w:bidi="en_US"/>
+        </w:rPr>
+      </w:r>
+      <w:r>
+        <w:rPr>
+          <w:lang w:val="en_US" w:bidi="en_US"/>
+        </w:rPr>
+        <w:t>The Day of the Lord is described as a day of gloom, darkness, and judgment. It is connected to God’s judgment and describes changes in nature, such as the darkening of the sun, moon, and stars (</w:t>
+      </w:r>
+      <w:hyperlink r:id="rId422">
+        <w:r>
+          <w:rPr>
+            <w:lang w:val="en_US" w:bidi="en_US"/>
+          </w:rPr>
+          <w:rPr>
+            <w:color w:val="0000EE"/>
+            <w:u w:val="single"/>
+          </w:rPr>
+          <w:t>Isaiah 13:10</w:t>
+        </w:r>
+      </w:hyperlink>
+      <w:r>
+        <w:rPr>
+          <w:lang w:val="en_US" w:bidi="en_US"/>
+        </w:rPr>
+        <w:t xml:space="preserve">; </w:t>
+      </w:r>
+      <w:hyperlink r:id="rId423">
+        <w:r>
+          <w:rPr>
+            <w:lang w:val="en_US" w:bidi="en_US"/>
+          </w:rPr>
+          <w:rPr>
+            <w:color w:val="0000EE"/>
+            <w:u w:val="single"/>
+          </w:rPr>
+          <w:t>Joel 2:31</w:t>
+        </w:r>
+      </w:hyperlink>
+      <w:r>
+        <w:rPr>
+          <w:lang w:val="en_US" w:bidi="en_US"/>
+        </w:rPr>
+        <w:t xml:space="preserve">; </w:t>
+      </w:r>
+      <w:hyperlink r:id="rId424">
+        <w:r>
+          <w:rPr>
+            <w:lang w:val="en_US" w:bidi="en_US"/>
+          </w:rPr>
+          <w:rPr>
+            <w:color w:val="0000EE"/>
+            <w:u w:val="single"/>
+          </w:rPr>
+          <w:t>3:15</w:t>
+        </w:r>
+      </w:hyperlink>
+      <w:r>
+        <w:rPr>
+          <w:lang w:val="en_US" w:bidi="en_US"/>
+        </w:rPr>
+        <w:t xml:space="preserve">; </w:t>
+      </w:r>
+      <w:hyperlink r:id="rId161">
+        <w:r>
+          <w:rPr>
+            <w:lang w:val="en_US" w:bidi="en_US"/>
+          </w:rPr>
+          <w:rPr>
+            <w:color w:val="0000EE"/>
+            <w:u w:val="single"/>
+          </w:rPr>
+          <w:t>Matthew 24:29</w:t>
+        </w:r>
+      </w:hyperlink>
+      <w:r>
+        <w:rPr>
+          <w:lang w:val="en_US" w:bidi="en_US"/>
+        </w:rPr>
+        <w:t xml:space="preserve">; </w:t>
+      </w:r>
+      <w:hyperlink r:id="rId425">
+        <w:r>
+          <w:rPr>
+            <w:lang w:val="en_US" w:bidi="en_US"/>
+          </w:rPr>
+          <w:rPr>
+            <w:color w:val="0000EE"/>
+            <w:u w:val="single"/>
+          </w:rPr>
+          <w:t>Revelation 6:12</w:t>
+        </w:r>
+      </w:hyperlink>
+      <w:r>
+        <w:rPr>
+          <w:lang w:val="en_US" w:bidi="en_US"/>
+        </w:rPr>
+        <w:t>). Nations will be judged for their rebellion against Israel (</w:t>
+      </w:r>
+      <w:hyperlink r:id="rId426">
+        <w:r>
+          <w:rPr>
+            <w:lang w:val="en_US" w:bidi="en_US"/>
+          </w:rPr>
+          <w:rPr>
+            <w:color w:val="0000EE"/>
+            <w:u w:val="single"/>
+          </w:rPr>
+          <w:t>Joel 3:19</w:t>
+        </w:r>
+      </w:hyperlink>
+      <w:r>
+        <w:rPr>
+          <w:lang w:val="en_US" w:bidi="en_US"/>
+        </w:rPr>
+        <w:t xml:space="preserve">; compare </w:t>
+      </w:r>
+      <w:hyperlink r:id="rId427">
+        <w:r>
+          <w:rPr>
+            <w:lang w:val="en_US" w:bidi="en_US"/>
+          </w:rPr>
+          <w:rPr>
+            <w:color w:val="0000EE"/>
+            <w:u w:val="single"/>
+          </w:rPr>
+          <w:t>Psalm 2</w:t>
+        </w:r>
+      </w:hyperlink>
+      <w:r>
+        <w:rPr>
+          <w:lang w:val="en_US" w:bidi="en_US"/>
+        </w:rPr>
+        <w:t>). However, Israel is told not to be eager for that day because they will also be judged (</w:t>
+      </w:r>
+      <w:hyperlink r:id="rId428">
+        <w:r>
+          <w:rPr>
+            <w:lang w:val="en_US" w:bidi="en_US"/>
+          </w:rPr>
+          <w:rPr>
+            <w:color w:val="0000EE"/>
+            <w:u w:val="single"/>
+          </w:rPr>
+          <w:t>Amos 5:18–20</w:t>
+        </w:r>
+      </w:hyperlink>
+      <w:r>
+        <w:rPr>
+          <w:lang w:val="en_US" w:bidi="en_US"/>
+        </w:rPr>
+        <w:t>). But the prophets promise that a faithful “remnant” will be saved when they turn to the Messiah (</w:t>
+      </w:r>
+      <w:hyperlink r:id="rId429">
+        <w:r>
+          <w:rPr>
+            <w:lang w:val="en_US" w:bidi="en_US"/>
+          </w:rPr>
+          <w:rPr>
+            <w:color w:val="0000EE"/>
+            <w:u w:val="single"/>
+          </w:rPr>
+          <w:t>Joel 2:32</w:t>
+        </w:r>
+      </w:hyperlink>
+      <w:r>
+        <w:rPr>
+          <w:lang w:val="en_US" w:bidi="en_US"/>
+        </w:rPr>
+        <w:t xml:space="preserve">; </w:t>
+      </w:r>
+      <w:hyperlink r:id="rId430">
+        <w:r>
+          <w:rPr>
+            <w:lang w:val="en_US" w:bidi="en_US"/>
+          </w:rPr>
+          <w:rPr>
+            <w:color w:val="0000EE"/>
+            <w:u w:val="single"/>
+          </w:rPr>
+          <w:t>Zechariah 12:10</w:t>
+        </w:r>
+      </w:hyperlink>
+      <w:r>
+        <w:rPr>
+          <w:lang w:val="en_US" w:bidi="en_US"/>
+        </w:rPr>
+        <w:t>). After the judgment is a time of prosperity, restoration, and blessing for Israel (</w:t>
+      </w:r>
+      <w:hyperlink r:id="rId431">
+        <w:r>
+          <w:rPr>
+            <w:lang w:val="en_US" w:bidi="en_US"/>
+          </w:rPr>
+          <w:rPr>
+            <w:color w:val="0000EE"/>
+            <w:u w:val="single"/>
+          </w:rPr>
+          <w:t>Joel 3:18–21</w:t>
+        </w:r>
+      </w:hyperlink>
+      <w:r>
+        <w:rPr>
+          <w:lang w:val="en_US" w:bidi="en_US"/>
+        </w:rPr>
+        <w:t>).</w:t>
+      </w:r>
+    </w:p>
+    <w:p>
+      <w:pPr>
+        <w:pStyle w:val="Heading3"/>
+      </w:pPr>
+      <w:r>
+        <w:rPr>
+          <w:lang w:val="en_US" w:bidi="en_US"/>
+        </w:rPr>
+        <w:t>The Day of the Lord in the New Testament</w:t>
+      </w:r>
+    </w:p>
+    <w:p>
+      <w:pPr/>
+      <w:r>
+        <w:rPr>
+          <w:lang w:val="en_US" w:bidi="en_US"/>
+        </w:rPr>
+      </w:r>
+      <w:r>
+        <w:rPr>
+          <w:lang w:val="en_US" w:bidi="en_US"/>
+        </w:rPr>
+        <w:t>There are more explicit expressions in the New Testament:</w:t>
+      </w:r>
+    </w:p>
+    <w:p>
+      <w:pPr>
+        <w:pStyle w:val="ListBullet"/>
+        <w:spacing w:line="240" w:lineRule="auto"/>
+        <w:ind w:left="720"/>
+      </w:pPr>
+      <w:r>
+        <w:rPr>
+          <w:lang w:val="en_US" w:bidi="en_US"/>
+        </w:rPr>
+      </w:r>
+      <w:r>
+        <w:rPr>
+          <w:lang w:val="en_US" w:bidi="en_US"/>
+        </w:rPr>
+        <w:t>“The day of our Lord Jesus Christ” (</w:t>
+      </w:r>
+      <w:hyperlink r:id="rId432">
+        <w:r>
+          <w:rPr>
+            <w:lang w:val="en_US" w:bidi="en_US"/>
+          </w:rPr>
+          <w:rPr>
+            <w:color w:val="0000EE"/>
+            <w:u w:val="single"/>
+          </w:rPr>
+          <w:t>1 Corinthians 1:8</w:t>
+        </w:r>
+      </w:hyperlink>
+      <w:r>
+        <w:rPr>
+          <w:lang w:val="en_US" w:bidi="en_US"/>
+        </w:rPr>
+        <w:t xml:space="preserve">) </w:t>
+      </w:r>
+    </w:p>
+    <w:p>
+      <w:pPr>
+        <w:pStyle w:val="ListBullet"/>
+        <w:spacing w:line="240" w:lineRule="auto"/>
+        <w:ind w:left="720"/>
+      </w:pPr>
+      <w:r>
+        <w:rPr>
+          <w:lang w:val="en_US" w:bidi="en_US"/>
+        </w:rPr>
+      </w:r>
+      <w:r>
+        <w:rPr>
+          <w:lang w:val="en_US" w:bidi="en_US"/>
+        </w:rPr>
+        <w:t>“The day of the Lord Jesus” (</w:t>
+      </w:r>
+      <w:hyperlink r:id="rId387">
+        <w:r>
+          <w:rPr>
+            <w:lang w:val="en_US" w:bidi="en_US"/>
+          </w:rPr>
+          <w:rPr>
+            <w:color w:val="0000EE"/>
+            <w:u w:val="single"/>
+          </w:rPr>
+          <w:t>1 Corinthians 5:5</w:t>
+        </w:r>
+      </w:hyperlink>
+      <w:r>
+        <w:rPr>
+          <w:lang w:val="en_US" w:bidi="en_US"/>
+        </w:rPr>
+        <w:t xml:space="preserve">; </w:t>
+      </w:r>
+      <w:hyperlink r:id="rId433">
+        <w:r>
+          <w:rPr>
+            <w:lang w:val="en_US" w:bidi="en_US"/>
+          </w:rPr>
+          <w:rPr>
+            <w:color w:val="0000EE"/>
+            <w:u w:val="single"/>
+          </w:rPr>
+          <w:t>2 Corinthians 1:14</w:t>
+        </w:r>
+      </w:hyperlink>
+      <w:r>
+        <w:rPr>
+          <w:lang w:val="en_US" w:bidi="en_US"/>
+        </w:rPr>
+        <w:t>)</w:t>
+      </w:r>
+    </w:p>
+    <w:p>
+      <w:pPr>
+        <w:pStyle w:val="ListBullet"/>
+        <w:spacing w:line="240" w:lineRule="auto"/>
+        <w:ind w:left="720"/>
+      </w:pPr>
+      <w:r>
+        <w:rPr>
+          <w:lang w:val="en_US" w:bidi="en_US"/>
+        </w:rPr>
+      </w:r>
+      <w:r>
+        <w:rPr>
+          <w:lang w:val="en_US" w:bidi="en_US"/>
+        </w:rPr>
+        <w:t>“The day of Christ” (</w:t>
+      </w:r>
+      <w:hyperlink r:id="rId408">
+        <w:r>
+          <w:rPr>
+            <w:lang w:val="en_US" w:bidi="en_US"/>
+          </w:rPr>
+          <w:rPr>
+            <w:color w:val="0000EE"/>
+            <w:u w:val="single"/>
+          </w:rPr>
+          <w:t>Philemon 1:10</w:t>
+        </w:r>
+      </w:hyperlink>
+      <w:r>
+        <w:rPr>
+          <w:lang w:val="en_US" w:bidi="en_US"/>
+        </w:rPr>
+        <w:t xml:space="preserve">; </w:t>
+      </w:r>
+      <w:hyperlink r:id="rId409">
+        <w:r>
+          <w:rPr>
+            <w:lang w:val="en_US" w:bidi="en_US"/>
+          </w:rPr>
+          <w:rPr>
+            <w:color w:val="0000EE"/>
+            <w:u w:val="single"/>
+          </w:rPr>
+          <w:t>2:16</w:t>
+        </w:r>
+      </w:hyperlink>
+      <w:r>
+        <w:rPr>
+          <w:lang w:val="en_US" w:bidi="en_US"/>
+        </w:rPr>
+        <w:t>)</w:t>
+      </w:r>
+    </w:p>
+    <w:p>
+      <w:pPr/>
+      <w:r>
+        <w:rPr>
+          <w:lang w:val="en_US" w:bidi="en_US"/>
+        </w:rPr>
+      </w:r>
+      <w:r>
+        <w:rPr>
+          <w:lang w:val="en_US" w:bidi="en_US"/>
+        </w:rPr>
+        <w:t>These are more personal and positive. They refer to final events for Christian believers, who will not experience God's wrath (</w:t>
+      </w:r>
+      <w:hyperlink r:id="rId434">
+        <w:r>
+          <w:rPr>
+            <w:lang w:val="en_US" w:bidi="en_US"/>
+          </w:rPr>
+          <w:rPr>
+            <w:color w:val="0000EE"/>
+            <w:u w:val="single"/>
+          </w:rPr>
+          <w:t>1 Thessalonians 5:9</w:t>
+        </w:r>
+      </w:hyperlink>
+      <w:r>
+        <w:rPr>
+          <w:lang w:val="en_US" w:bidi="en_US"/>
+        </w:rPr>
+        <w:t>). When the Day of the Lord comes, the earth will be renewed and purified with fire (</w:t>
+      </w:r>
+      <w:hyperlink r:id="rId435">
+        <w:r>
+          <w:rPr>
+            <w:lang w:val="en_US" w:bidi="en_US"/>
+          </w:rPr>
+          <w:rPr>
+            <w:color w:val="0000EE"/>
+            <w:u w:val="single"/>
+          </w:rPr>
+          <w:t>2 Peter 3:10–13</w:t>
+        </w:r>
+      </w:hyperlink>
+      <w:r>
+        <w:rPr>
+          <w:lang w:val="en_US" w:bidi="en_US"/>
+        </w:rPr>
+        <w:t>). In Revelation, this final purification comes after the Millennium—that is, the 1,000-year reign of Christ (</w:t>
+      </w:r>
+      <w:hyperlink r:id="rId436">
+        <w:r>
+          <w:rPr>
+            <w:lang w:val="en_US" w:bidi="en_US"/>
+          </w:rPr>
+          <w:rPr>
+            <w:color w:val="0000EE"/>
+            <w:u w:val="single"/>
+          </w:rPr>
+          <w:t>Revelation 21:1</w:t>
+        </w:r>
+      </w:hyperlink>
+      <w:r>
+        <w:rPr>
+          <w:lang w:val="en_US" w:bidi="en_US"/>
+        </w:rPr>
+        <w:t>).</w:t>
+      </w:r>
+    </w:p>
+    <w:p>
+      <w:pPr/>
+      <w:r>
+        <w:rPr>
+          <w:lang w:val="en_US" w:bidi="en_US"/>
+        </w:rPr>
+      </w:r>
+      <w:r>
+        <w:rPr>
+          <w:i/>
+          <w:lang w:val="en_US" w:bidi="en_US"/>
+        </w:rPr>
+        <w:t>See also</w:t>
+      </w:r>
+      <w:r>
+        <w:rPr>
+          <w:lang w:val="en_US" w:bidi="en_US"/>
+        </w:rPr>
+        <w:t xml:space="preserve"> </w:t>
+      </w:r>
+      <w:r>
+        <w:rPr>
+          <w:lang w:val="en_US" w:bidi="en_US"/>
+        </w:rPr>
+        <w:t>Eschatology</w:t>
+      </w:r>
+      <w:r>
+        <w:rPr>
+          <w:lang w:val="en_US" w:bidi="en_US"/>
+        </w:rPr>
+        <w:t xml:space="preserve">; </w:t>
+      </w:r>
+      <w:r>
+        <w:rPr>
+          <w:lang w:val="en_US" w:bidi="en_US"/>
+        </w:rPr>
+        <w:t>Last Days</w:t>
+      </w:r>
+      <w:r>
+        <w:rPr>
+          <w:lang w:val="en_US" w:bidi="en_US"/>
+        </w:rPr>
+        <w:t xml:space="preserve">; </w:t>
+      </w:r>
+      <w:r>
+        <w:rPr>
+          <w:lang w:val="en_US" w:bidi="en_US"/>
+        </w:rPr>
+        <w:t>Last Judgment</w:t>
+      </w:r>
+      <w:r>
+        <w:rPr>
+          <w:lang w:val="en_US" w:bidi="en_US"/>
+        </w:rPr>
+        <w:t>.</w:t>
+      </w:r>
+      <w:r>
+        <w:rPr>
+          <w:lang w:val="en_US" w:bidi="en_US"/>
+        </w:rPr>
+      </w:r>
+      <w:r>
+        <w:rPr>
+          <w:lang w:val="en_US" w:bidi="en_US"/>
+        </w:rPr>
+      </w:r>
+    </w:p>
+    <w:p>
+      <w:pPr/>
+      <w:r>
+        <w:rPr>
+          <w:lang w:val="en_US" w:bidi="en_US"/>
+        </w:rPr>
+      </w:r>
+    </w:p>
+    <w:p>
+      <w:pPr>
+        <w:pStyle w:val="Heading2"/>
+      </w:pPr>
+      <w:r>
+        <w:rPr>
+          <w:lang w:val="en_US" w:bidi="en_US"/>
+        </w:rPr>
+        <w:t>Day’s Journey</w:t>
+      </w:r>
+      <w:r>
+        <w:rPr>
+          <w:lang w:val="en_US" w:bidi="en_US"/>
+        </w:rPr>
+      </w:r>
+    </w:p>
+    <w:p>
+      <w:pPr/>
+      <w:r>
+        <w:rPr>
+          <w:lang w:val="en_US" w:bidi="en_US"/>
+        </w:rPr>
+      </w:r>
+      <w:r>
+        <w:rPr>
+          <w:lang w:val="en_US" w:bidi="en_US"/>
+        </w:rPr>
+        <w:t xml:space="preserve">A way of estimating distances in Bible times. A day’s journey was about 32.2 kilometers (20 miles) but depended on such things as the mode of travel, the terrain, and the weather. </w:t>
+      </w:r>
+      <w:hyperlink r:id="rId437">
+        <w:r>
+          <w:rPr>
+            <w:lang w:val="en_US" w:bidi="en_US"/>
+          </w:rPr>
+          <w:rPr>
+            <w:color w:val="0000EE"/>
+            <w:u w:val="single"/>
+          </w:rPr>
+          <w:t>Exodus 3:18</w:t>
+        </w:r>
+      </w:hyperlink>
+      <w:r>
+        <w:rPr>
+          <w:lang w:val="en_US" w:bidi="en_US"/>
+        </w:rPr>
+        <w:t xml:space="preserve">, </w:t>
+      </w:r>
+      <w:hyperlink r:id="rId438">
+        <w:r>
+          <w:rPr>
+            <w:lang w:val="en_US" w:bidi="en_US"/>
+          </w:rPr>
+          <w:rPr>
+            <w:color w:val="0000EE"/>
+            <w:u w:val="single"/>
+          </w:rPr>
+          <w:t>Numbers 11:31</w:t>
+        </w:r>
+      </w:hyperlink>
+      <w:r>
+        <w:rPr>
+          <w:lang w:val="en_US" w:bidi="en_US"/>
+        </w:rPr>
+        <w:t xml:space="preserve">, </w:t>
+      </w:r>
+      <w:hyperlink r:id="rId439">
+        <w:r>
+          <w:rPr>
+            <w:lang w:val="en_US" w:bidi="en_US"/>
+          </w:rPr>
+          <w:rPr>
+            <w:color w:val="0000EE"/>
+            <w:u w:val="single"/>
+          </w:rPr>
+          <w:t>1 Kings 19:4</w:t>
+        </w:r>
+      </w:hyperlink>
+      <w:r>
+        <w:rPr>
+          <w:lang w:val="en_US" w:bidi="en_US"/>
+        </w:rPr>
+        <w:t xml:space="preserve">, and </w:t>
+      </w:r>
+      <w:hyperlink r:id="rId440">
+        <w:r>
+          <w:rPr>
+            <w:lang w:val="en_US" w:bidi="en_US"/>
+          </w:rPr>
+          <w:rPr>
+            <w:color w:val="0000EE"/>
+            <w:u w:val="single"/>
+          </w:rPr>
+          <w:t xml:space="preserve">Luke 2:44 </w:t>
+        </w:r>
+      </w:hyperlink>
+      <w:r>
+        <w:rPr>
+          <w:lang w:val="en_US" w:bidi="en_US"/>
+        </w:rPr>
+        <w:t>all mention a day's journey.</w:t>
+      </w:r>
+      <w:hyperlink r:id="rId440">
+        <w:r>
+          <w:rPr>
+            <w:lang w:val="en_US" w:bidi="en_US"/>
+          </w:rPr>
+          <w:rPr>
+            <w:color w:val="0000EE"/>
+            <w:u w:val="single"/>
+          </w:rPr>
+          <w:t xml:space="preserve"> </w:t>
+        </w:r>
+      </w:hyperlink>
+    </w:p>
+    <w:p>
+      <w:pPr/>
+      <w:r>
+        <w:rPr>
+          <w:lang w:val="en_US" w:bidi="en_US"/>
+        </w:rPr>
+      </w:r>
+      <w:r>
+        <w:rPr>
+          <w:lang w:val="en_US" w:bidi="en_US"/>
+        </w:rPr>
+        <w:t>Scripture also refers to a Sabbath day’s journey (</w:t>
+      </w:r>
+      <w:hyperlink r:id="rId441">
+        <w:r>
+          <w:rPr>
+            <w:lang w:val="en_US" w:bidi="en_US"/>
+          </w:rPr>
+          <w:rPr>
+            <w:color w:val="0000EE"/>
+            <w:u w:val="single"/>
+          </w:rPr>
+          <w:t>Acts 1:12</w:t>
+        </w:r>
+      </w:hyperlink>
+      <w:r>
+        <w:rPr>
+          <w:lang w:val="en_US" w:bidi="en_US"/>
+        </w:rPr>
+        <w:t xml:space="preserve">). A Sabbath day’s journey was probably about one kilometer (3500 feet). </w:t>
+      </w:r>
+    </w:p>
+    <w:p>
+      <w:pPr/>
+      <w:r>
+        <w:rPr>
+          <w:lang w:val="en_US" w:bidi="en_US"/>
+        </w:rPr>
+      </w:r>
+      <w:r>
+        <w:rPr>
+          <w:i/>
+          <w:lang w:val="en_US" w:bidi="en_US"/>
+        </w:rPr>
+        <w:t>See</w:t>
+      </w:r>
+      <w:r>
+        <w:rPr>
+          <w:lang w:val="en_US" w:bidi="en_US"/>
+        </w:rPr>
+        <w:t xml:space="preserve"> </w:t>
+      </w:r>
+      <w:r>
+        <w:rPr>
+          <w:lang w:val="en_US" w:bidi="en_US"/>
+        </w:rPr>
+        <w:t>Sabbath Day’s Journey</w:t>
+      </w:r>
+      <w:r>
+        <w:rPr>
+          <w:lang w:val="en_US" w:bidi="en_US"/>
+        </w:rPr>
+        <w:t>.</w:t>
+      </w:r>
+      <w:r>
+        <w:rPr>
+          <w:lang w:val="en_US" w:bidi="en_US"/>
+        </w:rPr>
+      </w:r>
+      <w:r>
+        <w:rPr>
+          <w:lang w:val="en_US" w:bidi="en_US"/>
+        </w:rPr>
+      </w:r>
+    </w:p>
+    <w:p>
+      <w:pPr/>
+      <w:r>
+        <w:rPr>
+          <w:lang w:val="en_US" w:bidi="en_US"/>
+        </w:rPr>
+      </w:r>
+    </w:p>
+    <w:p>
+      <w:pPr>
+        <w:pStyle w:val="Heading2"/>
+      </w:pPr>
+      <w:r>
+        <w:rPr>
+          <w:lang w:val="en_US" w:bidi="en_US"/>
+        </w:rPr>
+        <w:t>Dayspring, Day Star</w:t>
+      </w:r>
+      <w:r>
+        <w:rPr>
+          <w:lang w:val="en_US" w:bidi="en_US"/>
+        </w:rPr>
+      </w:r>
+    </w:p>
+    <w:p>
+      <w:pPr/>
+      <w:r>
+        <w:rPr>
+          <w:lang w:val="en_US" w:bidi="en_US"/>
+        </w:rPr>
+      </w:r>
+      <w:r>
+        <w:rPr>
+          <w:lang w:val="en_US" w:bidi="en_US"/>
+        </w:rPr>
+        <w:t>"Dayspring" and "day star" are words used in the King James Version to refer to Venus, the planet that is visible just before sunrise, or to the first light of dawn itself.</w:t>
+      </w:r>
+    </w:p>
+    <w:p>
+      <w:pPr>
+        <w:pStyle w:val="ListBullet"/>
+        <w:spacing w:line="240" w:lineRule="auto"/>
+        <w:ind w:left="720"/>
+      </w:pPr>
+      <w:r>
+        <w:rPr>
+          <w:lang w:val="en_US" w:bidi="en_US"/>
+        </w:rPr>
+      </w:r>
+      <w:r>
+        <w:rPr>
+          <w:lang w:val="en_US" w:bidi="en_US"/>
+        </w:rPr>
+        <w:t xml:space="preserve">Both </w:t>
+      </w:r>
+      <w:hyperlink r:id="rId442">
+        <w:r>
+          <w:rPr>
+            <w:lang w:val="en_US" w:bidi="en_US"/>
+          </w:rPr>
+          <w:rPr>
+            <w:color w:val="0000EE"/>
+            <w:u w:val="single"/>
+          </w:rPr>
+          <w:t>Job 38:12</w:t>
+        </w:r>
+      </w:hyperlink>
+      <w:r>
+        <w:rPr>
+          <w:lang w:val="en_US" w:bidi="en_US"/>
+        </w:rPr>
+        <w:t xml:space="preserve"> and </w:t>
+      </w:r>
+      <w:hyperlink r:id="rId443">
+        <w:r>
+          <w:rPr>
+            <w:lang w:val="en_US" w:bidi="en_US"/>
+          </w:rPr>
+          <w:rPr>
+            <w:color w:val="0000EE"/>
+            <w:u w:val="single"/>
+          </w:rPr>
+          <w:t xml:space="preserve">Luke 1:78 </w:t>
+        </w:r>
+      </w:hyperlink>
+      <w:r>
+        <w:rPr>
+          <w:lang w:val="en_US" w:bidi="en_US"/>
+        </w:rPr>
+        <w:t xml:space="preserve">in the King James Version use the word "dayspring" while the Berean Standard Bible uses the word “dawn.” </w:t>
+      </w:r>
+    </w:p>
+    <w:p>
+      <w:pPr>
+        <w:pStyle w:val="ListBullet"/>
+        <w:spacing w:line="240" w:lineRule="auto"/>
+        <w:ind w:left="720"/>
+      </w:pPr>
+      <w:r>
+        <w:rPr>
+          <w:lang w:val="en_US" w:bidi="en_US"/>
+        </w:rPr>
+      </w:r>
+      <w:hyperlink r:id="rId444">
+        <w:r>
+          <w:rPr>
+            <w:lang w:val="en_US" w:bidi="en_US"/>
+          </w:rPr>
+          <w:rPr>
+            <w:color w:val="0000EE"/>
+            <w:u w:val="single"/>
+          </w:rPr>
+          <w:t>2 Peter 1:19</w:t>
+        </w:r>
+      </w:hyperlink>
+      <w:r>
+        <w:rPr>
+          <w:lang w:val="en_US" w:bidi="en_US"/>
+        </w:rPr>
+        <w:t xml:space="preserve"> in the King James Version uses the word “day star” while the Berean Standard Bible uses the word "morning star." </w:t>
+      </w:r>
+    </w:p>
+    <w:p>
+      <w:pPr/>
+      <w:r>
+        <w:rPr>
+          <w:lang w:val="en_US" w:bidi="en_US"/>
+        </w:rPr>
+      </w:r>
+      <w:r>
+        <w:rPr>
+          <w:lang w:val="en_US" w:bidi="en_US"/>
+        </w:rPr>
+        <w:t xml:space="preserve">In </w:t>
+      </w:r>
+      <w:hyperlink r:id="rId445">
+        <w:r>
+          <w:rPr>
+            <w:lang w:val="en_US" w:bidi="en_US"/>
+          </w:rPr>
+          <w:rPr>
+            <w:color w:val="0000EE"/>
+            <w:u w:val="single"/>
+          </w:rPr>
+          <w:t>Isaiah 14:12</w:t>
+        </w:r>
+      </w:hyperlink>
+      <w:r>
+        <w:rPr>
+          <w:lang w:val="en_US" w:bidi="en_US"/>
+        </w:rPr>
+        <w:t>, “day star” refers to the proud king of Babylon. The King James Version calls him “Lucifer.” This king tried to rise too high and hurt Israel. The verse suggests God will bring him down, just as the morning star fades when the sun rises.</w:t>
+      </w:r>
+    </w:p>
+    <w:p>
+      <w:pPr/>
+      <w:r>
+        <w:rPr>
+          <w:lang w:val="en_US" w:bidi="en_US"/>
+        </w:rPr>
+      </w:r>
+      <w:r>
+        <w:rPr>
+          <w:i/>
+          <w:lang w:val="en_US" w:bidi="en_US"/>
+        </w:rPr>
+        <w:t>See</w:t>
+      </w:r>
+      <w:r>
+        <w:rPr>
+          <w:lang w:val="en_US" w:bidi="en_US"/>
+        </w:rPr>
+        <w:t xml:space="preserve"> </w:t>
+      </w:r>
+      <w:r>
+        <w:rPr>
+          <w:lang w:val="en_US" w:bidi="en_US"/>
+        </w:rPr>
+        <w:t>Morning Star</w:t>
+      </w:r>
+      <w:r>
+        <w:rPr>
+          <w:lang w:val="en_US" w:bidi="en_US"/>
+        </w:rPr>
+        <w:t>.</w:t>
+      </w:r>
+      <w:r>
+        <w:rPr>
+          <w:lang w:val="en_US" w:bidi="en_US"/>
+        </w:rPr>
+      </w:r>
+      <w:r>
+        <w:rPr>
+          <w:lang w:val="en_US" w:bidi="en_US"/>
+        </w:rPr>
+      </w:r>
+    </w:p>
+    <w:p>
+      <w:pPr/>
+      <w:r>
+        <w:rPr>
+          <w:lang w:val="en_US" w:bidi="en_US"/>
+        </w:rPr>
+      </w:r>
+    </w:p>
+    <w:p>
+      <w:pPr>
+        <w:pStyle w:val="Heading2"/>
+      </w:pPr>
+      <w:r>
+        <w:rPr>
+          <w:lang w:val="en_US" w:bidi="en_US"/>
+        </w:rPr>
+        <w:t>Deacon, Deaconess</w:t>
+      </w:r>
+      <w:r>
+        <w:rPr>
+          <w:lang w:val="en_US" w:bidi="en_US"/>
+        </w:rPr>
+      </w:r>
+    </w:p>
+    <w:p>
+      <w:pPr/>
+      <w:r>
+        <w:rPr>
+          <w:lang w:val="en_US" w:bidi="en_US"/>
+        </w:rPr>
+      </w:r>
+      <w:r>
+        <w:rPr>
+          <w:lang w:val="en_US" w:bidi="en_US"/>
+        </w:rPr>
+        <w:t>Terms designating an officer in a local church, derived from a Greek word meaning “servant” or “minister.” The term “diaconate” is used for the office itself or for the collective body of deacons and deaconesses. As with many other biblical words used today in a technical sense, the words “deacon” and “deaconess” began as popular, nontechnical terms. Both in secular first-century AD Greek culture and in the NT, they described a variety of services.</w:t>
+      </w:r>
+    </w:p>
+    <w:p>
+      <w:pPr>
+        <w:pStyle w:val="Heading3"/>
+      </w:pPr>
+      <w:r>
+        <w:rPr>
+          <w:lang w:val="en_US" w:bidi="en_US"/>
+        </w:rPr>
+        <w:t>Origins of the Concept</w:t>
+      </w:r>
+    </w:p>
+    <w:p>
+      <w:pPr>
+        <w:pStyle w:val="Heading4"/>
+      </w:pPr>
+      <w:r>
+        <w:rPr>
+          <w:lang w:val="en_US" w:bidi="en_US"/>
+        </w:rPr>
+        <w:t>Greek Usage</w:t>
+      </w:r>
+    </w:p>
+    <w:p>
+      <w:pPr/>
+      <w:r>
+        <w:rPr>
+          <w:lang w:val="en_US" w:bidi="en_US"/>
+        </w:rPr>
+      </w:r>
+      <w:r>
+        <w:rPr>
+          <w:lang w:val="en_US" w:bidi="en_US"/>
+        </w:rPr>
+        <w:t>References have been found in ancient writings where the Greek word “deacon” meant “waiter,” “servant,” “steward,” or “messenger.” In at least two instances it indicated a baker and a cook. In religious usage, the word described various attendants in pagan temples. Ancient documents show “deacons” presiding at the dedication of a statue to the Greek god Hermes. Serapis and Isis, Egyptian deities, were served by a college of “deacons” presided over by a priest.</w:t>
+      </w:r>
+    </w:p>
+    <w:p>
+      <w:pPr>
+        <w:pStyle w:val="Heading4"/>
+      </w:pPr>
+      <w:r>
+        <w:rPr>
+          <w:lang w:val="en_US" w:bidi="en_US"/>
+        </w:rPr>
+        <w:t>General New Testament Usage</w:t>
+      </w:r>
+    </w:p>
+    <w:p>
+      <w:pPr/>
+      <w:r>
+        <w:rPr>
+          <w:lang w:val="en_US" w:bidi="en_US"/>
+        </w:rPr>
+      </w:r>
+      <w:r>
+        <w:rPr>
+          <w:lang w:val="en_US" w:bidi="en_US"/>
+        </w:rPr>
+        <w:t>The same word was used by biblical writers in a general sense to describe various ministries or services. Not until later in the development of the apostolic church was the term applied to a distinct body of church officers. Among its general usages, “deacon” refers to a waiter at meals (</w:t>
+      </w:r>
+      <w:hyperlink r:id="rId446">
+        <w:r>
+          <w:rPr>
+            <w:lang w:val="en_US" w:bidi="en_US"/>
+          </w:rPr>
+          <w:rPr>
+            <w:color w:val="0000EE"/>
+            <w:u w:val="single"/>
+          </w:rPr>
+          <w:t>John 2:5, 9</w:t>
+        </w:r>
+      </w:hyperlink>
+      <w:r>
+        <w:rPr>
+          <w:lang w:val="en_US" w:bidi="en_US"/>
+        </w:rPr>
+        <w:t>), a king’s attendant (</w:t>
+      </w:r>
+      <w:hyperlink r:id="rId215">
+        <w:r>
+          <w:rPr>
+            <w:lang w:val="en_US" w:bidi="en_US"/>
+          </w:rPr>
+          <w:rPr>
+            <w:color w:val="0000EE"/>
+            <w:u w:val="single"/>
+          </w:rPr>
+          <w:t>Matthew 22:13</w:t>
+        </w:r>
+      </w:hyperlink>
+      <w:r>
+        <w:rPr>
+          <w:lang w:val="en_US" w:bidi="en_US"/>
+        </w:rPr>
+        <w:t>), a servant of Satan (</w:t>
+      </w:r>
+      <w:hyperlink r:id="rId447">
+        <w:r>
+          <w:rPr>
+            <w:lang w:val="en_US" w:bidi="en_US"/>
+          </w:rPr>
+          <w:rPr>
+            <w:color w:val="0000EE"/>
+            <w:u w:val="single"/>
+          </w:rPr>
+          <w:t>2 Corinthians 11:15</w:t>
+        </w:r>
+      </w:hyperlink>
+      <w:r>
+        <w:rPr>
+          <w:lang w:val="en_US" w:bidi="en_US"/>
+        </w:rPr>
+        <w:t>), a servant of God (</w:t>
+      </w:r>
+      <w:hyperlink r:id="rId448">
+        <w:r>
+          <w:rPr>
+            <w:lang w:val="en_US" w:bidi="en_US"/>
+          </w:rPr>
+          <w:rPr>
+            <w:color w:val="0000EE"/>
+            <w:u w:val="single"/>
+          </w:rPr>
+          <w:t>6:4</w:t>
+        </w:r>
+      </w:hyperlink>
+      <w:r>
+        <w:rPr>
+          <w:lang w:val="en_US" w:bidi="en_US"/>
+        </w:rPr>
+        <w:t>), a servant of Christ (</w:t>
+      </w:r>
+      <w:hyperlink r:id="rId449">
+        <w:r>
+          <w:rPr>
+            <w:lang w:val="en_US" w:bidi="en_US"/>
+          </w:rPr>
+          <w:rPr>
+            <w:color w:val="0000EE"/>
+            <w:u w:val="single"/>
+          </w:rPr>
+          <w:t>11:23</w:t>
+        </w:r>
+      </w:hyperlink>
+      <w:r>
+        <w:rPr>
+          <w:lang w:val="en_US" w:bidi="en_US"/>
+        </w:rPr>
+        <w:t>), a servant of the church (</w:t>
+      </w:r>
+      <w:hyperlink r:id="rId450">
+        <w:r>
+          <w:rPr>
+            <w:lang w:val="en_US" w:bidi="en_US"/>
+          </w:rPr>
+          <w:rPr>
+            <w:color w:val="0000EE"/>
+            <w:u w:val="single"/>
+          </w:rPr>
+          <w:t>Colossians 1:24–25</w:t>
+        </w:r>
+      </w:hyperlink>
+      <w:r>
+        <w:rPr>
+          <w:lang w:val="en_US" w:bidi="en_US"/>
+        </w:rPr>
+        <w:t>), and a political ruler (</w:t>
+      </w:r>
+      <w:hyperlink r:id="rId451">
+        <w:r>
+          <w:rPr>
+            <w:lang w:val="en_US" w:bidi="en_US"/>
+          </w:rPr>
+          <w:rPr>
+            <w:color w:val="0000EE"/>
+            <w:u w:val="single"/>
+          </w:rPr>
+          <w:t>Romans 13:4</w:t>
+        </w:r>
+      </w:hyperlink>
+      <w:r>
+        <w:rPr>
+          <w:lang w:val="en_US" w:bidi="en_US"/>
+        </w:rPr>
+        <w:t>).</w:t>
+      </w:r>
+    </w:p>
+    <w:p>
+      <w:pPr/>
+      <w:r>
+        <w:rPr>
+          <w:lang w:val="en_US" w:bidi="en_US"/>
+        </w:rPr>
+      </w:r>
+      <w:r>
+        <w:rPr>
+          <w:lang w:val="en_US" w:bidi="en_US"/>
+        </w:rPr>
+        <w:t>The NT presents servanthood as a form of ministry or service and as a mark of the whole church. That means it is considered a norm for all disciples (</w:t>
+      </w:r>
+      <w:hyperlink r:id="rId452">
+        <w:r>
+          <w:rPr>
+            <w:lang w:val="en_US" w:bidi="en_US"/>
+          </w:rPr>
+          <w:rPr>
+            <w:color w:val="0000EE"/>
+            <w:u w:val="single"/>
+          </w:rPr>
+          <w:t>Matthew 20:26–28</w:t>
+        </w:r>
+      </w:hyperlink>
+      <w:r>
+        <w:rPr>
+          <w:lang w:val="en_US" w:bidi="en_US"/>
+        </w:rPr>
+        <w:t xml:space="preserve">; </w:t>
+      </w:r>
+      <w:hyperlink r:id="rId453">
+        <w:r>
+          <w:rPr>
+            <w:lang w:val="en_US" w:bidi="en_US"/>
+          </w:rPr>
+          <w:rPr>
+            <w:color w:val="0000EE"/>
+            <w:u w:val="single"/>
+          </w:rPr>
+          <w:t>Luke 22:26–27</w:t>
+        </w:r>
+      </w:hyperlink>
+      <w:r>
+        <w:rPr>
+          <w:lang w:val="en_US" w:bidi="en_US"/>
+        </w:rPr>
+        <w:t>). Jesus’ teaching on the final judgment links ministry to actions like feeding the hungry, welcoming strangers, clothing the naked, and visiting the sick and imprisoned (</w:t>
+      </w:r>
+      <w:hyperlink r:id="rId454">
+        <w:r>
+          <w:rPr>
+            <w:lang w:val="en_US" w:bidi="en_US"/>
+          </w:rPr>
+          <w:rPr>
+            <w:color w:val="0000EE"/>
+            <w:u w:val="single"/>
+          </w:rPr>
+          <w:t>Matthew 25:31–46</w:t>
+        </w:r>
+      </w:hyperlink>
+      <w:r>
+        <w:rPr>
+          <w:lang w:val="en_US" w:bidi="en_US"/>
+        </w:rPr>
+        <w:t xml:space="preserve">). Throughout the NT, there is an emphasis on compassionate care for individuals’ physical and spiritual needs as well as giving oneself to meet those needs. Such service is ultimately a ministry to Christ himself (v </w:t>
+      </w:r>
+      <w:hyperlink r:id="rId455">
+        <w:r>
+          <w:rPr>
+            <w:lang w:val="en_US" w:bidi="en_US"/>
+          </w:rPr>
+          <w:rPr>
+            <w:color w:val="0000EE"/>
+            <w:u w:val="single"/>
+          </w:rPr>
+          <w:t>45</w:t>
+        </w:r>
+      </w:hyperlink>
+      <w:r>
+        <w:rPr>
+          <w:lang w:val="en_US" w:bidi="en_US"/>
+        </w:rPr>
+        <w:t>).</w:t>
+      </w:r>
+    </w:p>
+    <w:p>
+      <w:pPr>
+        <w:pStyle w:val="Heading4"/>
+      </w:pPr>
+      <w:r>
+        <w:rPr>
+          <w:lang w:val="en_US" w:bidi="en_US"/>
+        </w:rPr>
+        <w:t>Origin of the Office</w:t>
+      </w:r>
+    </w:p>
+    <w:p>
+      <w:pPr/>
+      <w:r>
+        <w:rPr>
+          <w:lang w:val="en_US" w:bidi="en_US"/>
+        </w:rPr>
+      </w:r>
+      <w:r>
+        <w:rPr>
+          <w:lang w:val="en_US" w:bidi="en_US"/>
+        </w:rPr>
+        <w:t xml:space="preserve">Some biblical scholars emphasize a relationship between the </w:t>
+      </w:r>
+      <w:r>
+        <w:rPr>
+          <w:i/>
+          <w:lang w:val="en_US" w:bidi="en_US"/>
+        </w:rPr>
+        <w:t>hazzan</w:t>
+      </w:r>
+      <w:r>
+        <w:rPr>
+          <w:lang w:val="en_US" w:bidi="en_US"/>
+        </w:rPr>
+        <w:t xml:space="preserve"> of the Jewish synagogue and the Christian office of deacon. The </w:t>
+      </w:r>
+      <w:r>
+        <w:rPr>
+          <w:i/>
+          <w:lang w:val="en_US" w:bidi="en_US"/>
+        </w:rPr>
+        <w:t>hazzan</w:t>
+      </w:r>
+      <w:r>
+        <w:rPr>
+          <w:lang w:val="en_US" w:bidi="en_US"/>
+        </w:rPr>
+        <w:t xml:space="preserve"> opened and closed the synagogue doors, kept it clean, and handed out the books for reading. It was probably to such a person that Jesus handed the scroll of Isaiah after finishing his reading (</w:t>
+      </w:r>
+      <w:hyperlink r:id="rId456">
+        <w:r>
+          <w:rPr>
+            <w:lang w:val="en_US" w:bidi="en_US"/>
+          </w:rPr>
+          <w:rPr>
+            <w:color w:val="0000EE"/>
+            <w:u w:val="single"/>
+          </w:rPr>
+          <w:t>Luke 4:20</w:t>
+        </w:r>
+      </w:hyperlink>
+      <w:r>
+        <w:rPr>
+          <w:lang w:val="en_US" w:bidi="en_US"/>
+        </w:rPr>
+        <w:t>).</w:t>
+      </w:r>
+    </w:p>
+    <w:p>
+      <w:pPr/>
+      <w:r>
+        <w:rPr>
+          <w:lang w:val="en_US" w:bidi="en_US"/>
+        </w:rPr>
+      </w:r>
+      <w:r>
+        <w:rPr>
+          <w:lang w:val="en_US" w:bidi="en_US"/>
+        </w:rPr>
+        <w:t>Other NT scholars focus on the selection of the seven (</w:t>
+      </w:r>
+      <w:hyperlink r:id="rId457">
+        <w:r>
+          <w:rPr>
+            <w:lang w:val="en_US" w:bidi="en_US"/>
+          </w:rPr>
+          <w:rPr>
+            <w:color w:val="0000EE"/>
+            <w:u w:val="single"/>
+          </w:rPr>
+          <w:t>Acts 6:1–6</w:t>
+        </w:r>
+      </w:hyperlink>
+      <w:r>
+        <w:rPr>
+          <w:lang w:val="en_US" w:bidi="en_US"/>
+        </w:rPr>
+        <w:t>). They see that action as a historical forerunner of a more developed structure (</w:t>
+      </w:r>
+      <w:hyperlink r:id="rId458">
+        <w:r>
+          <w:rPr>
+            <w:lang w:val="en_US" w:bidi="en_US"/>
+          </w:rPr>
+          <w:rPr>
+            <w:color w:val="0000EE"/>
+            <w:u w:val="single"/>
+          </w:rPr>
+          <w:t>Philippians 1:1</w:t>
+        </w:r>
+      </w:hyperlink>
+      <w:r>
+        <w:rPr>
+          <w:lang w:val="en_US" w:bidi="en_US"/>
+        </w:rPr>
+        <w:t xml:space="preserve">; </w:t>
+      </w:r>
+      <w:hyperlink r:id="rId459">
+        <w:r>
+          <w:rPr>
+            <w:lang w:val="en_US" w:bidi="en_US"/>
+          </w:rPr>
+          <w:rPr>
+            <w:color w:val="0000EE"/>
+            <w:u w:val="single"/>
+          </w:rPr>
+          <w:t>1 Timothy 3:8–13</w:t>
+        </w:r>
+      </w:hyperlink>
+      <w:r>
+        <w:rPr>
+          <w:lang w:val="en_US" w:bidi="en_US"/>
+        </w:rPr>
+        <w:t>—the two specific references to an “office” of deacon). Luke devoted considerable attention in Acts to the selection of a new set of church leaders. Overworked with a variety of responsibilities, the 12 apostles proposed a division of labor to ensure care for the Hellenist (Greek-speaking) widows in the church’s daily distribution of food and alms. Seven men of good repute, full of the Spirit and of wisdom (</w:t>
+      </w:r>
+      <w:hyperlink r:id="rId460">
+        <w:r>
+          <w:rPr>
+            <w:lang w:val="en_US" w:bidi="en_US"/>
+          </w:rPr>
+          <w:rPr>
+            <w:color w:val="0000EE"/>
+            <w:u w:val="single"/>
+          </w:rPr>
+          <w:t>Acts 6:3</w:t>
+        </w:r>
+      </w:hyperlink>
+      <w:r>
+        <w:rPr>
+          <w:lang w:val="en_US" w:bidi="en_US"/>
+        </w:rPr>
+        <w:t>), subsequently became prominent in the Jerusalem congregation, doing works of charity and caring for physical needs.</w:t>
+      </w:r>
+    </w:p>
+    <w:p>
+      <w:pPr/>
+      <w:r>
+        <w:rPr>
+          <w:lang w:val="en_US" w:bidi="en_US"/>
+        </w:rPr>
+      </w:r>
+      <w:r>
+        <w:rPr>
+          <w:lang w:val="en_US" w:bidi="en_US"/>
+        </w:rPr>
+        <w:t xml:space="preserve">Some scholars caution that the diaconate should not be exclusively linked with charitable works, since the Greek word used in </w:t>
+      </w:r>
+      <w:hyperlink r:id="rId461">
+        <w:r>
+          <w:rPr>
+            <w:lang w:val="en_US" w:bidi="en_US"/>
+          </w:rPr>
+          <w:rPr>
+            <w:color w:val="0000EE"/>
+            <w:u w:val="single"/>
+          </w:rPr>
+          <w:t>Acts 6:2</w:t>
+        </w:r>
+      </w:hyperlink>
+      <w:r>
+        <w:rPr>
+          <w:lang w:val="en_US" w:bidi="en_US"/>
+        </w:rPr>
+        <w:t xml:space="preserve"> is related to the word translated “ministry of the word” in verse </w:t>
+      </w:r>
+      <w:hyperlink r:id="rId462">
+        <w:r>
+          <w:rPr>
+            <w:lang w:val="en_US" w:bidi="en_US"/>
+          </w:rPr>
+          <w:rPr>
+            <w:color w:val="0000EE"/>
+            <w:u w:val="single"/>
+          </w:rPr>
+          <w:t>4</w:t>
+        </w:r>
+      </w:hyperlink>
+      <w:r>
+        <w:rPr>
+          <w:lang w:val="en_US" w:bidi="en_US"/>
+        </w:rPr>
+        <w:t>. Those chosen to oversee the care for physical needs were people of spiritual stature. Stephen, for instance, “full of grace and power, did great wonders and signs” (</w:t>
+      </w:r>
+      <w:hyperlink r:id="rId463">
+        <w:r>
+          <w:rPr>
+            <w:lang w:val="en_US" w:bidi="en_US"/>
+          </w:rPr>
+          <w:rPr>
+            <w:color w:val="0000EE"/>
+            <w:u w:val="single"/>
+          </w:rPr>
+          <w:t>6:8</w:t>
+        </w:r>
+      </w:hyperlink>
+      <w:r>
+        <w:rPr>
+          <w:lang w:val="en_US" w:bidi="en_US"/>
+        </w:rPr>
+        <w:t xml:space="preserve">, Revised Standard Version). Philip, appointed as one of the seven in </w:t>
+      </w:r>
+      <w:hyperlink r:id="rId464">
+        <w:r>
+          <w:rPr>
+            <w:lang w:val="en_US" w:bidi="en_US"/>
+          </w:rPr>
+          <w:rPr>
+            <w:color w:val="0000EE"/>
+            <w:u w:val="single"/>
+          </w:rPr>
+          <w:t>Acts 6</w:t>
+        </w:r>
+      </w:hyperlink>
+      <w:r>
+        <w:rPr>
+          <w:lang w:val="en_US" w:bidi="en_US"/>
+        </w:rPr>
+        <w:t>, “preached good news about the kingdom of God and the name of Jesus Christ” (</w:t>
+      </w:r>
+      <w:hyperlink r:id="rId465">
+        <w:r>
+          <w:rPr>
+            <w:lang w:val="en_US" w:bidi="en_US"/>
+          </w:rPr>
+          <w:rPr>
+            <w:color w:val="0000EE"/>
+            <w:u w:val="single"/>
+          </w:rPr>
+          <w:t>8:12</w:t>
+        </w:r>
+      </w:hyperlink>
+      <w:r>
+        <w:rPr>
+          <w:lang w:val="en_US" w:bidi="en_US"/>
+        </w:rPr>
+        <w:t xml:space="preserve">). Philip also baptized (v </w:t>
+      </w:r>
+      <w:hyperlink r:id="rId466">
+        <w:r>
+          <w:rPr>
+            <w:lang w:val="en_US" w:bidi="en_US"/>
+          </w:rPr>
+          <w:rPr>
+            <w:color w:val="0000EE"/>
+            <w:u w:val="single"/>
+          </w:rPr>
+          <w:t>38</w:t>
+        </w:r>
+      </w:hyperlink>
+      <w:r>
+        <w:rPr>
+          <w:lang w:val="en_US" w:bidi="en_US"/>
+        </w:rPr>
+        <w:t>) and is referred to as an evangelist (</w:t>
+      </w:r>
+      <w:hyperlink r:id="rId467">
+        <w:r>
+          <w:rPr>
+            <w:lang w:val="en_US" w:bidi="en_US"/>
+          </w:rPr>
+          <w:rPr>
+            <w:color w:val="0000EE"/>
+            <w:u w:val="single"/>
+          </w:rPr>
+          <w:t>21:8</w:t>
+        </w:r>
+      </w:hyperlink>
+      <w:r>
+        <w:rPr>
+          <w:lang w:val="en_US" w:bidi="en_US"/>
+        </w:rPr>
+        <w:t>).</w:t>
+      </w:r>
+    </w:p>
+    <w:p>
+      <w:pPr>
+        <w:pStyle w:val="Heading3"/>
+      </w:pPr>
+      <w:r>
+        <w:rPr>
+          <w:lang w:val="en_US" w:bidi="en_US"/>
+        </w:rPr>
+        <w:t>Deacons in the Early Church</w:t>
+      </w:r>
+    </w:p>
+    <w:p>
+      <w:pPr/>
+      <w:r>
+        <w:rPr>
+          <w:lang w:val="en_US" w:bidi="en_US"/>
+        </w:rPr>
+      </w:r>
+      <w:r>
+        <w:rPr>
+          <w:lang w:val="en_US" w:bidi="en_US"/>
+        </w:rPr>
+        <w:t xml:space="preserve">Those who cite </w:t>
+      </w:r>
+      <w:hyperlink r:id="rId464">
+        <w:r>
+          <w:rPr>
+            <w:lang w:val="en_US" w:bidi="en_US"/>
+          </w:rPr>
+          <w:rPr>
+            <w:color w:val="0000EE"/>
+            <w:u w:val="single"/>
+          </w:rPr>
+          <w:t>Acts 6</w:t>
+        </w:r>
+      </w:hyperlink>
+      <w:r>
+        <w:rPr>
+          <w:lang w:val="en_US" w:bidi="en_US"/>
+        </w:rPr>
+        <w:t xml:space="preserve"> as a preliminary stage of the office of deacon refer to the spread of the practice from the church in Jerusalem to the gentile congregations sprouting elsewhere. Many churches probably took the appointment of “the Jerusalem seven” as a pattern to follow, some even adopting the number seven. In a letter of the third-century pope Cornelius, for example, the church of Rome was said to have maintained seven for the number of deacons.</w:t>
+      </w:r>
+    </w:p>
+    <w:p>
+      <w:pPr/>
+      <w:r>
+        <w:rPr>
+          <w:lang w:val="en_US" w:bidi="en_US"/>
+        </w:rPr>
+      </w:r>
+      <w:r>
+        <w:rPr>
+          <w:lang w:val="en_US" w:bidi="en_US"/>
+        </w:rPr>
+        <w:t xml:space="preserve">By the time the church of Philippi received its instructions from the apostle Paul (c. AD 62) and Timothy had Paul’s first letter in hand, “deacon” had become a technical term referring to a specific office in the churches. In </w:t>
+      </w:r>
+      <w:hyperlink r:id="rId458">
+        <w:r>
+          <w:rPr>
+            <w:lang w:val="en_US" w:bidi="en_US"/>
+          </w:rPr>
+          <w:rPr>
+            <w:color w:val="0000EE"/>
+            <w:u w:val="single"/>
+          </w:rPr>
+          <w:t>Philippians 1:1</w:t>
+        </w:r>
+      </w:hyperlink>
+      <w:r>
+        <w:rPr>
+          <w:lang w:val="en_US" w:bidi="en_US"/>
+        </w:rPr>
+        <w:t xml:space="preserve"> Paul addressed the church in general and then added “with bishops and deacons.” Some interpreters consider that to be a clear establishment of two distinct groups within the larger church body, though no further description is given. Possibly the deacons of that congregation were responsible for collecting and then dispatching the offerings referred to (</w:t>
+      </w:r>
+      <w:hyperlink r:id="rId468">
+        <w:r>
+          <w:rPr>
+            <w:lang w:val="en_US" w:bidi="en_US"/>
+          </w:rPr>
+          <w:rPr>
+            <w:color w:val="0000EE"/>
+            <w:u w:val="single"/>
+          </w:rPr>
+          <w:t>Phil 4:14–18</w:t>
+        </w:r>
+      </w:hyperlink>
+      <w:r>
+        <w:rPr>
+          <w:lang w:val="en_US" w:bidi="en_US"/>
+        </w:rPr>
+        <w:t>).</w:t>
+      </w:r>
+    </w:p>
+    <w:p>
+      <w:pPr/>
+      <w:r>
+        <w:rPr>
+          <w:lang w:val="en_US" w:bidi="en_US"/>
+        </w:rPr>
+      </w:r>
+      <w:r>
+        <w:rPr>
+          <w:lang w:val="en_US" w:bidi="en_US"/>
+        </w:rPr>
+        <w:t xml:space="preserve">In </w:t>
+      </w:r>
+      <w:hyperlink r:id="rId459">
+        <w:r>
+          <w:rPr>
+            <w:lang w:val="en_US" w:bidi="en_US"/>
+          </w:rPr>
+          <w:rPr>
+            <w:color w:val="0000EE"/>
+            <w:u w:val="single"/>
+          </w:rPr>
+          <w:t>1 Timothy 3:8–13</w:t>
+        </w:r>
+      </w:hyperlink>
+      <w:r>
+        <w:rPr>
+          <w:lang w:val="en_US" w:bidi="en_US"/>
+        </w:rPr>
+        <w:t xml:space="preserve"> instructions are given about qualifications for the office of deacon. Although that is the most detailed treatment of the subject in the NT, it is actually quite sketchy. Most of the qualifications, dealing with personal character and behavior, are similar to those for a bishop. For instance, a deacon is to be truthful, monogamous, “not addicted to much wine,” and a responsible parent. Verse </w:t>
+      </w:r>
+      <w:hyperlink r:id="rId469">
+        <w:r>
+          <w:rPr>
+            <w:lang w:val="en_US" w:bidi="en_US"/>
+          </w:rPr>
+          <w:rPr>
+            <w:color w:val="0000EE"/>
+            <w:u w:val="single"/>
+          </w:rPr>
+          <w:t>11</w:t>
+        </w:r>
+      </w:hyperlink>
+      <w:r>
+        <w:rPr>
+          <w:lang w:val="en_US" w:bidi="en_US"/>
+        </w:rPr>
+        <w:t>, requiring that “the women likewise must be serious, not slanderers, but temperate, faithful in all things” (Revised Standard Version), may refer not to deacons’ wives but to deaconesses, as several translations note (New International Version, New English Bible). In any event, it is clear that women participated in the work of the diaconate.</w:t>
+      </w:r>
+    </w:p>
+    <w:p>
+      <w:pPr/>
+      <w:r>
+        <w:rPr>
+          <w:lang w:val="en_US" w:bidi="en_US"/>
+        </w:rPr>
+      </w:r>
+      <w:r>
+        <w:rPr>
+          <w:lang w:val="en_US" w:bidi="en_US"/>
+        </w:rPr>
+        <w:t>In contrast to the office of bishop (</w:t>
+      </w:r>
+      <w:hyperlink r:id="rId470">
+        <w:r>
+          <w:rPr>
+            <w:lang w:val="en_US" w:bidi="en_US"/>
+          </w:rPr>
+          <w:rPr>
+            <w:color w:val="0000EE"/>
+            <w:u w:val="single"/>
+          </w:rPr>
+          <w:t>1 Timothy 3:2</w:t>
+        </w:r>
+      </w:hyperlink>
+      <w:r>
+        <w:rPr>
+          <w:lang w:val="en_US" w:bidi="en_US"/>
+        </w:rPr>
+        <w:t xml:space="preserve">), deacons are not described as providing teaching or hospitality. In fact, no mention is made of any functional qualifications to clarify deacons’ or deaconesses’ roles in the early church. The character qualifications listed are appropriate for those with monetary and administrative responsibilities (as </w:t>
+      </w:r>
+      <w:hyperlink r:id="rId457">
+        <w:r>
+          <w:rPr>
+            <w:lang w:val="en_US" w:bidi="en_US"/>
+          </w:rPr>
+          <w:rPr>
+            <w:color w:val="0000EE"/>
+            <w:u w:val="single"/>
+          </w:rPr>
+          <w:t>Acts 6:1–6</w:t>
+        </w:r>
+      </w:hyperlink>
+      <w:r>
+        <w:rPr>
+          <w:lang w:val="en_US" w:bidi="en_US"/>
+        </w:rPr>
+        <w:t xml:space="preserve"> suggests). Timothy is told that good deacons will not go unrewarded; not only will their faith increase, but also their good standing among those whom they serve (</w:t>
+      </w:r>
+      <w:hyperlink r:id="rId471">
+        <w:r>
+          <w:rPr>
+            <w:lang w:val="en_US" w:bidi="en_US"/>
+          </w:rPr>
+          <w:rPr>
+            <w:color w:val="0000EE"/>
+            <w:u w:val="single"/>
+          </w:rPr>
+          <w:t>1 Timothy 3:13</w:t>
+        </w:r>
+      </w:hyperlink>
+      <w:r>
+        <w:rPr>
+          <w:lang w:val="en_US" w:bidi="en_US"/>
+        </w:rPr>
+        <w:t>).</w:t>
+      </w:r>
+    </w:p>
+    <w:p>
+      <w:pPr/>
+      <w:r>
+        <w:rPr>
+          <w:lang w:val="en_US" w:bidi="en_US"/>
+        </w:rPr>
+      </w:r>
+      <w:r>
+        <w:rPr>
+          <w:lang w:val="en_US" w:bidi="en_US"/>
+        </w:rPr>
+        <w:t xml:space="preserve">The office of deacon differed from the office of elder, which was adapted from a definite Jewish pattern in the OT (see </w:t>
+      </w:r>
+      <w:hyperlink r:id="rId472">
+        <w:r>
+          <w:rPr>
+            <w:lang w:val="en_US" w:bidi="en_US"/>
+          </w:rPr>
+          <w:rPr>
+            <w:color w:val="0000EE"/>
+            <w:u w:val="single"/>
+          </w:rPr>
+          <w:t>Numbers 11:16–17</w:t>
+        </w:r>
+      </w:hyperlink>
+      <w:r>
+        <w:rPr>
+          <w:lang w:val="en_US" w:bidi="en_US"/>
+        </w:rPr>
+        <w:t xml:space="preserve">; </w:t>
+      </w:r>
+      <w:hyperlink r:id="rId473">
+        <w:r>
+          <w:rPr>
+            <w:lang w:val="en_US" w:bidi="en_US"/>
+          </w:rPr>
+          <w:rPr>
+            <w:color w:val="0000EE"/>
+            <w:u w:val="single"/>
+          </w:rPr>
+          <w:t>Deuteronomy 29:10</w:t>
+        </w:r>
+      </w:hyperlink>
+      <w:r>
+        <w:rPr>
+          <w:lang w:val="en_US" w:bidi="en_US"/>
+        </w:rPr>
+        <w:t>). The diaconate, on the other hand, developed from the strong, personal, historical example of Jesus, the servant who compassionately met concrete human needs.</w:t>
+      </w:r>
+    </w:p>
+    <w:p>
+      <w:pPr/>
+      <w:r>
+        <w:rPr>
+          <w:lang w:val="en_US" w:bidi="en_US"/>
+        </w:rPr>
+      </w:r>
+      <w:r>
+        <w:rPr>
+          <w:lang w:val="en_US" w:bidi="en_US"/>
+        </w:rPr>
+        <w:t>As the office of deacon became more firmly established, its duties could be defined as those of pastoral care. The poor and the sick received their service not only physically but also with instruction and consolation. The homes of church members became familiar territory to a deacon or deaconess. A pattern of visitation was established to discover and then meet the needs of the church body at large. Although that included the administration of funds, it went far beyond it. Those who served as deacons and deaconesses undoubtedly became symbols of loving care for the church in general.</w:t>
+      </w:r>
+    </w:p>
+    <w:p>
+      <w:pPr/>
+      <w:r>
+        <w:rPr>
+          <w:lang w:val="en_US" w:bidi="en_US"/>
+        </w:rPr>
+      </w:r>
+      <w:r>
+        <w:rPr>
+          <w:lang w:val="en_US" w:bidi="en_US"/>
+        </w:rPr>
+        <w:t>Where the office of deacon fits into the larger pattern of church order within the NT is difficult to determine because of the obvious variety present during the formative years. Some church historians conclude that as ecclesiastical structure developed, elders provided congregational leadership. Deacons assisted them, especially in social services and pastoral care. The late first and early second centuries witnessed a distinctive threefold ministry of deacons, elders (presbyters), and bishops. Bishops or “overseers” began to exercise authority over areas or groups of churches.</w:t>
+      </w:r>
+    </w:p>
+    <w:p>
+      <w:pPr>
+        <w:pStyle w:val="Heading3"/>
+      </w:pPr>
+      <w:r>
+        <w:rPr>
+          <w:lang w:val="en_US" w:bidi="en_US"/>
+        </w:rPr>
+        <w:t>Deaconess</w:t>
+      </w:r>
+    </w:p>
+    <w:p>
+      <w:pPr/>
+      <w:r>
+        <w:rPr>
+          <w:lang w:val="en_US" w:bidi="en_US"/>
+        </w:rPr>
+      </w:r>
+      <w:r>
+        <w:rPr>
+          <w:lang w:val="en_US" w:bidi="en_US"/>
+        </w:rPr>
+        <w:t>Where did women fit into the ministry of the early church? Paul’s inclusion of references to women in ministry is striking when compared with the role of women in general in the first century. He commended Phoebe for her service in the church at Cenchrea, using the word “deacon” to describe her (</w:t>
+      </w:r>
+      <w:hyperlink r:id="rId474">
+        <w:r>
+          <w:rPr>
+            <w:lang w:val="en_US" w:bidi="en_US"/>
+          </w:rPr>
+          <w:rPr>
+            <w:color w:val="0000EE"/>
+            <w:u w:val="single"/>
+          </w:rPr>
+          <w:t>Romans 16:1</w:t>
+        </w:r>
+      </w:hyperlink>
+      <w:r>
+        <w:rPr>
+          <w:lang w:val="en_US" w:bidi="en_US"/>
+        </w:rPr>
+        <w:t xml:space="preserve">). He praised her as a “helper” (v </w:t>
+      </w:r>
+      <w:hyperlink r:id="rId475">
+        <w:r>
+          <w:rPr>
+            <w:lang w:val="en_US" w:bidi="en_US"/>
+          </w:rPr>
+          <w:rPr>
+            <w:color w:val="0000EE"/>
+            <w:u w:val="single"/>
+          </w:rPr>
+          <w:t>2</w:t>
+        </w:r>
+      </w:hyperlink>
+      <w:r>
+        <w:rPr>
+          <w:lang w:val="en_US" w:bidi="en_US"/>
+        </w:rPr>
+        <w:t xml:space="preserve">), a word that denotes leadership qualities (cf. </w:t>
+      </w:r>
+      <w:hyperlink r:id="rId476">
+        <w:r>
+          <w:rPr>
+            <w:lang w:val="en_US" w:bidi="en_US"/>
+          </w:rPr>
+          <w:rPr>
+            <w:color w:val="0000EE"/>
+            <w:u w:val="single"/>
+          </w:rPr>
+          <w:t>Romans 12:8</w:t>
+        </w:r>
+      </w:hyperlink>
+      <w:r>
+        <w:rPr>
+          <w:lang w:val="en_US" w:bidi="en_US"/>
+        </w:rPr>
+        <w:t xml:space="preserve">; </w:t>
+      </w:r>
+      <w:hyperlink r:id="rId477">
+        <w:r>
+          <w:rPr>
+            <w:lang w:val="en_US" w:bidi="en_US"/>
+          </w:rPr>
+          <w:rPr>
+            <w:color w:val="0000EE"/>
+            <w:u w:val="single"/>
+          </w:rPr>
+          <w:t>1 Timothy 3:4–5</w:t>
+        </w:r>
+      </w:hyperlink>
+      <w:r>
+        <w:rPr>
+          <w:lang w:val="en_US" w:bidi="en_US"/>
+        </w:rPr>
+        <w:t>). Some scholars have used that reference as an example of early development of the office of deaconess. Others have interpreted it in a nontechnical sense, meaning that Phoebe functioned in a generally serving role and thus was worthy of recognition at Rome. Whether “deacon” was used technically or descriptively, ministry for both women and men in the NT was patterned after the example of Jesus, who “came not to be served but to serve” (</w:t>
+      </w:r>
+      <w:hyperlink r:id="rId478">
+        <w:r>
+          <w:rPr>
+            <w:lang w:val="en_US" w:bidi="en_US"/>
+          </w:rPr>
+          <w:rPr>
+            <w:color w:val="0000EE"/>
+            <w:u w:val="single"/>
+          </w:rPr>
+          <w:t>Mark 10:45</w:t>
+        </w:r>
+      </w:hyperlink>
+      <w:r>
+        <w:rPr>
+          <w:lang w:val="en_US" w:bidi="en_US"/>
+        </w:rPr>
+        <w:t>). Because of the large number of female converts (</w:t>
+      </w:r>
+      <w:hyperlink r:id="rId479">
+        <w:r>
+          <w:rPr>
+            <w:lang w:val="en_US" w:bidi="en_US"/>
+          </w:rPr>
+          <w:rPr>
+            <w:color w:val="0000EE"/>
+            <w:u w:val="single"/>
+          </w:rPr>
+          <w:t>Acts 5:14</w:t>
+        </w:r>
+      </w:hyperlink>
+      <w:r>
+        <w:rPr>
+          <w:lang w:val="en_US" w:bidi="en_US"/>
+        </w:rPr>
+        <w:t xml:space="preserve">; </w:t>
+      </w:r>
+      <w:hyperlink r:id="rId480">
+        <w:r>
+          <w:rPr>
+            <w:lang w:val="en_US" w:bidi="en_US"/>
+          </w:rPr>
+          <w:rPr>
+            <w:color w:val="0000EE"/>
+            <w:u w:val="single"/>
+          </w:rPr>
+          <w:t>17:4</w:t>
+        </w:r>
+      </w:hyperlink>
+      <w:r>
+        <w:rPr>
+          <w:lang w:val="en_US" w:bidi="en_US"/>
+        </w:rPr>
+        <w:t>), women functioned in such areas of ministry as visitation, instruction in discipleship, and assistance in baptism. Deaconesses are mentioned in third-century documents as administering baptism to female converts.</w:t>
+      </w:r>
+    </w:p>
+    <w:p>
+      <w:pPr/>
+      <w:r>
+        <w:rPr>
+          <w:lang w:val="en_US" w:bidi="en_US"/>
+        </w:rPr>
+      </w:r>
+      <w:r>
+        <w:rPr>
+          <w:i/>
+          <w:lang w:val="en_US" w:bidi="en_US"/>
+        </w:rPr>
+        <w:t>See also</w:t>
+      </w:r>
+      <w:r>
+        <w:rPr>
+          <w:lang w:val="en_US" w:bidi="en_US"/>
+        </w:rPr>
+        <w:t xml:space="preserve"> </w:t>
+      </w:r>
+      <w:r>
+        <w:rPr>
+          <w:lang w:val="en_US" w:bidi="en_US"/>
+        </w:rPr>
+        <w:t>Bishop</w:t>
+      </w:r>
+      <w:r>
+        <w:rPr>
+          <w:lang w:val="en_US" w:bidi="en_US"/>
+        </w:rPr>
+        <w:t xml:space="preserve">; </w:t>
+      </w:r>
+      <w:r>
+        <w:rPr>
+          <w:lang w:val="en_US" w:bidi="en_US"/>
+        </w:rPr>
+        <w:t>Elder</w:t>
+      </w:r>
+      <w:r>
+        <w:rPr>
+          <w:lang w:val="en_US" w:bidi="en_US"/>
+        </w:rPr>
+        <w:t xml:space="preserve">; </w:t>
+      </w:r>
+      <w:r>
+        <w:rPr>
+          <w:lang w:val="en_US" w:bidi="en_US"/>
+        </w:rPr>
+        <w:t>Pastor</w:t>
+      </w:r>
+      <w:r>
+        <w:rPr>
+          <w:lang w:val="en_US" w:bidi="en_US"/>
+        </w:rPr>
+        <w:t xml:space="preserve">; </w:t>
+      </w:r>
+      <w:r>
+        <w:rPr>
+          <w:lang w:val="en_US" w:bidi="en_US"/>
+        </w:rPr>
+        <w:t>Presbyter</w:t>
+      </w:r>
+      <w:r>
+        <w:rPr>
+          <w:lang w:val="en_US" w:bidi="en_US"/>
+        </w:rPr>
+        <w:t>.</w:t>
+      </w:r>
+      <w:r>
+        <w:rPr>
+          <w:lang w:val="en_US" w:bidi="en_US"/>
+        </w:rPr>
+      </w:r>
+      <w:r>
+        <w:rPr>
+          <w:lang w:val="en_US" w:bidi="en_US"/>
+        </w:rPr>
+      </w:r>
+    </w:p>
+    <w:p>
+      <w:pPr/>
+      <w:r>
+        <w:rPr>
+          <w:lang w:val="en_US" w:bidi="en_US"/>
+        </w:rPr>
+      </w:r>
+    </w:p>
+    <w:p>
+      <w:pPr>
+        <w:pStyle w:val="Heading2"/>
+      </w:pPr>
+      <w:r>
+        <w:rPr>
+          <w:lang w:val="en_US" w:bidi="en_US"/>
+        </w:rPr>
+        <w:t>Dead Sea</w:t>
+      </w:r>
+      <w:r>
+        <w:rPr>
+          <w:lang w:val="en_US" w:bidi="en_US"/>
+        </w:rPr>
+      </w:r>
+    </w:p>
+    <w:p>
+      <w:pPr/>
+      <w:r>
+        <w:rPr>
+          <w:lang w:val="en_US" w:bidi="en_US"/>
+        </w:rPr>
+      </w:r>
+      <w:r>
+        <w:rPr>
+          <w:lang w:val="en_US" w:bidi="en_US"/>
+        </w:rPr>
+        <w:t>A large saltwater lake where the Jordan River ends. Western culture has called it the “Dead Sea” since the Greek period. However, in the Old Testament, it is often called the "Salt Sea" (</w:t>
+      </w:r>
+      <w:hyperlink r:id="rId481">
+        <w:r>
+          <w:rPr>
+            <w:lang w:val="en_US" w:bidi="en_US"/>
+          </w:rPr>
+          <w:rPr>
+            <w:color w:val="0000EE"/>
+            <w:u w:val="single"/>
+          </w:rPr>
+          <w:t>Genesis 14:3</w:t>
+        </w:r>
+      </w:hyperlink>
+      <w:r>
+        <w:rPr>
+          <w:lang w:val="en_US" w:bidi="en_US"/>
+        </w:rPr>
+        <w:t xml:space="preserve">; </w:t>
+      </w:r>
+      <w:hyperlink r:id="rId482">
+        <w:r>
+          <w:rPr>
+            <w:lang w:val="en_US" w:bidi="en_US"/>
+          </w:rPr>
+          <w:rPr>
+            <w:color w:val="0000EE"/>
+            <w:u w:val="single"/>
+          </w:rPr>
+          <w:t>Numbers 34:3, 12</w:t>
+        </w:r>
+      </w:hyperlink>
+      <w:r>
+        <w:rPr>
+          <w:lang w:val="en_US" w:bidi="en_US"/>
+        </w:rPr>
+        <w:t xml:space="preserve">; </w:t>
+      </w:r>
+      <w:hyperlink r:id="rId483">
+        <w:r>
+          <w:rPr>
+            <w:lang w:val="en_US" w:bidi="en_US"/>
+          </w:rPr>
+          <w:rPr>
+            <w:color w:val="0000EE"/>
+            <w:u w:val="single"/>
+          </w:rPr>
+          <w:t>Deuteronomy 3:17</w:t>
+        </w:r>
+      </w:hyperlink>
+      <w:r>
+        <w:rPr>
+          <w:lang w:val="en_US" w:bidi="en_US"/>
+        </w:rPr>
+        <w:t xml:space="preserve">; </w:t>
+      </w:r>
+      <w:hyperlink r:id="rId484">
+        <w:r>
+          <w:rPr>
+            <w:lang w:val="en_US" w:bidi="en_US"/>
+          </w:rPr>
+          <w:rPr>
+            <w:color w:val="0000EE"/>
+            <w:u w:val="single"/>
+          </w:rPr>
+          <w:t>Joshua 3:16</w:t>
+        </w:r>
+      </w:hyperlink>
+      <w:r>
+        <w:rPr>
+          <w:lang w:val="en_US" w:bidi="en_US"/>
+        </w:rPr>
+        <w:t xml:space="preserve">; </w:t>
+      </w:r>
+      <w:hyperlink r:id="rId485">
+        <w:r>
+          <w:rPr>
+            <w:lang w:val="en_US" w:bidi="en_US"/>
+          </w:rPr>
+          <w:rPr>
+            <w:color w:val="0000EE"/>
+            <w:u w:val="single"/>
+          </w:rPr>
+          <w:t>12:3</w:t>
+        </w:r>
+      </w:hyperlink>
+      <w:r>
+        <w:rPr>
+          <w:lang w:val="en_US" w:bidi="en_US"/>
+        </w:rPr>
+        <w:t xml:space="preserve">; </w:t>
+      </w:r>
+      <w:hyperlink r:id="rId486">
+        <w:r>
+          <w:rPr>
+            <w:lang w:val="en_US" w:bidi="en_US"/>
+          </w:rPr>
+          <w:rPr>
+            <w:color w:val="0000EE"/>
+            <w:u w:val="single"/>
+          </w:rPr>
+          <w:t>15:2, 5</w:t>
+        </w:r>
+      </w:hyperlink>
+      <w:r>
+        <w:rPr>
+          <w:lang w:val="en_US" w:bidi="en_US"/>
+        </w:rPr>
+        <w:t xml:space="preserve">; </w:t>
+      </w:r>
+      <w:hyperlink r:id="rId487">
+        <w:r>
+          <w:rPr>
+            <w:lang w:val="en_US" w:bidi="en_US"/>
+          </w:rPr>
+          <w:rPr>
+            <w:color w:val="0000EE"/>
+            <w:u w:val="single"/>
+          </w:rPr>
+          <w:t>18:19</w:t>
+        </w:r>
+      </w:hyperlink>
+      <w:r>
+        <w:rPr>
+          <w:lang w:val="en_US" w:bidi="en_US"/>
+        </w:rPr>
+        <w:t xml:space="preserve">). The lake contains a large amount of salt, a valuable resource in ancient times. The Bible also calls the Dead Sea: </w:t>
+      </w:r>
+    </w:p>
+    <w:p>
+      <w:pPr>
+        <w:pStyle w:val="ListBullet"/>
+        <w:spacing w:line="240" w:lineRule="auto"/>
+        <w:ind w:left="720"/>
+      </w:pPr>
+      <w:r>
+        <w:rPr>
+          <w:lang w:val="en_US" w:bidi="en_US"/>
+        </w:rPr>
+      </w:r>
+      <w:r>
+        <w:rPr>
+          <w:lang w:val="en_US" w:bidi="en_US"/>
+        </w:rPr>
+        <w:t>The Sea of the Arabah (</w:t>
+      </w:r>
+      <w:hyperlink r:id="rId483">
+        <w:r>
+          <w:rPr>
+            <w:lang w:val="en_US" w:bidi="en_US"/>
+          </w:rPr>
+          <w:rPr>
+            <w:color w:val="0000EE"/>
+            <w:u w:val="single"/>
+          </w:rPr>
+          <w:t>Deuteronomy 3:17</w:t>
+        </w:r>
+      </w:hyperlink>
+      <w:r>
+        <w:rPr>
+          <w:lang w:val="en_US" w:bidi="en_US"/>
+        </w:rPr>
+        <w:t xml:space="preserve">; </w:t>
+      </w:r>
+      <w:hyperlink r:id="rId488">
+        <w:r>
+          <w:rPr>
+            <w:lang w:val="en_US" w:bidi="en_US"/>
+          </w:rPr>
+          <w:rPr>
+            <w:color w:val="0000EE"/>
+            <w:u w:val="single"/>
+          </w:rPr>
+          <w:t>4:49</w:t>
+        </w:r>
+      </w:hyperlink>
+      <w:r>
+        <w:rPr>
+          <w:lang w:val="en_US" w:bidi="en_US"/>
+        </w:rPr>
+        <w:t xml:space="preserve">; </w:t>
+      </w:r>
+      <w:hyperlink r:id="rId484">
+        <w:r>
+          <w:rPr>
+            <w:lang w:val="en_US" w:bidi="en_US"/>
+          </w:rPr>
+          <w:rPr>
+            <w:color w:val="0000EE"/>
+            <w:u w:val="single"/>
+          </w:rPr>
+          <w:t>Joshua 3:16</w:t>
+        </w:r>
+      </w:hyperlink>
+      <w:r>
+        <w:rPr>
+          <w:lang w:val="en_US" w:bidi="en_US"/>
+        </w:rPr>
+        <w:t xml:space="preserve">; </w:t>
+      </w:r>
+      <w:hyperlink r:id="rId485">
+        <w:r>
+          <w:rPr>
+            <w:lang w:val="en_US" w:bidi="en_US"/>
+          </w:rPr>
+          <w:rPr>
+            <w:color w:val="0000EE"/>
+            <w:u w:val="single"/>
+          </w:rPr>
+          <w:t>12:3</w:t>
+        </w:r>
+      </w:hyperlink>
+      <w:r>
+        <w:rPr>
+          <w:lang w:val="en_US" w:bidi="en_US"/>
+        </w:rPr>
+        <w:t xml:space="preserve">; </w:t>
+      </w:r>
+      <w:hyperlink r:id="rId489">
+        <w:r>
+          <w:rPr>
+            <w:lang w:val="en_US" w:bidi="en_US"/>
+          </w:rPr>
+          <w:rPr>
+            <w:color w:val="0000EE"/>
+            <w:u w:val="single"/>
+          </w:rPr>
+          <w:t>2 Kings 14:25</w:t>
+        </w:r>
+      </w:hyperlink>
+      <w:r>
+        <w:rPr>
+          <w:lang w:val="en_US" w:bidi="en_US"/>
+        </w:rPr>
+        <w:t xml:space="preserve">) </w:t>
+      </w:r>
+    </w:p>
+    <w:p>
+      <w:pPr>
+        <w:pStyle w:val="ListBullet"/>
+        <w:spacing w:line="240" w:lineRule="auto"/>
+        <w:ind w:left="720"/>
+      </w:pPr>
+      <w:r>
+        <w:rPr>
+          <w:lang w:val="en_US" w:bidi="en_US"/>
+        </w:rPr>
+      </w:r>
+      <w:r>
+        <w:rPr>
+          <w:lang w:val="en_US" w:bidi="en_US"/>
+        </w:rPr>
+        <w:t>The Eastern Sea (</w:t>
+      </w:r>
+      <w:hyperlink r:id="rId490">
+        <w:r>
+          <w:rPr>
+            <w:lang w:val="en_US" w:bidi="en_US"/>
+          </w:rPr>
+          <w:rPr>
+            <w:color w:val="0000EE"/>
+            <w:u w:val="single"/>
+          </w:rPr>
+          <w:t>Ezekiel 47:18</w:t>
+        </w:r>
+      </w:hyperlink>
+      <w:r>
+        <w:rPr>
+          <w:lang w:val="en_US" w:bidi="en_US"/>
+        </w:rPr>
+        <w:t xml:space="preserve">; </w:t>
+      </w:r>
+      <w:hyperlink r:id="rId491">
+        <w:r>
+          <w:rPr>
+            <w:lang w:val="en_US" w:bidi="en_US"/>
+          </w:rPr>
+          <w:rPr>
+            <w:color w:val="0000EE"/>
+            <w:u w:val="single"/>
+          </w:rPr>
+          <w:t>Joel 2:20</w:t>
+        </w:r>
+      </w:hyperlink>
+      <w:r>
+        <w:rPr>
+          <w:lang w:val="en_US" w:bidi="en_US"/>
+        </w:rPr>
+        <w:t xml:space="preserve">; </w:t>
+      </w:r>
+      <w:hyperlink r:id="rId492">
+        <w:r>
+          <w:rPr>
+            <w:lang w:val="en_US" w:bidi="en_US"/>
+          </w:rPr>
+          <w:rPr>
+            <w:color w:val="0000EE"/>
+            <w:u w:val="single"/>
+          </w:rPr>
+          <w:t>Zechariah 14:8</w:t>
+        </w:r>
+      </w:hyperlink>
+      <w:r>
+        <w:rPr>
+          <w:lang w:val="en_US" w:bidi="en_US"/>
+        </w:rPr>
+        <w:t>)</w:t>
+      </w:r>
+    </w:p>
+    <w:p>
+      <w:pPr/>
+      <w:r>
+        <w:rPr>
+          <w:lang w:val="en_US" w:bidi="en_US"/>
+        </w:rPr>
+      </w:r>
+      <w:r>
+        <w:rPr>
+          <w:lang w:val="en_US" w:bidi="en_US"/>
+        </w:rPr>
+        <w:t>Other ancient writers refer to the Dead Sea as:</w:t>
+      </w:r>
+    </w:p>
+    <w:p>
+      <w:pPr>
+        <w:pStyle w:val="ListBullet"/>
+        <w:spacing w:line="240" w:lineRule="auto"/>
+        <w:ind w:left="720"/>
+      </w:pPr>
+      <w:r>
+        <w:rPr>
+          <w:lang w:val="en_US" w:bidi="en_US"/>
+        </w:rPr>
+      </w:r>
+      <w:r>
+        <w:rPr>
+          <w:lang w:val="en_US" w:bidi="en_US"/>
+        </w:rPr>
+        <w:t>The Sea of Sodom</w:t>
+      </w:r>
+    </w:p>
+    <w:p>
+      <w:pPr>
+        <w:pStyle w:val="ListBullet"/>
+        <w:spacing w:line="240" w:lineRule="auto"/>
+        <w:ind w:left="720"/>
+      </w:pPr>
+      <w:r>
+        <w:rPr>
+          <w:lang w:val="en_US" w:bidi="en_US"/>
+        </w:rPr>
+      </w:r>
+      <w:r>
+        <w:rPr>
+          <w:lang w:val="en_US" w:bidi="en_US"/>
+        </w:rPr>
+        <w:t>The Sea of Asphalt</w:t>
+      </w:r>
+    </w:p>
+    <w:p>
+      <w:pPr>
+        <w:pStyle w:val="ListBullet"/>
+        <w:spacing w:line="240" w:lineRule="auto"/>
+        <w:ind w:left="720"/>
+      </w:pPr>
+      <w:r>
+        <w:rPr>
+          <w:lang w:val="en_US" w:bidi="en_US"/>
+        </w:rPr>
+      </w:r>
+      <w:r>
+        <w:rPr>
+          <w:lang w:val="en_US" w:bidi="en_US"/>
+        </w:rPr>
         <w:t>The Sea of Lot</w:t>
       </w:r>
     </w:p>
@@ -20778,7 +21521,7 @@
         <w:rPr>
           <w:lang w:val="en_US" w:bidi="en_US"/>
         </w:rPr>
-        <w:t>Term used in the NT only in the book of Revelation, to describe God’s eternal judgment on sin. Originally a rabbinic expression, the second death will be experienced by those whose names are not written in the “Book of Life” (</w:t>
+        <w:t>A term used in the New Testament only in the book of Revelation. It describes the eternal judgment of God against sin. It was first a rabbinic expression. The second death will happen to those whose names God does not write in the “Book of Life” (</w:t>
       </w:r>
       <w:hyperlink r:id="rId570">
         <w:r>
@@ -20789,14 +21532,14 @@
             <w:color w:val="0000EE"/>
             <w:u w:val="single"/>
           </w:rPr>
-          <w:t>Rv 20:15</w:t>
-        </w:r>
-      </w:hyperlink>
-      <w:r>
-        <w:rPr>
-          <w:lang w:val="en_US" w:bidi="en_US"/>
-        </w:rPr>
-        <w:t xml:space="preserve">). The second death is equated with the “lake of fire” (v </w:t>
+          <w:t>Revelation 20:15</w:t>
+        </w:r>
+      </w:hyperlink>
+      <w:r>
+        <w:rPr>
+          <w:lang w:val="en_US" w:bidi="en_US"/>
+        </w:rPr>
+        <w:t xml:space="preserve">). The second death is the same as the “lake of fire” (verse </w:t>
       </w:r>
       <w:hyperlink r:id="rId564">
         <w:r>
@@ -20814,7 +21557,19 @@
         <w:rPr>
           <w:lang w:val="en_US" w:bidi="en_US"/>
         </w:rPr>
-        <w:t>), or the lake that burns with “fire and brimstone” (</w:t>
+        <w:t>). Another name for it is “</w:t>
+      </w:r>
+      <w:r>
+        <w:rPr>
+          <w:lang w:val="en_US" w:bidi="en_US"/>
+        </w:rPr>
+        <w:t>the lake that burns with fire and sulfur</w:t>
+      </w:r>
+      <w:r>
+        <w:rPr>
+          <w:lang w:val="en_US" w:bidi="en_US"/>
+        </w:rPr>
+        <w:t>” (</w:t>
       </w:r>
       <w:hyperlink r:id="rId571">
         <w:r>
@@ -20832,7 +21587,19 @@
         <w:rPr>
           <w:lang w:val="en_US" w:bidi="en_US"/>
         </w:rPr>
-        <w:t>, kjv), and is described as the lot of “the cowardly, the faithless, the polluted, . . . murderers, fornicators, sorcerers, idolaters, and all liars” (rsv). Those who are victorious in this life have nothing to fear from the second death (</w:t>
+        <w:t>). It is further described as the final end of “</w:t>
+      </w:r>
+      <w:r>
+        <w:rPr>
+          <w:lang w:val="en_US" w:bidi="en_US"/>
+        </w:rPr>
+        <w:t>the cowardly and unbelieving and abominable and murderers and sexually immoral and sorcerers and idolaters and all liars.</w:t>
+      </w:r>
+      <w:r>
+        <w:rPr>
+          <w:lang w:val="en_US" w:bidi="en_US"/>
+        </w:rPr>
+        <w:t>” Those who are victorious in this life have nothing to fear from the second death (</w:t>
       </w:r>
       <w:hyperlink r:id="rId567">
         <w:r>
@@ -23498,6 +24265,20 @@
       </w:r>
       <w:r>
         <w:rPr>
+          <w:lang w:val="en_US" w:bidi="en_US"/>
+        </w:rPr>
+        <w:t>The decrees of God are God's eternal decisions and purposes. They refer to what God has planned and determined before events take place.</w:t>
+      </w:r>
+    </w:p>
+    <w:p>
+      <w:pPr/>
+      <w:r>
+        <w:rPr>
+          <w:lang w:val="en_US" w:bidi="en_US"/>
+        </w:rPr>
+      </w:r>
+      <w:r>
+        <w:rPr>
           <w:i/>
           <w:lang w:val="en_US" w:bidi="en_US"/>
         </w:rPr>
@@ -26488,26 +27269,53 @@
         <w:rPr>
           <w:lang w:val="en_US" w:bidi="en_US"/>
         </w:rPr>
-        <w:t>Deluge, the</w:t>
-      </w:r>
-      <w:r>
-        <w:rPr>
-          <w:lang w:val="en_US" w:bidi="en_US"/>
-        </w:rPr>
-      </w:r>
-    </w:p>
-    <w:p>
-      <w:pPr/>
-      <w:r>
-        <w:rPr>
-          <w:lang w:val="en_US" w:bidi="en_US"/>
-        </w:rPr>
+        <w:t>Deluge</w:t>
+      </w:r>
+      <w:r>
+        <w:rPr>
+          <w:lang w:val="en_US" w:bidi="en_US"/>
+        </w:rPr>
+      </w:r>
+    </w:p>
+    <w:p>
+      <w:pPr/>
+      <w:r>
+        <w:rPr>
+          <w:lang w:val="en_US" w:bidi="en_US"/>
+        </w:rPr>
+      </w:r>
+      <w:r>
+        <w:rPr>
+          <w:lang w:val="en_US" w:bidi="en_US"/>
+        </w:rPr>
+        <w:t xml:space="preserve">The word </w:t>
       </w:r>
       <w:r>
         <w:rPr>
           <w:i/>
           <w:lang w:val="en_US" w:bidi="en_US"/>
         </w:rPr>
+        <w:t>deluge</w:t>
+      </w:r>
+      <w:r>
+        <w:rPr>
+          <w:lang w:val="en_US" w:bidi="en_US"/>
+        </w:rPr>
+        <w:t xml:space="preserve"> means a very large flood. In the Bible, it usually refers to the worldwide flood in the time of Noah.</w:t>
+      </w:r>
+    </w:p>
+    <w:p>
+      <w:pPr/>
+      <w:r>
+        <w:rPr>
+          <w:lang w:val="en_US" w:bidi="en_US"/>
+        </w:rPr>
+      </w:r>
+      <w:r>
+        <w:rPr>
+          <w:i/>
+          <w:lang w:val="en_US" w:bidi="en_US"/>
+        </w:rPr>
         <w:t>See</w:t>
       </w:r>
       <w:r>
@@ -26520,7 +27328,7 @@
         <w:rPr>
           <w:lang w:val="en_US" w:bidi="en_US"/>
         </w:rPr>
-        <w:t>Flood, The</w:t>
+        <w:t>The Flood</w:t>
       </w:r>
       <w:r>
         <w:rPr>

--- a/eng/docx/004.content.docx
+++ b/eng/docx/004.content.docx
@@ -16393,9 +16393,29 @@
       </w:r>
       <w:r>
         <w:rPr>
-          <w:lang w:val="en_US" w:bidi="en_US"/>
-        </w:rPr>
-        <w:t>An expression used by Old Testament prophets to describe a time when God will intervene in history, mainly for judgment. Thus, “the day of the Lord” is also called “</w:t>
+          <w:i/>
+          <w:lang w:val="en_US" w:bidi="en_US"/>
+        </w:rPr>
+        <w:t xml:space="preserve">Day of the Lord </w:t>
+      </w:r>
+      <w:r>
+        <w:rPr>
+          <w:lang w:val="en_US" w:bidi="en_US"/>
+        </w:rPr>
+        <w:t xml:space="preserve">is expression used by Old Testament prophets to describe a time when God will intervene in history, mainly for judgment. So, </w:t>
+      </w:r>
+      <w:r>
+        <w:rPr>
+          <w:i/>
+          <w:lang w:val="en_US" w:bidi="en_US"/>
+        </w:rPr>
+        <w:t>the day of the Lord</w:t>
+      </w:r>
+      <w:r>
+        <w:rPr>
+          <w:lang w:val="en_US" w:bidi="en_US"/>
+        </w:rPr>
+        <w:t xml:space="preserve"> is also called “</w:t>
       </w:r>
       <w:r>
         <w:rPr>
@@ -16407,7 +16427,7 @@
         <w:rPr>
           <w:lang w:val="en_US" w:bidi="en_US"/>
         </w:rPr>
-        <w:t>” (</w:t>
+        <w:t xml:space="preserve">” in </w:t>
       </w:r>
       <w:hyperlink r:id="rId410">
         <w:r>
@@ -16425,7 +16445,7 @@
         <w:rPr>
           <w:lang w:val="en_US" w:bidi="en_US"/>
         </w:rPr>
-        <w:t>). This expression appears in the writings of the prophet Amos, who lived during the eighth century BC.</w:t>
+        <w:t>. This expression appears in the writings of the prophet Amos, who lived during the eighth century BC.</w:t>
       </w:r>
     </w:p>
     <w:p>
@@ -16450,7 +16470,33 @@
         <w:rPr>
           <w:lang w:val="en_US" w:bidi="en_US"/>
         </w:rPr>
-        <w:t>Sometimes, “the day of the Lord” is used in the Old Testament to refer to a previous judgment (</w:t>
+        <w:t xml:space="preserve">Sometimes </w:t>
+      </w:r>
+      <w:r>
+        <w:rPr>
+          <w:i/>
+          <w:lang w:val="en_US" w:bidi="en_US"/>
+        </w:rPr>
+        <w:t>the</w:t>
+      </w:r>
+      <w:r>
+        <w:rPr>
+          <w:lang w:val="en_US" w:bidi="en_US"/>
+        </w:rPr>
+        <w:t xml:space="preserve"> </w:t>
+      </w:r>
+      <w:r>
+        <w:rPr>
+          <w:i/>
+          <w:lang w:val="en_US" w:bidi="en_US"/>
+        </w:rPr>
+        <w:t xml:space="preserve">day of the Lord </w:t>
+      </w:r>
+      <w:r>
+        <w:rPr>
+          <w:lang w:val="en_US" w:bidi="en_US"/>
+        </w:rPr>
+        <w:t>means a time when God judged people in the past (</w:t>
       </w:r>
       <w:hyperlink r:id="rId411">
         <w:r>
@@ -16468,7 +16514,7 @@
         <w:rPr>
           <w:lang w:val="en_US" w:bidi="en_US"/>
         </w:rPr>
-        <w:t>). However, it usually refers to a future judgment (</w:t>
+        <w:t>). More often, it means a judgment that would happen soon (</w:t>
       </w:r>
       <w:hyperlink r:id="rId412">
         <w:r>
@@ -16486,7 +16532,7 @@
         <w:rPr>
           <w:lang w:val="en_US" w:bidi="en_US"/>
         </w:rPr>
-        <w:t>). Specifically, it refers to the final judgment of the world (</w:t>
+        <w:t>). But in the fullest sense, the term points to God’s final judgment of the world (</w:t>
       </w:r>
       <w:hyperlink r:id="rId413">
         <w:r>
@@ -16522,7 +16568,21 @@
         <w:rPr>
           <w:lang w:val="en_US" w:bidi="en_US"/>
         </w:rPr>
-        <w:t xml:space="preserve">). Often, a prophecy about an event in the near future is combined with an end-time prophecy—a coming judgment is a preview of the final Day of the Lord. Isaiah's prophecy against Babylon in </w:t>
+        <w:t xml:space="preserve">). </w:t>
+      </w:r>
+    </w:p>
+    <w:p>
+      <w:pPr/>
+      <w:r>
+        <w:rPr>
+          <w:lang w:val="en_US" w:bidi="en_US"/>
+        </w:rPr>
+      </w:r>
+      <w:r>
+        <w:rPr>
+          <w:lang w:val="en_US" w:bidi="en_US"/>
+        </w:rPr>
+        <w:t>Sometimes a prophecy speaks about both a near event and the end times. The near judgment gives a preview of the final day of the Lord. Isaiah’s prophecy against Babylon is one example (</w:t>
       </w:r>
       <w:hyperlink r:id="rId415">
         <w:r>
@@ -16533,24 +16593,6 @@
             <w:color w:val="0000EE"/>
             <w:u w:val="single"/>
           </w:rPr>
-          <w:t xml:space="preserve">Isaiah 13 </w:t>
-        </w:r>
-      </w:hyperlink>
-      <w:r>
-        <w:rPr>
-          <w:lang w:val="en_US" w:bidi="en_US"/>
-        </w:rPr>
-        <w:t>is an example (</w:t>
-      </w:r>
-      <w:hyperlink r:id="rId415">
-        <w:r>
-          <w:rPr>
-            <w:lang w:val="en_US" w:bidi="en_US"/>
-          </w:rPr>
-          <w:rPr>
-            <w:color w:val="0000EE"/>
-            <w:u w:val="single"/>
-          </w:rPr>
           <w:t>Isaiah 13:5–10</w:t>
         </w:r>
       </w:hyperlink>
@@ -16558,7 +16600,7 @@
         <w:rPr>
           <w:lang w:val="en_US" w:bidi="en_US"/>
         </w:rPr>
-        <w:t>). Jesus used many prophecies to explain his second coming (</w:t>
+        <w:t>). Jesus used events from that prophecy, along with other prophecies, to teach about his second coming (</w:t>
       </w:r>
       <w:hyperlink r:id="rId416">
         <w:r>
@@ -16590,7 +16632,7 @@
         <w:rPr>
           <w:lang w:val="en_US" w:bidi="en_US"/>
         </w:rPr>
-        <w:t>Another example is Joel’s prophecy of the Day of the Lord (</w:t>
+        <w:t>Joel’s prophecy about the day of the Lord is another example (</w:t>
       </w:r>
       <w:hyperlink r:id="rId417">
         <w:r>
@@ -16608,7 +16650,7 @@
         <w:rPr>
           <w:lang w:val="en_US" w:bidi="en_US"/>
         </w:rPr>
-        <w:t>). The prophet predicted a plague of locusts God would send to Israel, but his prophecy extended to the Day of the Lord after Joel’s time (</w:t>
+        <w:t>). At first, Joel spoke about God’s judgment on Israel through a locust plague. But that judgment also pointed forward to a final day of the Lord far beyond Joel’s time (</w:t>
       </w:r>
       <w:hyperlink r:id="rId418">
         <w:r>
@@ -16626,7 +16668,7 @@
         <w:rPr>
           <w:lang w:val="en_US" w:bidi="en_US"/>
         </w:rPr>
-        <w:t>). The Day of the Lord was even after the outpouring of the Holy Spirit at Pentecost, which was also predicted by Joel’s prophecy (</w:t>
+        <w:t>). The day of the Lord did not end with the Holy Spirit coming at Pentecost. Joel had said that this would happen (</w:t>
       </w:r>
       <w:hyperlink r:id="rId419">
         <w:r>
@@ -16680,21 +16722,21 @@
         <w:rPr>
           <w:lang w:val="en_US" w:bidi="en_US"/>
         </w:rPr>
-        <w:t>). The New Testament only uses the term to mean the end times.</w:t>
-      </w:r>
-    </w:p>
-    <w:p>
-      <w:pPr/>
-      <w:r>
-        <w:rPr>
-          <w:lang w:val="en_US" w:bidi="en_US"/>
-        </w:rPr>
-      </w:r>
-      <w:r>
-        <w:rPr>
-          <w:lang w:val="en_US" w:bidi="en_US"/>
-        </w:rPr>
-        <w:t>The Day of the Lord is described as a day of gloom, darkness, and judgment. It is connected to God’s judgment and describes changes in nature, such as the darkening of the sun, moon, and stars (</w:t>
+        <w:t>). In the New Testament, the term refers only to the end times.</w:t>
+      </w:r>
+    </w:p>
+    <w:p>
+      <w:pPr/>
+      <w:r>
+        <w:rPr>
+          <w:lang w:val="en_US" w:bidi="en_US"/>
+        </w:rPr>
+      </w:r>
+      <w:r>
+        <w:rPr>
+          <w:lang w:val="en_US" w:bidi="en_US"/>
+        </w:rPr>
+        <w:t>The Bible describes the final day of the Lord as a day of gloom, darkness, and judgment. God’s judgment is often described with signs in nature. These signs include the sun, moon, and stars becoming dark (</w:t>
       </w:r>
       <w:hyperlink r:id="rId422">
         <w:r>
@@ -16784,7 +16826,7 @@
         <w:rPr>
           <w:lang w:val="en_US" w:bidi="en_US"/>
         </w:rPr>
-        <w:t>). Nations will be judged for their rebellion against Israel (</w:t>
+        <w:t>). God will judge the nations because they rebelled against his chosen people and his anointed king (</w:t>
       </w:r>
       <w:hyperlink r:id="rId426">
         <w:r>
@@ -16820,7 +16862,7 @@
         <w:rPr>
           <w:lang w:val="en_US" w:bidi="en_US"/>
         </w:rPr>
-        <w:t>). However, Israel is told not to be eager for that day because they will also be judged (</w:t>
+        <w:t>). Israel is warned not to long for that day. It will also include judgment against Israel, God’s chosen nation (</w:t>
       </w:r>
       <w:hyperlink r:id="rId428">
         <w:r>
@@ -16838,7 +16880,21 @@
         <w:rPr>
           <w:lang w:val="en_US" w:bidi="en_US"/>
         </w:rPr>
-        <w:t>). But the prophets promise that a faithful “remnant” will be saved when they turn to the Messiah (</w:t>
+        <w:t xml:space="preserve">). </w:t>
+      </w:r>
+    </w:p>
+    <w:p>
+      <w:pPr/>
+      <w:r>
+        <w:rPr>
+          <w:lang w:val="en_US" w:bidi="en_US"/>
+        </w:rPr>
+      </w:r>
+      <w:r>
+        <w:rPr>
+          <w:lang w:val="en_US" w:bidi="en_US"/>
+        </w:rPr>
+        <w:t>But the prophets also promise that a believing remnant (a faithful group that remains) will be saved. They will turn to the Messiah (God’s chosen king) (</w:t>
       </w:r>
       <w:hyperlink r:id="rId429">
         <w:r>
@@ -16874,7 +16930,7 @@
         <w:rPr>
           <w:lang w:val="en_US" w:bidi="en_US"/>
         </w:rPr>
-        <w:t>). After the judgment is a time of prosperity, restoration, and blessing for Israel (</w:t>
+        <w:t>). After this judgment, the future day of the Lord will be a time of blessing for Israel. God will restore his people and make them prosper again (</w:t>
       </w:r>
       <w:hyperlink r:id="rId431">
         <w:r>
@@ -16917,7 +16973,7 @@
         <w:rPr>
           <w:lang w:val="en_US" w:bidi="en_US"/>
         </w:rPr>
-        <w:t>There are more explicit expressions in the New Testament:</w:t>
+        <w:t>The New Testament uses clearer phrases such as:</w:t>
       </w:r>
     </w:p>
     <w:p>
@@ -16935,7 +16991,7 @@
         <w:rPr>
           <w:lang w:val="en_US" w:bidi="en_US"/>
         </w:rPr>
-        <w:t>“The day of our Lord Jesus Christ” (</w:t>
+        <w:t>“the day of our Lord Jesus Christ” (</w:t>
       </w:r>
       <w:hyperlink r:id="rId432">
         <w:r>
@@ -16953,7 +17009,7 @@
         <w:rPr>
           <w:lang w:val="en_US" w:bidi="en_US"/>
         </w:rPr>
-        <w:t xml:space="preserve">) </w:t>
+        <w:t xml:space="preserve">), </w:t>
       </w:r>
     </w:p>
     <w:p>
@@ -16971,7 +17027,7 @@
         <w:rPr>
           <w:lang w:val="en_US" w:bidi="en_US"/>
         </w:rPr>
-        <w:t>“The day of the Lord Jesus” (</w:t>
+        <w:t>“the day of the Lord Jesus” (</w:t>
       </w:r>
       <w:hyperlink r:id="rId387">
         <w:r>
@@ -17007,7 +17063,7 @@
         <w:rPr>
           <w:lang w:val="en_US" w:bidi="en_US"/>
         </w:rPr>
-        <w:t>)</w:t>
+        <w:t>), and</w:t>
       </w:r>
     </w:p>
     <w:p>
@@ -17025,7 +17081,7 @@
         <w:rPr>
           <w:lang w:val="en_US" w:bidi="en_US"/>
         </w:rPr>
-        <w:t>“The day of Christ” (</w:t>
+        <w:t>“the day of Christ” (</w:t>
       </w:r>
       <w:hyperlink r:id="rId408">
         <w:r>
@@ -17061,21 +17117,21 @@
         <w:rPr>
           <w:lang w:val="en_US" w:bidi="en_US"/>
         </w:rPr>
-        <w:t>)</w:t>
-      </w:r>
-    </w:p>
-    <w:p>
-      <w:pPr/>
-      <w:r>
-        <w:rPr>
-          <w:lang w:val="en_US" w:bidi="en_US"/>
-        </w:rPr>
-      </w:r>
-      <w:r>
-        <w:rPr>
-          <w:lang w:val="en_US" w:bidi="en_US"/>
-        </w:rPr>
-        <w:t>These are more personal and positive. They refer to final events for Christian believers, who will not experience God's wrath (</w:t>
+        <w:t>).</w:t>
+      </w:r>
+    </w:p>
+    <w:p>
+      <w:pPr/>
+      <w:r>
+        <w:rPr>
+          <w:lang w:val="en_US" w:bidi="en_US"/>
+        </w:rPr>
+      </w:r>
+      <w:r>
+        <w:rPr>
+          <w:lang w:val="en_US" w:bidi="en_US"/>
+        </w:rPr>
+        <w:t>These phrases are more personal and more hopeful. They point to final events that concern Christian believers. These believers will not suffer God’s wrath, which is his holy judgment against sin (</w:t>
       </w:r>
       <w:hyperlink r:id="rId434">
         <w:r>
@@ -17093,7 +17149,21 @@
         <w:rPr>
           <w:lang w:val="en_US" w:bidi="en_US"/>
         </w:rPr>
-        <w:t>). When the Day of the Lord comes, the earth will be renewed and purified with fire (</w:t>
+        <w:t xml:space="preserve">). </w:t>
+      </w:r>
+    </w:p>
+    <w:p>
+      <w:pPr/>
+      <w:r>
+        <w:rPr>
+          <w:lang w:val="en_US" w:bidi="en_US"/>
+        </w:rPr>
+      </w:r>
+      <w:r>
+        <w:rPr>
+          <w:lang w:val="en_US" w:bidi="en_US"/>
+        </w:rPr>
+        <w:t>When the day of the Lord comes, God will renew and purify the earth through judgment by fire (</w:t>
       </w:r>
       <w:hyperlink r:id="rId435">
         <w:r>
@@ -17111,7 +17181,7 @@
         <w:rPr>
           <w:lang w:val="en_US" w:bidi="en_US"/>
         </w:rPr>
-        <w:t>). In Revelation, this final purification comes after the Millennium—that is, the 1,000-year reign of Christ (</w:t>
+        <w:t>). In Revelation, this final cleansing seems to happen after the Millennium, the 1,000-year reign of Christ (</w:t>
       </w:r>
       <w:hyperlink r:id="rId436">
         <w:r>

--- a/eng/docx/004.content.docx
+++ b/eng/docx/004.content.docx
@@ -19,7 +19,7 @@
         <w:rPr>
           <w:lang w:val="en_US" w:bidi="en_US"/>
         </w:rPr>
-        <w:t>Resource: Tyndale Open Bible Dictionary</w:t>
+        <w:t>Resource: Aquifer Open Bible Dictionary</w:t>
       </w:r>
       <w:r>
         <w:rPr>
@@ -112,7 +112,7 @@
         <w:rPr>
           <w:lang w:val="en_US" w:bidi="en_US"/>
         </w:rPr>
-        <w:t>Tyndale Open Bible Dictionary</w:t>
+        <w:t>Aquifer Open Bible Dictionary</w:t>
       </w:r>
     </w:p>
     <w:p>
@@ -1816,6 +1816,73 @@
       </w:r>
       <w:r>
         <w:rPr>
+          <w:lang w:val="en_US" w:bidi="en_US"/>
+        </w:rPr>
+        <w:t>Damnation is God’s final judgment against people who do not turn away from sin. It means they are condemned at God’s judgment.</w:t>
+      </w:r>
+    </w:p>
+    <w:p>
+      <w:pPr/>
+      <w:r>
+        <w:rPr>
+          <w:lang w:val="en_US" w:bidi="en_US"/>
+        </w:rPr>
+      </w:r>
+      <w:r>
+        <w:rPr>
+          <w:lang w:val="en_US" w:bidi="en_US"/>
+        </w:rPr>
+        <w:t xml:space="preserve">Older English Bible translations sometimes use the word </w:t>
+      </w:r>
+      <w:r>
+        <w:rPr>
+          <w:i/>
+          <w:lang w:val="en_US" w:bidi="en_US"/>
+        </w:rPr>
+        <w:t>damnation</w:t>
+      </w:r>
+      <w:r>
+        <w:rPr>
+          <w:lang w:val="en_US" w:bidi="en_US"/>
+        </w:rPr>
+        <w:t xml:space="preserve">. Many modern translations use </w:t>
+      </w:r>
+      <w:r>
+        <w:rPr>
+          <w:i/>
+          <w:lang w:val="en_US" w:bidi="en_US"/>
+        </w:rPr>
+        <w:t>condemnation</w:t>
+      </w:r>
+      <w:r>
+        <w:rPr>
+          <w:lang w:val="en_US" w:bidi="en_US"/>
+        </w:rPr>
+        <w:t xml:space="preserve"> or </w:t>
+      </w:r>
+      <w:r>
+        <w:rPr>
+          <w:i/>
+          <w:lang w:val="en_US" w:bidi="en_US"/>
+        </w:rPr>
+        <w:t>judgment</w:t>
+      </w:r>
+      <w:r>
+        <w:rPr>
+          <w:lang w:val="en_US" w:bidi="en_US"/>
+        </w:rPr>
+        <w:t xml:space="preserve"> instead.</w:t>
+      </w:r>
+    </w:p>
+    <w:p>
+      <w:pPr/>
+      <w:r>
+        <w:rPr>
+          <w:lang w:val="en_US" w:bidi="en_US"/>
+        </w:rPr>
+      </w:r>
+      <w:r>
+        <w:rPr>
           <w:i/>
           <w:lang w:val="en_US" w:bidi="en_US"/>
         </w:rPr>
@@ -12986,20 +13053,7 @@
         <w:rPr>
           <w:lang w:val="en_US" w:bidi="en_US"/>
         </w:rPr>
-        <w:t xml:space="preserve">The word </w:t>
-      </w:r>
-      <w:r>
-        <w:rPr>
-          <w:i/>
-          <w:lang w:val="en_US" w:bidi="en_US"/>
-        </w:rPr>
-        <w:t>day</w:t>
-      </w:r>
-      <w:r>
-        <w:rPr>
-          <w:lang w:val="en_US" w:bidi="en_US"/>
-        </w:rPr>
-        <w:t xml:space="preserve"> appears over 2,000 times in the Old Testament and over 350 times in the New Testament. The Hebrew word for “day” is used in many ways, not only in the literal sense. In Hebrew life, a day began in the evening and ended the next evening. This pattern was based on the Torah (compare </w:t>
+        <w:t xml:space="preserve">The word “day” appears over 2,000 times in the Old Testament and over 350 times in the New Testament. The Hebrew word for “day” is used in many ways, not only in the literal sense. In Hebrew life, a day began in the evening and ended the next evening. This pattern was based on the Torah (compare </w:t>
       </w:r>
       <w:hyperlink r:id="rId348">
         <w:r>
@@ -13146,7 +13200,7 @@
         <w:rPr>
           <w:lang w:val="en_US" w:bidi="en_US"/>
         </w:rPr>
-        <w:t>dawn (</w:t>
+        <w:t>“dawn” (</w:t>
       </w:r>
       <w:hyperlink r:id="rId350">
         <w:r>
@@ -13182,7 +13236,7 @@
         <w:rPr>
           <w:lang w:val="en_US" w:bidi="en_US"/>
         </w:rPr>
-        <w:t>the heat of the day (</w:t>
+        <w:t>“the hottest part of the day” (</w:t>
       </w:r>
       <w:hyperlink r:id="rId351">
         <w:r>
@@ -13218,7 +13272,7 @@
         <w:rPr>
           <w:lang w:val="en_US" w:bidi="en_US"/>
         </w:rPr>
-        <w:t>noon (</w:t>
+        <w:t>“noon” (</w:t>
       </w:r>
       <w:hyperlink r:id="rId352">
         <w:r>
@@ -13254,7 +13308,7 @@
         <w:rPr>
           <w:lang w:val="en_US" w:bidi="en_US"/>
         </w:rPr>
-        <w:t>the cool of the day (</w:t>
+        <w:t>“the breeze of the day” (</w:t>
       </w:r>
       <w:hyperlink r:id="rId353">
         <w:r>
@@ -13290,7 +13344,7 @@
         <w:rPr>
           <w:lang w:val="en_US" w:bidi="en_US"/>
         </w:rPr>
-        <w:t>evening (</w:t>
+        <w:t>“evening” (</w:t>
       </w:r>
       <w:hyperlink r:id="rId354">
         <w:r>
@@ -13388,7 +13442,7 @@
         <w:rPr>
           <w:lang w:val="en_US" w:bidi="en_US"/>
         </w:rPr>
-        <w:t>). These divisions are similar to the preexilic division of the night into "watches."</w:t>
+        <w:t>). These divisions are similar to the way the night was divided into “watches” before the Israelites were taken into exile.</w:t>
       </w:r>
     </w:p>
     <w:p>
@@ -13445,7 +13499,7 @@
         <w:rPr>
           <w:lang w:val="en_US" w:bidi="en_US"/>
         </w:rPr>
-        <w:t>Many people believe that the days mentioned in the Genesis creation story were twenty-four-hour periods. They use the phrase "there was evening, there was morning" to support this idea. However, this phrase is a Sumerian figure of speech. It pairs opposites—“evening” and “morning”—to show totality (completeness). In this way, “evening-morning” means a full phase of time within God’s work of creation. It stresses the completeness of each stage, not the exact length of time it took.</w:t>
+        <w:t>Many people believe that the days mentioned in the Genesis creation story were twenty-four-hour periods. They use the phrase "there was evening, there was morning" to support this idea. However, this phrase is a Sumerian figure of speech. It pairs opposites (“evening” and “morning”) to show totality (completeness). In this way, “evening-morning” means a full phase of time within God’s work of creation. It stresses the completeness of each stage, not the exact length of time it took.</w:t>
       </w:r>
     </w:p>
     <w:p>
@@ -13869,20 +13923,7 @@
         <w:rPr>
           <w:lang w:val="en_US" w:bidi="en_US"/>
         </w:rPr>
-        <w:t xml:space="preserve">In the New Testament, the word </w:t>
-      </w:r>
-      <w:r>
-        <w:rPr>
-          <w:i/>
-          <w:lang w:val="en_US" w:bidi="en_US"/>
-        </w:rPr>
-        <w:t>day</w:t>
-      </w:r>
-      <w:r>
-        <w:rPr>
-          <w:lang w:val="en_US" w:bidi="en_US"/>
-        </w:rPr>
-        <w:t xml:space="preserve"> was often used in ways similar to Hebrew and other related Semitic languages. At the same time, the division of the night into four military watches came from Greek and Roman custom. The idea of a twelve-hour day in New Testament times came from Babylonian astronomy (compare </w:t>
+        <w:t xml:space="preserve">In the New Testament, the word “day” was often used in ways similar to Hebrew and other related Semitic languages. At the same time, the division of the night into four military watches came from Greek and Roman custom. The idea of a twelve-hour day in New Testament times came from Babylonian astronomy (compare </w:t>
       </w:r>
       <w:hyperlink r:id="rId373">
         <w:r>
@@ -13914,20 +13955,7 @@
         <w:rPr>
           <w:lang w:val="en_US" w:bidi="en_US"/>
         </w:rPr>
-        <w:t xml:space="preserve">Besides using </w:t>
-      </w:r>
-      <w:r>
-        <w:rPr>
-          <w:i/>
-          <w:lang w:val="en_US" w:bidi="en_US"/>
-        </w:rPr>
-        <w:t>day</w:t>
-      </w:r>
-      <w:r>
-        <w:rPr>
-          <w:lang w:val="en_US" w:bidi="en_US"/>
-        </w:rPr>
-        <w:t xml:space="preserve"> literally, New Testament authors sometimes used it figuratively. Examples include:</w:t>
+        <w:t>Besides using “day” literally, New Testament authors sometimes used it figuratively. Examples include:</w:t>
       </w:r>
     </w:p>
     <w:p>
@@ -16393,104 +16421,84 @@
       </w:r>
       <w:r>
         <w:rPr>
+          <w:lang w:val="en_US" w:bidi="en_US"/>
+        </w:rPr>
+        <w:t>“Day of the Lord”</w:t>
+      </w:r>
+      <w:r>
+        <w:rPr>
           <w:i/>
           <w:lang w:val="en_US" w:bidi="en_US"/>
         </w:rPr>
-        <w:t xml:space="preserve">Day of the Lord </w:t>
-      </w:r>
-      <w:r>
-        <w:rPr>
-          <w:lang w:val="en_US" w:bidi="en_US"/>
-        </w:rPr>
-        <w:t xml:space="preserve">is expression used by Old Testament prophets to describe a time when God will intervene in history, mainly for judgment. So, </w:t>
+        <w:t xml:space="preserve"> </w:t>
+      </w:r>
+      <w:r>
+        <w:rPr>
+          <w:lang w:val="en_US" w:bidi="en_US"/>
+        </w:rPr>
+        <w:t>is expression used by Old Testament prophets to describe a time when God will intervene in history, mainly for judgment. So, “the day of the Lord” is also called “</w:t>
+      </w:r>
+      <w:r>
+        <w:rPr>
+          <w:lang w:val="en_US" w:bidi="en_US"/>
+        </w:rPr>
+        <w:t>the Day of the LORD’s anger</w:t>
+      </w:r>
+      <w:r>
+        <w:rPr>
+          <w:lang w:val="en_US" w:bidi="en_US"/>
+        </w:rPr>
+        <w:t xml:space="preserve">” in </w:t>
+      </w:r>
+      <w:hyperlink r:id="rId410">
+        <w:r>
+          <w:rPr>
+            <w:lang w:val="en_US" w:bidi="en_US"/>
+          </w:rPr>
+          <w:rPr>
+            <w:color w:val="0000EE"/>
+            <w:u w:val="single"/>
+          </w:rPr>
+          <w:t>Zephaniah 2:2</w:t>
+        </w:r>
+      </w:hyperlink>
+      <w:r>
+        <w:rPr>
+          <w:lang w:val="en_US" w:bidi="en_US"/>
+        </w:rPr>
+        <w:t>. This expression appears in the writings of the prophet Amos, who lived during the eighth century BC.</w:t>
+      </w:r>
+    </w:p>
+    <w:p>
+      <w:pPr>
+        <w:pStyle w:val="Heading3"/>
+      </w:pPr>
+      <w:r>
+        <w:rPr>
+          <w:lang w:val="en_US" w:bidi="en_US"/>
+        </w:rPr>
+        <w:t>The Day of the Lord in the Old Testament</w:t>
+      </w:r>
+    </w:p>
+    <w:p>
+      <w:pPr/>
+      <w:r>
+        <w:rPr>
+          <w:lang w:val="en_US" w:bidi="en_US"/>
+        </w:rPr>
+      </w:r>
+      <w:r>
+        <w:rPr>
+          <w:lang w:val="en_US" w:bidi="en_US"/>
+        </w:rPr>
+        <w:t>Sometimes “the day of the Lord”</w:t>
       </w:r>
       <w:r>
         <w:rPr>
           <w:i/>
           <w:lang w:val="en_US" w:bidi="en_US"/>
         </w:rPr>
-        <w:t>the day of the Lord</w:t>
-      </w:r>
-      <w:r>
-        <w:rPr>
-          <w:lang w:val="en_US" w:bidi="en_US"/>
-        </w:rPr>
-        <w:t xml:space="preserve"> is also called “</w:t>
-      </w:r>
-      <w:r>
-        <w:rPr>
-          <w:lang w:val="en_US" w:bidi="en_US"/>
-        </w:rPr>
-        <w:t>the Day of the LORD’s anger</w:t>
-      </w:r>
-      <w:r>
-        <w:rPr>
-          <w:lang w:val="en_US" w:bidi="en_US"/>
-        </w:rPr>
-        <w:t xml:space="preserve">” in </w:t>
-      </w:r>
-      <w:hyperlink r:id="rId410">
-        <w:r>
-          <w:rPr>
-            <w:lang w:val="en_US" w:bidi="en_US"/>
-          </w:rPr>
-          <w:rPr>
-            <w:color w:val="0000EE"/>
-            <w:u w:val="single"/>
-          </w:rPr>
-          <w:t>Zephaniah 2:2</w:t>
-        </w:r>
-      </w:hyperlink>
-      <w:r>
-        <w:rPr>
-          <w:lang w:val="en_US" w:bidi="en_US"/>
-        </w:rPr>
-        <w:t>. This expression appears in the writings of the prophet Amos, who lived during the eighth century BC.</w:t>
-      </w:r>
-    </w:p>
-    <w:p>
-      <w:pPr>
-        <w:pStyle w:val="Heading3"/>
-      </w:pPr>
-      <w:r>
-        <w:rPr>
-          <w:lang w:val="en_US" w:bidi="en_US"/>
-        </w:rPr>
-        <w:t>The Day of the Lord in the Old Testament</w:t>
-      </w:r>
-    </w:p>
-    <w:p>
-      <w:pPr/>
-      <w:r>
-        <w:rPr>
-          <w:lang w:val="en_US" w:bidi="en_US"/>
-        </w:rPr>
-      </w:r>
-      <w:r>
-        <w:rPr>
-          <w:lang w:val="en_US" w:bidi="en_US"/>
-        </w:rPr>
-        <w:t xml:space="preserve">Sometimes </w:t>
-      </w:r>
-      <w:r>
-        <w:rPr>
-          <w:i/>
-          <w:lang w:val="en_US" w:bidi="en_US"/>
-        </w:rPr>
-        <w:t>the</w:t>
-      </w:r>
-      <w:r>
-        <w:rPr>
-          <w:lang w:val="en_US" w:bidi="en_US"/>
-        </w:rPr>
         <w:t xml:space="preserve"> </w:t>
-      </w:r>
-      <w:r>
-        <w:rPr>
-          <w:i/>
-          <w:lang w:val="en_US" w:bidi="en_US"/>
-        </w:rPr>
-        <w:t xml:space="preserve">day of the Lord </w:t>
       </w:r>
       <w:r>
         <w:rPr>
@@ -27358,20 +27366,7 @@
         <w:rPr>
           <w:lang w:val="en_US" w:bidi="en_US"/>
         </w:rPr>
-        <w:t xml:space="preserve">The word </w:t>
-      </w:r>
-      <w:r>
-        <w:rPr>
-          <w:i/>
-          <w:lang w:val="en_US" w:bidi="en_US"/>
-        </w:rPr>
-        <w:t>deluge</w:t>
-      </w:r>
-      <w:r>
-        <w:rPr>
-          <w:lang w:val="en_US" w:bidi="en_US"/>
-        </w:rPr>
-        <w:t xml:space="preserve"> means a very large flood. In the Bible, it usually refers to the worldwide flood in the time of Noah.</w:t>
+        <w:t>The word “deluge” means a very large flood. In the Bible, it usually refers to the worldwide flood in the time of Noah.</w:t>
       </w:r>
     </w:p>
     <w:p>
@@ -30947,20 +30942,7 @@
         <w:rPr>
           <w:lang w:val="en_US" w:bidi="en_US"/>
         </w:rPr>
-        <w:t xml:space="preserve">The traditional interpretation, affirmed by Roman Catholics and Lutherans, takes the phrase literally. It teaches that Christ actually went to the place of the dead, </w:t>
-      </w:r>
-      <w:r>
-        <w:rPr>
-          <w:i/>
-          <w:lang w:val="en_US" w:bidi="en_US"/>
-        </w:rPr>
-        <w:t>Hades</w:t>
-      </w:r>
-      <w:r>
-        <w:rPr>
-          <w:lang w:val="en_US" w:bidi="en_US"/>
-        </w:rPr>
-        <w:t>. Within this view, two main ideas have emerged about why Christ descended.</w:t>
+        <w:t>The traditional interpretation, affirmed by Roman Catholics and Lutherans, takes the phrase literally. It teaches that Christ actually went to the place of the dead, Hades. Within this view, two main ideas have emerged about why Christ descended.</w:t>
       </w:r>
     </w:p>
     <w:p>
@@ -31083,20 +31065,7 @@
         <w:rPr>
           <w:lang w:val="en_US" w:bidi="en_US"/>
         </w:rPr>
-        <w:t xml:space="preserve">." Here, "the lower, earthly regions" is understood as </w:t>
-      </w:r>
-      <w:r>
-        <w:rPr>
-          <w:i/>
-          <w:lang w:val="en_US" w:bidi="en_US"/>
-        </w:rPr>
-        <w:t>Hades</w:t>
-      </w:r>
-      <w:r>
-        <w:rPr>
-          <w:lang w:val="en_US" w:bidi="en_US"/>
-        </w:rPr>
-        <w:t xml:space="preserve"> and the "captives" as the Old Testament believers who Christ led into full fellowship with God.</w:t>
+        <w:t>." Here, "the lower, earthly regions" is understood as Hades and the "captives" as the Old Testament believers who Christ led into full fellowship with God.</w:t>
       </w:r>
     </w:p>
     <w:p>
@@ -31249,20 +31218,7 @@
         <w:rPr>
           <w:lang w:val="en_US" w:bidi="en_US"/>
         </w:rPr>
-        <w:t xml:space="preserve">, “the spirits in prison” are understood as those in </w:t>
-      </w:r>
-      <w:r>
-        <w:rPr>
-          <w:i/>
-          <w:lang w:val="en_US" w:bidi="en_US"/>
-        </w:rPr>
-        <w:t>Hades</w:t>
-      </w:r>
-      <w:r>
-        <w:rPr>
-          <w:lang w:val="en_US" w:bidi="en_US"/>
-        </w:rPr>
-        <w:t xml:space="preserve"> who would be condemned without hearing and responding to the gospel in the afterlife. Some also refer to </w:t>
+        <w:t xml:space="preserve">, “the spirits in prison” are understood as those in Hades who would be condemned without hearing and responding to the gospel in the afterlife. Some also refer to </w:t>
       </w:r>
       <w:hyperlink r:id="rId810">
         <w:r>
@@ -46991,20 +46947,7 @@
         <w:rPr>
           <w:lang w:val="en_US" w:bidi="en_US"/>
         </w:rPr>
-        <w:t xml:space="preserve">The word </w:t>
-      </w:r>
-      <w:r>
-        <w:rPr>
-          <w:b/>
-          <w:lang w:val="en_US" w:bidi="en_US"/>
-        </w:rPr>
-        <w:t>bowels</w:t>
-      </w:r>
-      <w:r>
-        <w:rPr>
-          <w:lang w:val="en_US" w:bidi="en_US"/>
-        </w:rPr>
-        <w:t xml:space="preserve"> appears 37 times in the King James Version of the Bible. But only one passage connects it to a disease (</w:t>
+        <w:t>The word “bowels” appears 37 times in the King James Version of the Bible. But only one passage connects it to a disease (</w:t>
       </w:r>
       <w:hyperlink r:id="rId1234">
         <w:r>

--- a/eng/docx/004.content.docx
+++ b/eng/docx/004.content.docx
@@ -27937,7 +27937,7 @@
         <w:rPr>
           <w:lang w:val="en_US" w:bidi="en_US"/>
         </w:rPr>
-        <w:t>The English word "demon" comes from the Greek word "</w:t>
+        <w:t xml:space="preserve">The English word "demon" comes from the Greek word </w:t>
       </w:r>
       <w:r>
         <w:rPr>
@@ -27950,7 +27950,7 @@
         <w:rPr>
           <w:lang w:val="en_US" w:bidi="en_US"/>
         </w:rPr>
-        <w:t xml:space="preserve">," which means "a divinity or deity" (for instance, a false god or demon; see </w:t>
+        <w:t xml:space="preserve">, which means "a divinity or deity" (for instance, a false god or demon; see </w:t>
       </w:r>
       <w:hyperlink r:id="rId722">
         <w:r>
@@ -27968,7 +27968,21 @@
         <w:rPr>
           <w:lang w:val="en_US" w:bidi="en_US"/>
         </w:rPr>
-        <w:t>). Any deity other than the one true God is considered an evil spirit or demon The word "demon" does not appear in the King James Version, which incorrectly translates "</w:t>
+        <w:t xml:space="preserve">). Any deity other than the one true God is considered an evil spirit or demon. </w:t>
+      </w:r>
+    </w:p>
+    <w:p>
+      <w:pPr/>
+      <w:r>
+        <w:rPr>
+          <w:lang w:val="en_US" w:bidi="en_US"/>
+        </w:rPr>
+      </w:r>
+      <w:r>
+        <w:rPr>
+          <w:lang w:val="en_US" w:bidi="en_US"/>
+        </w:rPr>
+        <w:t xml:space="preserve">The word "demon" does not appear in the King James Version, which incorrectly translates </w:t>
       </w:r>
       <w:r>
         <w:rPr>
@@ -27981,7 +27995,7 @@
         <w:rPr>
           <w:lang w:val="en_US" w:bidi="en_US"/>
         </w:rPr>
-        <w:t>" as "devil." There is only one devil (Greek "</w:t>
+        <w:t xml:space="preserve"> as "devil." There is only one devil (Greek </w:t>
       </w:r>
       <w:r>
         <w:rPr>
@@ -27994,141 +28008,21 @@
         <w:rPr>
           <w:lang w:val="en_US" w:bidi="en_US"/>
         </w:rPr>
-        <w:t>"). The Bible uses various names, titles, and descriptions to refer to the devil. He is the leader of all other demons, and they follow him.</w:t>
-      </w:r>
-    </w:p>
-    <w:p>
-      <w:pPr/>
-      <w:r>
-        <w:rPr>
-          <w:lang w:val="en_US" w:bidi="en_US"/>
-        </w:rPr>
-      </w:r>
-      <w:r>
-        <w:rPr>
-          <w:lang w:val="en_US" w:bidi="en_US"/>
-        </w:rPr>
-        <w:t>In the Bible, the word "spirit" often refers to a demon, along with a descriptive phrase. Examples include "evil spirits" (</w:t>
-      </w:r>
-      <w:hyperlink r:id="rId723">
-        <w:r>
-          <w:rPr>
-            <w:lang w:val="en_US" w:bidi="en_US"/>
-          </w:rPr>
-          <w:rPr>
-            <w:color w:val="0000EE"/>
-            <w:u w:val="single"/>
-          </w:rPr>
-          <w:t>Acts 19:12–13</w:t>
-        </w:r>
-      </w:hyperlink>
-      <w:r>
-        <w:rPr>
-          <w:lang w:val="en_US" w:bidi="en_US"/>
-        </w:rPr>
-        <w:t>), "unclean spirits" (</w:t>
-      </w:r>
-      <w:hyperlink r:id="rId724">
-        <w:r>
-          <w:rPr>
-            <w:lang w:val="en_US" w:bidi="en_US"/>
-          </w:rPr>
-          <w:rPr>
-            <w:color w:val="0000EE"/>
-            <w:u w:val="single"/>
-          </w:rPr>
-          <w:t>Matthew 10:1</w:t>
-        </w:r>
-      </w:hyperlink>
-      <w:r>
-        <w:rPr>
-          <w:lang w:val="en_US" w:bidi="en_US"/>
-        </w:rPr>
-        <w:t xml:space="preserve">; </w:t>
-      </w:r>
-      <w:hyperlink r:id="rId725">
-        <w:r>
-          <w:rPr>
-            <w:lang w:val="en_US" w:bidi="en_US"/>
-          </w:rPr>
-          <w:rPr>
-            <w:color w:val="0000EE"/>
-            <w:u w:val="single"/>
-          </w:rPr>
-          <w:t>Mark 1:23, 26</w:t>
-        </w:r>
-      </w:hyperlink>
-      <w:r>
-        <w:rPr>
-          <w:lang w:val="en_US" w:bidi="en_US"/>
-        </w:rPr>
-        <w:t xml:space="preserve">; </w:t>
-      </w:r>
-      <w:hyperlink r:id="rId726">
-        <w:r>
-          <w:rPr>
-            <w:lang w:val="en_US" w:bidi="en_US"/>
-          </w:rPr>
-          <w:rPr>
-            <w:color w:val="0000EE"/>
-            <w:u w:val="single"/>
-          </w:rPr>
-          <w:t>Acts 5:16</w:t>
-        </w:r>
-      </w:hyperlink>
-      <w:r>
-        <w:rPr>
-          <w:lang w:val="en_US" w:bidi="en_US"/>
-        </w:rPr>
-        <w:t>), "a spirit" (</w:t>
-      </w:r>
-      <w:hyperlink r:id="rId727">
-        <w:r>
-          <w:rPr>
-            <w:lang w:val="en_US" w:bidi="en_US"/>
-          </w:rPr>
-          <w:rPr>
-            <w:color w:val="0000EE"/>
-            <w:u w:val="single"/>
-          </w:rPr>
-          <w:t>Luke 13:11</w:t>
-        </w:r>
-      </w:hyperlink>
-      <w:r>
-        <w:rPr>
-          <w:lang w:val="en_US" w:bidi="en_US"/>
-        </w:rPr>
-        <w:t>), and "</w:t>
-      </w:r>
-      <w:r>
-        <w:rPr>
-          <w:lang w:val="en_US" w:bidi="en_US"/>
-        </w:rPr>
-        <w:t>deaf and mute spirit</w:t>
-      </w:r>
-      <w:r>
-        <w:rPr>
-          <w:lang w:val="en_US" w:bidi="en_US"/>
-        </w:rPr>
-        <w:t>" (</w:t>
-      </w:r>
-      <w:hyperlink r:id="rId504">
-        <w:r>
-          <w:rPr>
-            <w:lang w:val="en_US" w:bidi="en_US"/>
-          </w:rPr>
-          <w:rPr>
-            <w:color w:val="0000EE"/>
-            <w:u w:val="single"/>
-          </w:rPr>
-          <w:t>Mark 9:25</w:t>
-        </w:r>
-      </w:hyperlink>
-      <w:r>
-        <w:rPr>
-          <w:lang w:val="en_US" w:bidi="en_US"/>
-        </w:rPr>
-        <w:t xml:space="preserve">). Spirits can be identified by their role or function. For example: </w:t>
+        <w:t>). The Bible uses various names, titles, and descriptions to refer to the devil. He is the leader of all other demons, and they follow him.</w:t>
+      </w:r>
+    </w:p>
+    <w:p>
+      <w:pPr/>
+      <w:r>
+        <w:rPr>
+          <w:lang w:val="en_US" w:bidi="en_US"/>
+        </w:rPr>
+      </w:r>
+      <w:r>
+        <w:rPr>
+          <w:lang w:val="en_US" w:bidi="en_US"/>
+        </w:rPr>
+        <w:t>In the Bible, the word "spirit" often refers to a demon, along with a descriptive phrase. Examples include:</w:t>
       </w:r>
     </w:p>
     <w:p>
@@ -28146,7 +28040,25 @@
         <w:rPr>
           <w:lang w:val="en_US" w:bidi="en_US"/>
         </w:rPr>
-        <w:t>a spirit of murder</w:t>
+        <w:t>"evil spirits" (</w:t>
+      </w:r>
+      <w:hyperlink r:id="rId723">
+        <w:r>
+          <w:rPr>
+            <w:lang w:val="en_US" w:bidi="en_US"/>
+          </w:rPr>
+          <w:rPr>
+            <w:color w:val="0000EE"/>
+            <w:u w:val="single"/>
+          </w:rPr>
+          <w:t>Acts 19:12–13</w:t>
+        </w:r>
+      </w:hyperlink>
+      <w:r>
+        <w:rPr>
+          <w:lang w:val="en_US" w:bidi="en_US"/>
+        </w:rPr>
+        <w:t xml:space="preserve">), </w:t>
       </w:r>
     </w:p>
     <w:p>
@@ -28164,7 +28076,61 @@
         <w:rPr>
           <w:lang w:val="en_US" w:bidi="en_US"/>
         </w:rPr>
-        <w:t>a spirit of suicide</w:t>
+        <w:t>"unclean spirits" (</w:t>
+      </w:r>
+      <w:hyperlink r:id="rId724">
+        <w:r>
+          <w:rPr>
+            <w:lang w:val="en_US" w:bidi="en_US"/>
+          </w:rPr>
+          <w:rPr>
+            <w:color w:val="0000EE"/>
+            <w:u w:val="single"/>
+          </w:rPr>
+          <w:t>Matthew 10:1</w:t>
+        </w:r>
+      </w:hyperlink>
+      <w:r>
+        <w:rPr>
+          <w:lang w:val="en_US" w:bidi="en_US"/>
+        </w:rPr>
+        <w:t xml:space="preserve">; </w:t>
+      </w:r>
+      <w:hyperlink r:id="rId725">
+        <w:r>
+          <w:rPr>
+            <w:lang w:val="en_US" w:bidi="en_US"/>
+          </w:rPr>
+          <w:rPr>
+            <w:color w:val="0000EE"/>
+            <w:u w:val="single"/>
+          </w:rPr>
+          <w:t>Mark 1:23, 26</w:t>
+        </w:r>
+      </w:hyperlink>
+      <w:r>
+        <w:rPr>
+          <w:lang w:val="en_US" w:bidi="en_US"/>
+        </w:rPr>
+        <w:t xml:space="preserve">; </w:t>
+      </w:r>
+      <w:hyperlink r:id="rId726">
+        <w:r>
+          <w:rPr>
+            <w:lang w:val="en_US" w:bidi="en_US"/>
+          </w:rPr>
+          <w:rPr>
+            <w:color w:val="0000EE"/>
+            <w:u w:val="single"/>
+          </w:rPr>
+          <w:t>Acts 5:16</w:t>
+        </w:r>
+      </w:hyperlink>
+      <w:r>
+        <w:rPr>
+          <w:lang w:val="en_US" w:bidi="en_US"/>
+        </w:rPr>
+        <w:t xml:space="preserve">), </w:t>
       </w:r>
     </w:p>
     <w:p>
@@ -28182,7 +28148,25 @@
         <w:rPr>
           <w:lang w:val="en_US" w:bidi="en_US"/>
         </w:rPr>
-        <w:t>a spirit of lust</w:t>
+        <w:t>"a spirit" (</w:t>
+      </w:r>
+      <w:hyperlink r:id="rId727">
+        <w:r>
+          <w:rPr>
+            <w:lang w:val="en_US" w:bidi="en_US"/>
+          </w:rPr>
+          <w:rPr>
+            <w:color w:val="0000EE"/>
+            <w:u w:val="single"/>
+          </w:rPr>
+          <w:t>Luke 13:11</w:t>
+        </w:r>
+      </w:hyperlink>
+      <w:r>
+        <w:rPr>
+          <w:lang w:val="en_US" w:bidi="en_US"/>
+        </w:rPr>
+        <w:t xml:space="preserve">), and </w:t>
       </w:r>
     </w:p>
     <w:p>
@@ -28200,7 +28184,51 @@
         <w:rPr>
           <w:lang w:val="en_US" w:bidi="en_US"/>
         </w:rPr>
-        <w:t>a spirit of depression</w:t>
+        <w:t>"</w:t>
+      </w:r>
+      <w:r>
+        <w:rPr>
+          <w:lang w:val="en_US" w:bidi="en_US"/>
+        </w:rPr>
+        <w:t>deaf and mute spirit</w:t>
+      </w:r>
+      <w:r>
+        <w:rPr>
+          <w:lang w:val="en_US" w:bidi="en_US"/>
+        </w:rPr>
+        <w:t>" (</w:t>
+      </w:r>
+      <w:hyperlink r:id="rId504">
+        <w:r>
+          <w:rPr>
+            <w:lang w:val="en_US" w:bidi="en_US"/>
+          </w:rPr>
+          <w:rPr>
+            <w:color w:val="0000EE"/>
+            <w:u w:val="single"/>
+          </w:rPr>
+          <w:t>Mark 9:25</w:t>
+        </w:r>
+      </w:hyperlink>
+      <w:r>
+        <w:rPr>
+          <w:lang w:val="en_US" w:bidi="en_US"/>
+        </w:rPr>
+        <w:t xml:space="preserve">). </w:t>
+      </w:r>
+    </w:p>
+    <w:p>
+      <w:pPr/>
+      <w:r>
+        <w:rPr>
+          <w:lang w:val="en_US" w:bidi="en_US"/>
+        </w:rPr>
+      </w:r>
+      <w:r>
+        <w:rPr>
+          <w:lang w:val="en_US" w:bidi="en_US"/>
+        </w:rPr>
+        <w:t xml:space="preserve">Spirits can be identified by their role or function, such as: </w:t>
       </w:r>
     </w:p>
     <w:p>
@@ -28218,7 +28246,7 @@
         <w:rPr>
           <w:lang w:val="en_US" w:bidi="en_US"/>
         </w:rPr>
-        <w:t>a spirit of fear</w:t>
+        <w:t>a spirit of murder,</w:t>
       </w:r>
     </w:p>
     <w:p>
@@ -28236,107 +28264,7 @@
         <w:rPr>
           <w:lang w:val="en_US" w:bidi="en_US"/>
         </w:rPr>
-        <w:t>a spirit of lying</w:t>
-      </w:r>
-    </w:p>
-    <w:p>
-      <w:pPr/>
-      <w:r>
-        <w:rPr>
-          <w:lang w:val="en_US" w:bidi="en_US"/>
-        </w:rPr>
-      </w:r>
-      <w:r>
-        <w:rPr>
-          <w:lang w:val="en_US" w:bidi="en_US"/>
-        </w:rPr>
-        <w:t>These spirits are linked to various sins or attitudes that go against God.</w:t>
-      </w:r>
-    </w:p>
-    <w:p>
-      <w:pPr/>
-      <w:r>
-        <w:rPr>
-          <w:lang w:val="en_US" w:bidi="en_US"/>
-        </w:rPr>
-      </w:r>
-      <w:r>
-        <w:rPr>
-          <w:lang w:val="en_US" w:bidi="en_US"/>
-        </w:rPr>
-        <w:t>In the Hebrew Old Testament, there is no word for "demon." The term "spirit of distress" appears (</w:t>
-      </w:r>
-      <w:hyperlink r:id="rId728">
-        <w:r>
-          <w:rPr>
-            <w:lang w:val="en_US" w:bidi="en_US"/>
-          </w:rPr>
-          <w:rPr>
-            <w:color w:val="0000EE"/>
-            <w:u w:val="single"/>
-          </w:rPr>
-          <w:t>Judges 9:23</w:t>
-        </w:r>
-      </w:hyperlink>
-      <w:r>
-        <w:rPr>
-          <w:lang w:val="en_US" w:bidi="en_US"/>
-        </w:rPr>
-        <w:t xml:space="preserve">; </w:t>
-      </w:r>
-      <w:hyperlink r:id="rId729">
-        <w:r>
-          <w:rPr>
-            <w:lang w:val="en_US" w:bidi="en_US"/>
-          </w:rPr>
-          <w:rPr>
-            <w:color w:val="0000EE"/>
-            <w:u w:val="single"/>
-          </w:rPr>
-          <w:t>1 Samuel 16:14–23</w:t>
-        </w:r>
-      </w:hyperlink>
-      <w:r>
-        <w:rPr>
-          <w:lang w:val="en_US" w:bidi="en_US"/>
-        </w:rPr>
-        <w:t xml:space="preserve">; </w:t>
-      </w:r>
-      <w:hyperlink r:id="rId730">
-        <w:r>
-          <w:rPr>
-            <w:lang w:val="en_US" w:bidi="en_US"/>
-          </w:rPr>
-          <w:rPr>
-            <w:color w:val="0000EE"/>
-            <w:u w:val="single"/>
-          </w:rPr>
-          <w:t>18:10</w:t>
-        </w:r>
-      </w:hyperlink>
-      <w:r>
-        <w:rPr>
-          <w:lang w:val="en_US" w:bidi="en_US"/>
-        </w:rPr>
-        <w:t xml:space="preserve">; </w:t>
-      </w:r>
-      <w:hyperlink r:id="rId731">
-        <w:r>
-          <w:rPr>
-            <w:lang w:val="en_US" w:bidi="en_US"/>
-          </w:rPr>
-          <w:rPr>
-            <w:color w:val="0000EE"/>
-            <w:u w:val="single"/>
-          </w:rPr>
-          <w:t>19:9</w:t>
-        </w:r>
-      </w:hyperlink>
-      <w:r>
-        <w:rPr>
-          <w:lang w:val="en_US" w:bidi="en_US"/>
-        </w:rPr>
-        <w:t xml:space="preserve">). There are also mentions of: </w:t>
+        <w:t>a spirit of suicide,</w:t>
       </w:r>
     </w:p>
     <w:p>
@@ -28354,43 +28282,7 @@
         <w:rPr>
           <w:lang w:val="en_US" w:bidi="en_US"/>
         </w:rPr>
-        <w:t>"A lying spirit" (</w:t>
-      </w:r>
-      <w:hyperlink r:id="rId732">
-        <w:r>
-          <w:rPr>
-            <w:lang w:val="en_US" w:bidi="en_US"/>
-          </w:rPr>
-          <w:rPr>
-            <w:color w:val="0000EE"/>
-            <w:u w:val="single"/>
-          </w:rPr>
-          <w:t>1 Kings 22:22–23</w:t>
-        </w:r>
-      </w:hyperlink>
-      <w:r>
-        <w:rPr>
-          <w:lang w:val="en_US" w:bidi="en_US"/>
-        </w:rPr>
-        <w:t xml:space="preserve">; </w:t>
-      </w:r>
-      <w:hyperlink r:id="rId733">
-        <w:r>
-          <w:rPr>
-            <w:lang w:val="en_US" w:bidi="en_US"/>
-          </w:rPr>
-          <w:rPr>
-            <w:color w:val="0000EE"/>
-            <w:u w:val="single"/>
-          </w:rPr>
-          <w:t>2 Chronicles 18:20–22</w:t>
-        </w:r>
-      </w:hyperlink>
-      <w:r>
-        <w:rPr>
-          <w:lang w:val="en_US" w:bidi="en_US"/>
-        </w:rPr>
-        <w:t>)</w:t>
+        <w:t>a spirit of lust,</w:t>
       </w:r>
     </w:p>
     <w:p>
@@ -28408,43 +28300,7 @@
         <w:rPr>
           <w:lang w:val="en_US" w:bidi="en_US"/>
         </w:rPr>
-        <w:t>"A medium" (literally: familiar spirit) (</w:t>
-      </w:r>
-      <w:hyperlink r:id="rId734">
-        <w:r>
-          <w:rPr>
-            <w:lang w:val="en_US" w:bidi="en_US"/>
-          </w:rPr>
-          <w:rPr>
-            <w:color w:val="0000EE"/>
-            <w:u w:val="single"/>
-          </w:rPr>
-          <w:t>1 Chronicles 10:13</w:t>
-        </w:r>
-      </w:hyperlink>
-      <w:r>
-        <w:rPr>
-          <w:lang w:val="en_US" w:bidi="en_US"/>
-        </w:rPr>
-        <w:t xml:space="preserve">; </w:t>
-      </w:r>
-      <w:hyperlink r:id="rId735">
-        <w:r>
-          <w:rPr>
-            <w:lang w:val="en_US" w:bidi="en_US"/>
-          </w:rPr>
-          <w:rPr>
-            <w:color w:val="0000EE"/>
-            <w:u w:val="single"/>
-          </w:rPr>
-          <w:t>2 Chronicles 33:6</w:t>
-        </w:r>
-      </w:hyperlink>
-      <w:r>
-        <w:rPr>
-          <w:lang w:val="en_US" w:bidi="en_US"/>
-        </w:rPr>
-        <w:t>)</w:t>
+        <w:t>a spirit of depression,</w:t>
       </w:r>
     </w:p>
     <w:p>
@@ -28462,25 +28318,7 @@
         <w:rPr>
           <w:lang w:val="en_US" w:bidi="en_US"/>
         </w:rPr>
-        <w:t>"A spirit of confusion" (</w:t>
-      </w:r>
-      <w:hyperlink r:id="rId736">
-        <w:r>
-          <w:rPr>
-            <w:lang w:val="en_US" w:bidi="en_US"/>
-          </w:rPr>
-          <w:rPr>
-            <w:color w:val="0000EE"/>
-            <w:u w:val="single"/>
-          </w:rPr>
-          <w:t>Isaiah 19:14</w:t>
-        </w:r>
-      </w:hyperlink>
-      <w:r>
-        <w:rPr>
-          <w:lang w:val="en_US" w:bidi="en_US"/>
-        </w:rPr>
-        <w:t>)</w:t>
+        <w:t>a spirit of fear, or</w:t>
       </w:r>
     </w:p>
     <w:p>
@@ -28498,25 +28336,107 @@
         <w:rPr>
           <w:lang w:val="en_US" w:bidi="en_US"/>
         </w:rPr>
-        <w:t>"A spirit of deep sleep" (</w:t>
-      </w:r>
-      <w:hyperlink r:id="rId737">
-        <w:r>
-          <w:rPr>
-            <w:lang w:val="en_US" w:bidi="en_US"/>
-          </w:rPr>
-          <w:rPr>
-            <w:color w:val="0000EE"/>
-            <w:u w:val="single"/>
-          </w:rPr>
-          <w:t>Isaiah 29:10</w:t>
-        </w:r>
-      </w:hyperlink>
-      <w:r>
-        <w:rPr>
-          <w:lang w:val="en_US" w:bidi="en_US"/>
-        </w:rPr>
-        <w:t>)</w:t>
+        <w:t>a spirit of lying.</w:t>
+      </w:r>
+    </w:p>
+    <w:p>
+      <w:pPr/>
+      <w:r>
+        <w:rPr>
+          <w:lang w:val="en_US" w:bidi="en_US"/>
+        </w:rPr>
+      </w:r>
+      <w:r>
+        <w:rPr>
+          <w:lang w:val="en_US" w:bidi="en_US"/>
+        </w:rPr>
+        <w:t>These spirits are linked to various sins or attitudes that go against God.</w:t>
+      </w:r>
+    </w:p>
+    <w:p>
+      <w:pPr/>
+      <w:r>
+        <w:rPr>
+          <w:lang w:val="en_US" w:bidi="en_US"/>
+        </w:rPr>
+      </w:r>
+      <w:r>
+        <w:rPr>
+          <w:lang w:val="en_US" w:bidi="en_US"/>
+        </w:rPr>
+        <w:t>In the Hebrew Old Testament, there is no word for "demon." The term "spirit of distress" appears (</w:t>
+      </w:r>
+      <w:hyperlink r:id="rId728">
+        <w:r>
+          <w:rPr>
+            <w:lang w:val="en_US" w:bidi="en_US"/>
+          </w:rPr>
+          <w:rPr>
+            <w:color w:val="0000EE"/>
+            <w:u w:val="single"/>
+          </w:rPr>
+          <w:t>Judges 9:23</w:t>
+        </w:r>
+      </w:hyperlink>
+      <w:r>
+        <w:rPr>
+          <w:lang w:val="en_US" w:bidi="en_US"/>
+        </w:rPr>
+        <w:t xml:space="preserve">; </w:t>
+      </w:r>
+      <w:hyperlink r:id="rId729">
+        <w:r>
+          <w:rPr>
+            <w:lang w:val="en_US" w:bidi="en_US"/>
+          </w:rPr>
+          <w:rPr>
+            <w:color w:val="0000EE"/>
+            <w:u w:val="single"/>
+          </w:rPr>
+          <w:t>1 Samuel 16:14–23</w:t>
+        </w:r>
+      </w:hyperlink>
+      <w:r>
+        <w:rPr>
+          <w:lang w:val="en_US" w:bidi="en_US"/>
+        </w:rPr>
+        <w:t xml:space="preserve">; </w:t>
+      </w:r>
+      <w:hyperlink r:id="rId730">
+        <w:r>
+          <w:rPr>
+            <w:lang w:val="en_US" w:bidi="en_US"/>
+          </w:rPr>
+          <w:rPr>
+            <w:color w:val="0000EE"/>
+            <w:u w:val="single"/>
+          </w:rPr>
+          <w:t>18:10</w:t>
+        </w:r>
+      </w:hyperlink>
+      <w:r>
+        <w:rPr>
+          <w:lang w:val="en_US" w:bidi="en_US"/>
+        </w:rPr>
+        <w:t xml:space="preserve">; </w:t>
+      </w:r>
+      <w:hyperlink r:id="rId731">
+        <w:r>
+          <w:rPr>
+            <w:lang w:val="en_US" w:bidi="en_US"/>
+          </w:rPr>
+          <w:rPr>
+            <w:color w:val="0000EE"/>
+            <w:u w:val="single"/>
+          </w:rPr>
+          <w:t>19:9</w:t>
+        </w:r>
+      </w:hyperlink>
+      <w:r>
+        <w:rPr>
+          <w:lang w:val="en_US" w:bidi="en_US"/>
+        </w:rPr>
+        <w:t xml:space="preserve">). There are also mentions of: </w:t>
       </w:r>
     </w:p>
     <w:p>
@@ -28534,18 +28454,18 @@
         <w:rPr>
           <w:lang w:val="en_US" w:bidi="en_US"/>
         </w:rPr>
-        <w:t>"A spirit of prostitution" (</w:t>
-      </w:r>
-      <w:hyperlink r:id="rId738">
-        <w:r>
-          <w:rPr>
-            <w:lang w:val="en_US" w:bidi="en_US"/>
-          </w:rPr>
-          <w:rPr>
-            <w:color w:val="0000EE"/>
-            <w:u w:val="single"/>
-          </w:rPr>
-          <w:t>Hosea 4:12</w:t>
+        <w:t>"a lying spirit" (</w:t>
+      </w:r>
+      <w:hyperlink r:id="rId732">
+        <w:r>
+          <w:rPr>
+            <w:lang w:val="en_US" w:bidi="en_US"/>
+          </w:rPr>
+          <w:rPr>
+            <w:color w:val="0000EE"/>
+            <w:u w:val="single"/>
+          </w:rPr>
+          <w:t>1 Kings 22:22–23</w:t>
         </w:r>
       </w:hyperlink>
       <w:r>
@@ -28554,117 +28474,23 @@
         </w:rPr>
         <w:t xml:space="preserve">; </w:t>
       </w:r>
-      <w:hyperlink r:id="rId739">
-        <w:r>
-          <w:rPr>
-            <w:lang w:val="en_US" w:bidi="en_US"/>
-          </w:rPr>
-          <w:rPr>
-            <w:color w:val="0000EE"/>
-            <w:u w:val="single"/>
-          </w:rPr>
-          <w:t>5:4</w:t>
-        </w:r>
-      </w:hyperlink>
-      <w:r>
-        <w:rPr>
-          <w:lang w:val="en_US" w:bidi="en_US"/>
-        </w:rPr>
-        <w:t>)</w:t>
-      </w:r>
-    </w:p>
-    <w:p>
-      <w:pPr/>
-      <w:r>
-        <w:rPr>
-          <w:lang w:val="en_US" w:bidi="en_US"/>
-        </w:rPr>
-      </w:r>
-      <w:r>
-        <w:rPr>
-          <w:lang w:val="en_US" w:bidi="en_US"/>
-        </w:rPr>
-        <w:t>A powerful demon in the Old Testament is called "</w:t>
-      </w:r>
-      <w:r>
-        <w:rPr>
-          <w:lang w:val="en_US" w:bidi="en_US"/>
-        </w:rPr>
-        <w:t>the prince of the kingdom of Persia.</w:t>
-      </w:r>
-      <w:r>
-        <w:rPr>
-          <w:lang w:val="en_US" w:bidi="en_US"/>
-        </w:rPr>
-        <w:t>" This demon stopped the archangel Gabriel from delivering a message to Daniel. As a result, the archangel Michael helped Gabriel (</w:t>
-      </w:r>
-      <w:hyperlink r:id="rId740">
-        <w:r>
-          <w:rPr>
-            <w:lang w:val="en_US" w:bidi="en_US"/>
-          </w:rPr>
-          <w:rPr>
-            <w:color w:val="0000EE"/>
-            <w:u w:val="single"/>
-          </w:rPr>
-          <w:t>Daniel 10:13</w:t>
-        </w:r>
-      </w:hyperlink>
-      <w:r>
-        <w:rPr>
-          <w:lang w:val="en_US" w:bidi="en_US"/>
-        </w:rPr>
-        <w:t>).</w:t>
-      </w:r>
-    </w:p>
-    <w:p>
-      <w:pPr/>
-      <w:r>
-        <w:rPr>
-          <w:lang w:val="en_US" w:bidi="en_US"/>
-        </w:rPr>
-      </w:r>
-      <w:r>
-        <w:rPr>
-          <w:lang w:val="en_US" w:bidi="en_US"/>
-        </w:rPr>
-        <w:t xml:space="preserve">The number of demons is unknown, but it seems to be very large, possibly beyond counting. </w:t>
-      </w:r>
-      <w:hyperlink r:id="rId741">
-        <w:r>
-          <w:rPr>
-            <w:lang w:val="en_US" w:bidi="en_US"/>
-          </w:rPr>
-          <w:rPr>
-            <w:color w:val="0000EE"/>
-            <w:u w:val="single"/>
-          </w:rPr>
-          <w:t>Revelation 12:4</w:t>
-        </w:r>
-      </w:hyperlink>
-      <w:r>
-        <w:rPr>
-          <w:lang w:val="en_US" w:bidi="en_US"/>
-        </w:rPr>
-        <w:t xml:space="preserve"> suggests that Satan led one-third of the angels astray. This means the heavenly hosts outnumber Satan's forces two to one. </w:t>
-      </w:r>
-      <w:hyperlink r:id="rId742">
-        <w:r>
-          <w:rPr>
-            <w:lang w:val="en_US" w:bidi="en_US"/>
-          </w:rPr>
-          <w:rPr>
-            <w:color w:val="0000EE"/>
-            <w:u w:val="single"/>
-          </w:rPr>
-          <w:t>Ephesians 6:12</w:t>
-        </w:r>
-      </w:hyperlink>
-      <w:r>
-        <w:rPr>
-          <w:lang w:val="en_US" w:bidi="en_US"/>
-        </w:rPr>
-        <w:t xml:space="preserve"> describes levels of authority or ranks of demons: </w:t>
+      <w:hyperlink r:id="rId733">
+        <w:r>
+          <w:rPr>
+            <w:lang w:val="en_US" w:bidi="en_US"/>
+          </w:rPr>
+          <w:rPr>
+            <w:color w:val="0000EE"/>
+            <w:u w:val="single"/>
+          </w:rPr>
+          <w:t>2 Chronicles 18:20–22</w:t>
+        </w:r>
+      </w:hyperlink>
+      <w:r>
+        <w:rPr>
+          <w:lang w:val="en_US" w:bidi="en_US"/>
+        </w:rPr>
+        <w:t>),</w:t>
       </w:r>
     </w:p>
     <w:p>
@@ -28682,7 +28508,56 @@
         <w:rPr>
           <w:lang w:val="en_US" w:bidi="en_US"/>
         </w:rPr>
-        <w:t xml:space="preserve">"The rulers" </w:t>
+        <w:t>"a medium" (</w:t>
+      </w:r>
+      <w:r>
+        <w:rPr>
+          <w:i/>
+          <w:lang w:val="en_US" w:bidi="en_US"/>
+        </w:rPr>
+        <w:t>literally</w:t>
+      </w:r>
+      <w:r>
+        <w:rPr>
+          <w:lang w:val="en_US" w:bidi="en_US"/>
+        </w:rPr>
+        <w:t xml:space="preserve"> "a familiar spirit"; </w:t>
+      </w:r>
+      <w:hyperlink r:id="rId734">
+        <w:r>
+          <w:rPr>
+            <w:lang w:val="en_US" w:bidi="en_US"/>
+          </w:rPr>
+          <w:rPr>
+            <w:color w:val="0000EE"/>
+            <w:u w:val="single"/>
+          </w:rPr>
+          <w:t>1 Chronicles 10:13</w:t>
+        </w:r>
+      </w:hyperlink>
+      <w:r>
+        <w:rPr>
+          <w:lang w:val="en_US" w:bidi="en_US"/>
+        </w:rPr>
+        <w:t xml:space="preserve">; </w:t>
+      </w:r>
+      <w:hyperlink r:id="rId735">
+        <w:r>
+          <w:rPr>
+            <w:lang w:val="en_US" w:bidi="en_US"/>
+          </w:rPr>
+          <w:rPr>
+            <w:color w:val="0000EE"/>
+            <w:u w:val="single"/>
+          </w:rPr>
+          <w:t>2 Chronicles 33:6</w:t>
+        </w:r>
+      </w:hyperlink>
+      <w:r>
+        <w:rPr>
+          <w:lang w:val="en_US" w:bidi="en_US"/>
+        </w:rPr>
+        <w:t>),</w:t>
       </w:r>
     </w:p>
     <w:p>
@@ -28700,7 +28575,25 @@
         <w:rPr>
           <w:lang w:val="en_US" w:bidi="en_US"/>
         </w:rPr>
-        <w:t xml:space="preserve">"The authorities" </w:t>
+        <w:t>"a spirit of confusion" (</w:t>
+      </w:r>
+      <w:hyperlink r:id="rId736">
+        <w:r>
+          <w:rPr>
+            <w:lang w:val="en_US" w:bidi="en_US"/>
+          </w:rPr>
+          <w:rPr>
+            <w:color w:val="0000EE"/>
+            <w:u w:val="single"/>
+          </w:rPr>
+          <w:t>Isaiah 19:14</w:t>
+        </w:r>
+      </w:hyperlink>
+      <w:r>
+        <w:rPr>
+          <w:lang w:val="en_US" w:bidi="en_US"/>
+        </w:rPr>
+        <w:t>),</w:t>
       </w:r>
     </w:p>
     <w:p>
@@ -28718,13 +28611,25 @@
         <w:rPr>
           <w:lang w:val="en_US" w:bidi="en_US"/>
         </w:rPr>
-        <w:t>"</w:t>
-      </w:r>
-      <w:r>
-        <w:rPr>
-          <w:lang w:val="en_US" w:bidi="en_US"/>
-        </w:rPr>
-        <w:t>The powers of this world’s darkness"</w:t>
+        <w:t>"a spirit of deep sleep" (</w:t>
+      </w:r>
+      <w:hyperlink r:id="rId737">
+        <w:r>
+          <w:rPr>
+            <w:lang w:val="en_US" w:bidi="en_US"/>
+          </w:rPr>
+          <w:rPr>
+            <w:color w:val="0000EE"/>
+            <w:u w:val="single"/>
+          </w:rPr>
+          <w:t>Isaiah 29:10</w:t>
+        </w:r>
+      </w:hyperlink>
+      <w:r>
+        <w:rPr>
+          <w:lang w:val="en_US" w:bidi="en_US"/>
+        </w:rPr>
+        <w:t>), and</w:t>
       </w:r>
     </w:p>
     <w:p>
@@ -28742,13 +28647,221 @@
         <w:rPr>
           <w:lang w:val="en_US" w:bidi="en_US"/>
         </w:rPr>
+        <w:t>"a spirit of prostitution" (</w:t>
+      </w:r>
+      <w:hyperlink r:id="rId738">
+        <w:r>
+          <w:rPr>
+            <w:lang w:val="en_US" w:bidi="en_US"/>
+          </w:rPr>
+          <w:rPr>
+            <w:color w:val="0000EE"/>
+            <w:u w:val="single"/>
+          </w:rPr>
+          <w:t>Hosea 4:12</w:t>
+        </w:r>
+      </w:hyperlink>
+      <w:r>
+        <w:rPr>
+          <w:lang w:val="en_US" w:bidi="en_US"/>
+        </w:rPr>
+        <w:t xml:space="preserve">; </w:t>
+      </w:r>
+      <w:hyperlink r:id="rId739">
+        <w:r>
+          <w:rPr>
+            <w:lang w:val="en_US" w:bidi="en_US"/>
+          </w:rPr>
+          <w:rPr>
+            <w:color w:val="0000EE"/>
+            <w:u w:val="single"/>
+          </w:rPr>
+          <w:t>5:4</w:t>
+        </w:r>
+      </w:hyperlink>
+      <w:r>
+        <w:rPr>
+          <w:lang w:val="en_US" w:bidi="en_US"/>
+        </w:rPr>
+        <w:t>).</w:t>
+      </w:r>
+    </w:p>
+    <w:p>
+      <w:pPr/>
+      <w:r>
+        <w:rPr>
+          <w:lang w:val="en_US" w:bidi="en_US"/>
+        </w:rPr>
+      </w:r>
+      <w:r>
+        <w:rPr>
+          <w:lang w:val="en_US" w:bidi="en_US"/>
+        </w:rPr>
+        <w:t>A powerful demon in the Old Testament is called "</w:t>
+      </w:r>
+      <w:r>
+        <w:rPr>
+          <w:lang w:val="en_US" w:bidi="en_US"/>
+        </w:rPr>
+        <w:t>the prince of the kingdom of Persia.</w:t>
+      </w:r>
+      <w:r>
+        <w:rPr>
+          <w:lang w:val="en_US" w:bidi="en_US"/>
+        </w:rPr>
+        <w:t>" This demon stopped the archangel Gabriel from delivering a message to Daniel. As a result, the archangel Michael helped Gabriel (</w:t>
+      </w:r>
+      <w:hyperlink r:id="rId740">
+        <w:r>
+          <w:rPr>
+            <w:lang w:val="en_US" w:bidi="en_US"/>
+          </w:rPr>
+          <w:rPr>
+            <w:color w:val="0000EE"/>
+            <w:u w:val="single"/>
+          </w:rPr>
+          <w:t>Daniel 10:13</w:t>
+        </w:r>
+      </w:hyperlink>
+      <w:r>
+        <w:rPr>
+          <w:lang w:val="en_US" w:bidi="en_US"/>
+        </w:rPr>
+        <w:t>).</w:t>
+      </w:r>
+    </w:p>
+    <w:p>
+      <w:pPr/>
+      <w:r>
+        <w:rPr>
+          <w:lang w:val="en_US" w:bidi="en_US"/>
+        </w:rPr>
+      </w:r>
+      <w:r>
+        <w:rPr>
+          <w:lang w:val="en_US" w:bidi="en_US"/>
+        </w:rPr>
+        <w:t xml:space="preserve">The number of demons is unknown, but it seems to be very large, possibly beyond counting. </w:t>
+      </w:r>
+      <w:hyperlink r:id="rId741">
+        <w:r>
+          <w:rPr>
+            <w:lang w:val="en_US" w:bidi="en_US"/>
+          </w:rPr>
+          <w:rPr>
+            <w:color w:val="0000EE"/>
+            <w:u w:val="single"/>
+          </w:rPr>
+          <w:t>Revelation 12:4</w:t>
+        </w:r>
+      </w:hyperlink>
+      <w:r>
+        <w:rPr>
+          <w:lang w:val="en_US" w:bidi="en_US"/>
+        </w:rPr>
+        <w:t xml:space="preserve"> suggests that Satan led one-third of the angels astray. This means the heavenly hosts outnumber Satan's forces two to one. </w:t>
+      </w:r>
+      <w:hyperlink r:id="rId742">
+        <w:r>
+          <w:rPr>
+            <w:lang w:val="en_US" w:bidi="en_US"/>
+          </w:rPr>
+          <w:rPr>
+            <w:color w:val="0000EE"/>
+            <w:u w:val="single"/>
+          </w:rPr>
+          <w:t>Ephesians 6:12</w:t>
+        </w:r>
+      </w:hyperlink>
+      <w:r>
+        <w:rPr>
+          <w:lang w:val="en_US" w:bidi="en_US"/>
+        </w:rPr>
+        <w:t xml:space="preserve"> suggests an order or rank of demons: </w:t>
+      </w:r>
+    </w:p>
+    <w:p>
+      <w:pPr>
+        <w:pStyle w:val="ListBullet"/>
+        <w:spacing w:line="240" w:lineRule="auto"/>
+        <w:ind w:left="720"/>
+      </w:pPr>
+      <w:r>
+        <w:rPr>
+          <w:lang w:val="en_US" w:bidi="en_US"/>
+        </w:rPr>
+      </w:r>
+      <w:r>
+        <w:rPr>
+          <w:lang w:val="en_US" w:bidi="en_US"/>
+        </w:rPr>
+        <w:t xml:space="preserve">"the rulers," </w:t>
+      </w:r>
+    </w:p>
+    <w:p>
+      <w:pPr>
+        <w:pStyle w:val="ListBullet"/>
+        <w:spacing w:line="240" w:lineRule="auto"/>
+        <w:ind w:left="720"/>
+      </w:pPr>
+      <w:r>
+        <w:rPr>
+          <w:lang w:val="en_US" w:bidi="en_US"/>
+        </w:rPr>
+      </w:r>
+      <w:r>
+        <w:rPr>
+          <w:lang w:val="en_US" w:bidi="en_US"/>
+        </w:rPr>
+        <w:t xml:space="preserve">"the authorities," </w:t>
+      </w:r>
+    </w:p>
+    <w:p>
+      <w:pPr>
+        <w:pStyle w:val="ListBullet"/>
+        <w:spacing w:line="240" w:lineRule="auto"/>
+        <w:ind w:left="720"/>
+      </w:pPr>
+      <w:r>
+        <w:rPr>
+          <w:lang w:val="en_US" w:bidi="en_US"/>
+        </w:rPr>
+      </w:r>
+      <w:r>
+        <w:rPr>
+          <w:lang w:val="en_US" w:bidi="en_US"/>
+        </w:rPr>
         <w:t>"</w:t>
       </w:r>
       <w:r>
         <w:rPr>
           <w:lang w:val="en_US" w:bidi="en_US"/>
         </w:rPr>
-        <w:t>The spiritual forces of evil in the heavenly realms"</w:t>
+        <w:t>the powers of this world’s darkness," and</w:t>
+      </w:r>
+    </w:p>
+    <w:p>
+      <w:pPr>
+        <w:pStyle w:val="ListBullet"/>
+        <w:spacing w:line="240" w:lineRule="auto"/>
+        <w:ind w:left="720"/>
+      </w:pPr>
+      <w:r>
+        <w:rPr>
+          <w:lang w:val="en_US" w:bidi="en_US"/>
+        </w:rPr>
+      </w:r>
+      <w:r>
+        <w:rPr>
+          <w:lang w:val="en_US" w:bidi="en_US"/>
+        </w:rPr>
+        <w:t>"</w:t>
+      </w:r>
+      <w:r>
+        <w:rPr>
+          <w:lang w:val="en_US" w:bidi="en_US"/>
+        </w:rPr>
+        <w:t>the spiritual forces of evil in the heavenly realms."</w:t>
       </w:r>
     </w:p>
     <w:p>
@@ -28817,7 +28930,21 @@
         <w:rPr>
           <w:lang w:val="en_US" w:bidi="en_US"/>
         </w:rPr>
-        <w:t>). Fallen angels have a similar role but serve a different master. They serve the devil because they are deceived and afraid. They want to work with humans, but their goal is to carry out Satan's plans and oppose God. They tempt, deceive, and mislead people to lead them to eternal punishment. In opposing God, they attack, oppress, hinder, and accuse God's people.</w:t>
+        <w:t xml:space="preserve">). </w:t>
+      </w:r>
+    </w:p>
+    <w:p>
+      <w:pPr/>
+      <w:r>
+        <w:rPr>
+          <w:lang w:val="en_US" w:bidi="en_US"/>
+        </w:rPr>
+      </w:r>
+      <w:r>
+        <w:rPr>
+          <w:lang w:val="en_US" w:bidi="en_US"/>
+        </w:rPr>
+        <w:t>Fallen angels have a similar role but serve a different master. They serve the devil because they are deceived and afraid. They want to work with humans, but their goal is to carry out Satan's plans and oppose God. They tempt, deceive, and mislead people to lead them to eternal punishment. In opposing God, they attack, oppress, hinder, and accuse God's people.</w:t>
       </w:r>
     </w:p>
     <w:p>
@@ -28975,7 +29102,7 @@
         <w:rPr>
           <w:lang w:val="en_US" w:bidi="en_US"/>
         </w:rPr>
-        <w:t>They deny God's word and challenge its statements.</w:t>
+        <w:t>they deny God's word and challenge its statements;</w:t>
       </w:r>
     </w:p>
     <w:p>
@@ -28993,7 +29120,7 @@
         <w:rPr>
           <w:lang w:val="en_US" w:bidi="en_US"/>
         </w:rPr>
-        <w:t>They deny the reality of death, often suggesting ideas like reincarnation.</w:t>
+        <w:t>they deny the reality of death, often suggesting ideas like reincarnation; and</w:t>
       </w:r>
     </w:p>
     <w:p>
@@ -29011,7 +29138,7 @@
         <w:rPr>
           <w:lang w:val="en_US" w:bidi="en_US"/>
         </w:rPr>
-        <w:t>They appeal to human vanity and pride by telling people they can become like God or be gods (</w:t>
+        <w:t>they appeal to human vanity and pride by telling people they can become like God or be gods (</w:t>
       </w:r>
       <w:hyperlink r:id="rId750">
         <w:r>

--- a/eng/docx/004.content.docx
+++ b/eng/docx/004.content.docx
@@ -231,7 +231,7 @@
         <w:rPr>
           <w:lang w:val="en_US" w:bidi="en_US"/>
         </w:rPr>
-        <w:t xml:space="preserve">KJV spelling of the town Daberath in </w:t>
+        <w:t xml:space="preserve">Dabareh is the King James Version spelling of the town Daberath in </w:t>
       </w:r>
       <w:hyperlink r:id="rId13">
         <w:r>
@@ -250,6 +250,14 @@
           <w:lang w:val="en_US" w:bidi="en_US"/>
         </w:rPr>
         <w:t xml:space="preserve">. </w:t>
+      </w:r>
+    </w:p>
+    <w:p>
+      <w:pPr/>
+      <w:r>
+        <w:rPr>
+          <w:lang w:val="en_US" w:bidi="en_US"/>
+        </w:rPr>
       </w:r>
       <w:r>
         <w:rPr>
@@ -21879,6 +21887,34 @@
       </w:r>
       <w:r>
         <w:rPr>
+          <w:lang w:val="en_US" w:bidi="en_US"/>
+        </w:rPr>
+        <w:t>The death of Jesus Christ refers to his death by crucifixion. Crucifixion was a method of execution in which a person was fastened to a cross and left to die. The Romans used crucifixion as a public and painful punishment. According to the New Testament, Jesus Christ was crucified under the authority of Pontius Pilate.</w:t>
+      </w:r>
+    </w:p>
+    <w:p>
+      <w:pPr/>
+      <w:r>
+        <w:rPr>
+          <w:lang w:val="en_US" w:bidi="en_US"/>
+        </w:rPr>
+      </w:r>
+      <w:r>
+        <w:rPr>
+          <w:lang w:val="en_US" w:bidi="en_US"/>
+        </w:rPr>
+        <w:t>The New Testament describes the death of Jesus as a central part of God’s work to save people from sin and bring them back into a right relationship with God. Jesus also spoke about his coming suffering and death during his ministry.</w:t>
+      </w:r>
+    </w:p>
+    <w:p>
+      <w:pPr/>
+      <w:r>
+        <w:rPr>
+          <w:lang w:val="en_US" w:bidi="en_US"/>
+        </w:rPr>
+      </w:r>
+      <w:r>
+        <w:rPr>
           <w:i/>
           <w:lang w:val="en_US" w:bidi="en_US"/>
         </w:rPr>
@@ -21906,7 +21942,7 @@
         <w:rPr>
           <w:lang w:val="en_US" w:bidi="en_US"/>
         </w:rPr>
-        <w:t>Jesus Christ, Life and Teachings of</w:t>
+        <w:t>Teachings of Jesus Christ</w:t>
       </w:r>
       <w:r>
         <w:rPr>
@@ -42645,7 +42681,7 @@
         <w:rPr>
           <w:lang w:val="en_US" w:bidi="en_US"/>
         </w:rPr>
-        <w:t xml:space="preserve">Alternate spelling of Riphath, Gomer’s son, in </w:t>
+        <w:t xml:space="preserve">Diphath is another spelling of Riphath, Gomer’s son, in </w:t>
       </w:r>
       <w:hyperlink r:id="rId1101">
         <w:r>
@@ -42664,6 +42700,14 @@
           <w:lang w:val="en_US" w:bidi="en_US"/>
         </w:rPr>
         <w:t xml:space="preserve">. </w:t>
+      </w:r>
+    </w:p>
+    <w:p>
+      <w:pPr/>
+      <w:r>
+        <w:rPr>
+          <w:lang w:val="en_US" w:bidi="en_US"/>
+        </w:rPr>
       </w:r>
       <w:r>
         <w:rPr>
@@ -48726,6 +48770,20 @@
       </w:r>
       <w:r>
         <w:rPr>
+          <w:lang w:val="en_US" w:bidi="en_US"/>
+        </w:rPr>
+        <w:t>The divine presence refers to God being present with his people. In the Bible, God makes his presence known in different ways and promises to remain with his people.</w:t>
+      </w:r>
+    </w:p>
+    <w:p>
+      <w:pPr/>
+      <w:r>
+        <w:rPr>
+          <w:lang w:val="en_US" w:bidi="en_US"/>
+        </w:rPr>
+      </w:r>
+      <w:r>
+        <w:rPr>
           <w:i/>
           <w:lang w:val="en_US" w:bidi="en_US"/>
         </w:rPr>
@@ -48741,7 +48799,7 @@
         <w:rPr>
           <w:lang w:val="en_US" w:bidi="en_US"/>
         </w:rPr>
-        <w:t>God, Being and Attributes of</w:t>
+        <w:t>Being and Attributes of God</w:t>
       </w:r>
       <w:r>
         <w:rPr>
@@ -48753,7 +48811,7 @@
         <w:rPr>
           <w:lang w:val="en_US" w:bidi="en_US"/>
         </w:rPr>
-        <w:t>Presence of God, The</w:t>
+        <w:t>Presence of God</w:t>
       </w:r>
       <w:r>
         <w:rPr>
